--- a/09-通信电路/01-无线收发电路/LoRa收发电路/LoRa收发电路.docx
+++ b/09-通信电路/01-无线收发电路/LoRa收发电路/LoRa收发电路.docx
@@ -2539,6 +2539,20 @@
     </w:p>
     <w:bookmarkEnd w:id="26"/>
     <w:bookmarkEnd w:id="27"/>
+    <w:p>
+      <w:pPr>
+        <w:spacing w:before="360"/>
+        <w:jc w:val="center"/>
+      </w:pPr>
+      <w:r>
+        <w:rPr>
+          <w:rFonts w:ascii="Times New Roman" w:hAnsi="Times New Roman"/>
+          <w:color w:val="555555"/>
+          <w:sz w:val="21"/>
+        </w:rPr>
+        <w:t>材料收集者：杜文杰</w:t>
+      </w:r>
+    </w:p>
     <w:sectPr>
       <w:headerReference r:id="rId9" w:type="default"/>
       <w:footerReference r:id="rId10" w:type="default"/>

--- a/09-通信电路/01-无线收发电路/LoRa收发电路/LoRa收发电路.docx
+++ b/09-通信电路/01-无线收发电路/LoRa收发电路/LoRa收发电路.docx
@@ -1,6 +1,6 @@
 
 <file path=word/document.xml><?xml version="1.0" encoding="utf-8"?>
-<w:document xmlns:w="http://schemas.openxmlformats.org/wordprocessingml/2006/main" xmlns:m="http://schemas.openxmlformats.org/officeDocument/2006/math" xmlns:r="http://schemas.openxmlformats.org/officeDocument/2006/relationships" xmlns:o="urn:schemas-microsoft-com:office:office" xmlns:v="urn:schemas-microsoft-com:vml" xmlns:w10="urn:schemas-microsoft-com:office:word" xmlns:a="http://schemas.openxmlformats.org/drawingml/2006/main" xmlns:pic="http://schemas.openxmlformats.org/drawingml/2006/picture" xmlns:wp="http://schemas.openxmlformats.org/drawingml/2006/wordprocessingDrawing">
+<w:document xmlns:m="http://schemas.openxmlformats.org/officeDocument/2006/math" xmlns:r="http://schemas.openxmlformats.org/officeDocument/2006/relationships" xmlns:w="http://schemas.openxmlformats.org/wordprocessingml/2006/main" xmlns:o="urn:schemas-microsoft-com:office:office" xmlns:v="urn:schemas-microsoft-com:vml" xmlns:w10="urn:schemas-microsoft-com:office:word" xmlns:a="http://schemas.openxmlformats.org/drawingml/2006/main" xmlns:pic="http://schemas.openxmlformats.org/drawingml/2006/picture" xmlns:wp="http://schemas.openxmlformats.org/drawingml/2006/wordprocessingDrawing">
   <w:body>
     <w:bookmarkStart w:id="27" w:name="lora-收发电路"/>
     <w:p>
@@ -8,11 +8,14 @@
         <w:pStyle w:val="Heading1"/>
       </w:pPr>
       <w:r>
+        <w:rPr>
+          <w:rFonts w:eastAsia="黑体"/>
+        </w:rPr>
         <w:t xml:space="preserve">LoRa </w:t>
       </w:r>
       <w:r>
         <w:rPr>
-          <w:rFonts w:hint="eastAsia"/>
+          <w:rFonts w:hint="eastAsia" w:eastAsia="黑体"/>
         </w:rPr>
         <w:t xml:space="preserve">收发电路</w:t>
       </w:r>
@@ -24,7 +27,7 @@
       </w:pPr>
       <w:r>
         <w:rPr>
-          <w:rFonts w:hint="eastAsia"/>
+          <w:rFonts w:hint="eastAsia" w:eastAsia="黑体"/>
         </w:rPr>
         <w:t xml:space="preserve">拓扑描述</w:t>
       </w:r>
@@ -35,15 +38,19 @@
       </w:pPr>
       <w:r>
         <w:rPr>
-          <w:rFonts w:hint="eastAsia"/>
+          <w:rFonts w:hint="eastAsia" w:eastAsia="黑体"/>
         </w:rPr>
         <w:t xml:space="preserve">由</w:t>
       </w:r>
       <w:r>
+        <w:rPr>
+          <w:rFonts w:eastAsia="黑体"/>
+        </w:rPr>
         <w:t xml:space="preserve"> </w:t>
       </w:r>
       <w:r>
         <w:rPr>
+          <w:rFonts w:eastAsia="黑体"/>
           <w:b/>
           <w:bCs/>
         </w:rPr>
@@ -51,7 +58,7 @@
       </w:r>
       <w:r>
         <w:rPr>
-          <w:rFonts w:hint="eastAsia"/>
+          <w:rFonts w:hint="eastAsia" w:eastAsia="黑体"/>
           <w:b/>
           <w:bCs/>
         </w:rPr>
@@ -59,6 +66,7 @@
       </w:r>
       <w:r>
         <w:rPr>
+          <w:rFonts w:eastAsia="黑体"/>
           <w:b/>
           <w:bCs/>
         </w:rPr>
@@ -66,18 +74,21 @@
       </w:r>
       <w:r>
         <w:rPr>
-          <w:rFonts w:hint="eastAsia"/>
+          <w:rFonts w:hint="eastAsia" w:eastAsia="黑体"/>
           <w:b/>
           <w:bCs/>
         </w:rPr>
         <w:t xml:space="preserve">SX1276/SX1278）U1</w:t>
       </w:r>
       <w:r>
+        <w:rPr>
+          <w:rFonts w:eastAsia="黑体"/>
+        </w:rPr>
         <w:t xml:space="preserve">、</w:t>
       </w:r>
       <w:r>
         <w:rPr>
-          <w:rFonts w:hint="eastAsia"/>
+          <w:rFonts w:hint="eastAsia" w:eastAsia="黑体"/>
           <w:b/>
           <w:bCs/>
         </w:rPr>
@@ -85,28 +96,35 @@
       </w:r>
       <w:r>
         <w:rPr>
+          <w:rFonts w:eastAsia="黑体"/>
           <w:b/>
           <w:bCs/>
         </w:rPr>
         <w:t xml:space="preserve"> Y1</w:t>
       </w:r>
       <w:r>
+        <w:rPr>
+          <w:rFonts w:eastAsia="黑体"/>
+        </w:rPr>
         <w:t xml:space="preserve">、</w:t>
       </w:r>
       <w:r>
         <w:rPr>
-          <w:rFonts w:hint="eastAsia"/>
+          <w:rFonts w:hint="eastAsia" w:eastAsia="黑体"/>
           <w:b/>
           <w:bCs/>
         </w:rPr>
         <w:t xml:space="preserve">天线阻抗匹配网络</w:t>
       </w:r>
       <w:r>
+        <w:rPr>
+          <w:rFonts w:eastAsia="黑体"/>
+        </w:rPr>
         <w:t xml:space="preserve">、</w:t>
       </w:r>
       <w:r>
         <w:rPr>
-          <w:rFonts w:hint="eastAsia"/>
+          <w:rFonts w:hint="eastAsia" w:eastAsia="黑体"/>
           <w:b/>
           <w:bCs/>
         </w:rPr>
@@ -114,6 +132,7 @@
       </w:r>
       <w:r>
         <w:rPr>
+          <w:rFonts w:eastAsia="黑体"/>
           <w:b/>
           <w:bCs/>
         </w:rPr>
@@ -121,71 +140,89 @@
       </w:r>
       <w:r>
         <w:rPr>
-          <w:rFonts w:hint="eastAsia"/>
+          <w:rFonts w:hint="eastAsia" w:eastAsia="黑体"/>
           <w:b/>
           <w:bCs/>
         </w:rPr>
         <w:t xml:space="preserve">Switch）K1</w:t>
       </w:r>
       <w:r>
+        <w:rPr>
+          <w:rFonts w:eastAsia="黑体"/>
+        </w:rPr>
         <w:t xml:space="preserve"> </w:t>
       </w:r>
       <w:r>
         <w:rPr>
-          <w:rFonts w:hint="eastAsia"/>
+          <w:rFonts w:hint="eastAsia" w:eastAsia="黑体"/>
         </w:rPr>
         <w:t xml:space="preserve">以及少量</w:t>
       </w:r>
       <w:r>
+        <w:rPr>
+          <w:rFonts w:eastAsia="黑体"/>
+        </w:rPr>
         <w:t xml:space="preserve"> </w:t>
       </w:r>
       <w:r>
         <w:rPr>
-          <w:rFonts w:hint="eastAsia"/>
+          <w:rFonts w:hint="eastAsia" w:eastAsia="黑体"/>
           <w:b/>
           <w:bCs/>
         </w:rPr>
         <w:t xml:space="preserve">电源滤波电容</w:t>
       </w:r>
       <w:r>
+        <w:rPr>
+          <w:rFonts w:eastAsia="黑体"/>
+        </w:rPr>
         <w:t xml:space="preserve"> </w:t>
       </w:r>
       <w:r>
         <w:rPr>
-          <w:rFonts w:hint="eastAsia"/>
+          <w:rFonts w:hint="eastAsia" w:eastAsia="黑体"/>
         </w:rPr>
         <w:t xml:space="preserve">组成，按功能分为射频收发、时钟、天线切换与去耦四类。芯片内部集成调制解调器、功率放大器（PA）和低噪声放大器（LNA），外部晶振提供参考时钟，天线经</w:t>
       </w:r>
       <w:r>
+        <w:rPr>
+          <w:rFonts w:eastAsia="黑体"/>
+        </w:rPr>
         <w:t xml:space="preserve"> π </w:t>
       </w:r>
       <w:r>
         <w:rPr>
-          <w:rFonts w:hint="eastAsia"/>
+          <w:rFonts w:hint="eastAsia" w:eastAsia="黑体"/>
         </w:rPr>
         <w:t xml:space="preserve">型匹配网络接入</w:t>
       </w:r>
       <w:r>
+        <w:rPr>
+          <w:rFonts w:eastAsia="黑体"/>
+        </w:rPr>
         <w:t xml:space="preserve"> RF </w:t>
       </w:r>
       <w:r>
         <w:rPr>
-          <w:rFonts w:hint="eastAsia"/>
+          <w:rFonts w:hint="eastAsia" w:eastAsia="黑体"/>
         </w:rPr>
         <w:t xml:space="preserve">引脚。电路共有</w:t>
       </w:r>
       <w:r>
+        <w:rPr>
+          <w:rFonts w:eastAsia="黑体"/>
+        </w:rPr>
         <w:t xml:space="preserve"> 7 </w:t>
       </w:r>
       <w:r>
         <w:rPr>
-          <w:rFonts w:hint="eastAsia"/>
+          <w:rFonts w:hint="eastAsia" w:eastAsia="黑体"/>
         </w:rPr>
         <w:t xml:space="preserve">个关键节点：</w:t>
       </w:r>
       <w:r>
         <w:rPr>
-          <w:rFonts w:hint="eastAsia"/>
+          <w:rFonts w:hint="eastAsia" w:eastAsia="黑体"/>
           <w:b/>
           <w:bCs/>
         </w:rPr>
@@ -193,6 +230,7 @@
       </w:r>
       <w:r>
         <w:rPr>
+          <w:rFonts w:eastAsia="黑体"/>
           <w:b/>
           <w:bCs/>
         </w:rPr>
@@ -200,7 +238,7 @@
       </w:r>
       <w:r>
         <w:rPr>
-          <w:rFonts w:hint="eastAsia"/>
+          <w:rFonts w:hint="eastAsia" w:eastAsia="黑体"/>
           <w:b/>
           <w:bCs/>
         </w:rPr>
@@ -208,13 +246,13 @@
       </w:r>
       <w:r>
         <w:rPr>
-          <w:rFonts w:hint="eastAsia"/>
+          <w:rFonts w:hint="eastAsia" w:eastAsia="黑体"/>
         </w:rPr>
         <w:t xml:space="preserve">（天线与匹配网络相连）；</w:t>
       </w:r>
       <w:r>
         <w:rPr>
-          <w:rFonts w:hint="eastAsia"/>
+          <w:rFonts w:hint="eastAsia" w:eastAsia="黑体"/>
           <w:b/>
           <w:bCs/>
         </w:rPr>
@@ -222,6 +260,7 @@
       </w:r>
       <w:r>
         <w:rPr>
+          <w:rFonts w:eastAsia="黑体"/>
           <w:b/>
           <w:bCs/>
         </w:rPr>
@@ -229,7 +268,7 @@
       </w:r>
       <w:r>
         <w:rPr>
-          <w:rFonts w:hint="eastAsia"/>
+          <w:rFonts w:hint="eastAsia" w:eastAsia="黑体"/>
           <w:b/>
           <w:bCs/>
         </w:rPr>
@@ -237,22 +276,25 @@
       </w:r>
       <w:r>
         <w:rPr>
-          <w:rFonts w:hint="eastAsia"/>
+          <w:rFonts w:hint="eastAsia" w:eastAsia="黑体"/>
         </w:rPr>
         <w:t xml:space="preserve">（匹配网络与</w:t>
       </w:r>
       <w:r>
+        <w:rPr>
+          <w:rFonts w:eastAsia="黑体"/>
+        </w:rPr>
         <w:t xml:space="preserve"> K1 </w:t>
       </w:r>
       <w:r>
         <w:rPr>
-          <w:rFonts w:hint="eastAsia"/>
+          <w:rFonts w:hint="eastAsia" w:eastAsia="黑体"/>
         </w:rPr>
         <w:t xml:space="preserve">的公共端相连）；</w:t>
       </w:r>
       <w:r>
         <w:rPr>
-          <w:rFonts w:hint="eastAsia"/>
+          <w:rFonts w:hint="eastAsia" w:eastAsia="黑体"/>
           <w:b/>
           <w:bCs/>
         </w:rPr>
@@ -260,6 +302,7 @@
       </w:r>
       <w:r>
         <w:rPr>
+          <w:rFonts w:eastAsia="黑体"/>
           <w:b/>
           <w:bCs/>
         </w:rPr>
@@ -267,7 +310,7 @@
       </w:r>
       <w:r>
         <w:rPr>
-          <w:rFonts w:hint="eastAsia"/>
+          <w:rFonts w:hint="eastAsia" w:eastAsia="黑体"/>
           <w:b/>
           <w:bCs/>
         </w:rPr>
@@ -275,40 +318,49 @@
       </w:r>
       <w:r>
         <w:rPr>
-          <w:rFonts w:hint="eastAsia"/>
+          <w:rFonts w:hint="eastAsia" w:eastAsia="黑体"/>
         </w:rPr>
         <w:t xml:space="preserve">（K1</w:t>
       </w:r>
       <w:r>
+        <w:rPr>
+          <w:rFonts w:eastAsia="黑体"/>
+        </w:rPr>
         <w:t xml:space="preserve"> </w:t>
       </w:r>
       <w:r>
         <w:rPr>
-          <w:rFonts w:hint="eastAsia"/>
+          <w:rFonts w:hint="eastAsia" w:eastAsia="黑体"/>
         </w:rPr>
         <w:t xml:space="preserve">的</w:t>
       </w:r>
       <w:r>
+        <w:rPr>
+          <w:rFonts w:eastAsia="黑体"/>
+        </w:rPr>
         <w:t xml:space="preserve"> PA </w:t>
       </w:r>
       <w:r>
         <w:rPr>
-          <w:rFonts w:hint="eastAsia"/>
+          <w:rFonts w:hint="eastAsia" w:eastAsia="黑体"/>
         </w:rPr>
         <w:t xml:space="preserve">通路接</w:t>
       </w:r>
       <w:r>
+        <w:rPr>
+          <w:rFonts w:eastAsia="黑体"/>
+        </w:rPr>
         <w:t xml:space="preserve"> U1 </w:t>
       </w:r>
       <w:r>
         <w:rPr>
-          <w:rFonts w:hint="eastAsia"/>
+          <w:rFonts w:hint="eastAsia" w:eastAsia="黑体"/>
         </w:rPr>
         <w:t xml:space="preserve">的发射输出脚）；</w:t>
       </w:r>
       <w:r>
         <w:rPr>
-          <w:rFonts w:hint="eastAsia"/>
+          <w:rFonts w:hint="eastAsia" w:eastAsia="黑体"/>
           <w:b/>
           <w:bCs/>
         </w:rPr>
@@ -316,6 +368,7 @@
       </w:r>
       <w:r>
         <w:rPr>
+          <w:rFonts w:eastAsia="黑体"/>
           <w:b/>
           <w:bCs/>
         </w:rPr>
@@ -323,7 +376,7 @@
       </w:r>
       <w:r>
         <w:rPr>
-          <w:rFonts w:hint="eastAsia"/>
+          <w:rFonts w:hint="eastAsia" w:eastAsia="黑体"/>
           <w:b/>
           <w:bCs/>
         </w:rPr>
@@ -331,40 +384,49 @@
       </w:r>
       <w:r>
         <w:rPr>
-          <w:rFonts w:hint="eastAsia"/>
+          <w:rFonts w:hint="eastAsia" w:eastAsia="黑体"/>
         </w:rPr>
         <w:t xml:space="preserve">（K1</w:t>
       </w:r>
       <w:r>
+        <w:rPr>
+          <w:rFonts w:eastAsia="黑体"/>
+        </w:rPr>
         <w:t xml:space="preserve"> </w:t>
       </w:r>
       <w:r>
         <w:rPr>
-          <w:rFonts w:hint="eastAsia"/>
+          <w:rFonts w:hint="eastAsia" w:eastAsia="黑体"/>
         </w:rPr>
         <w:t xml:space="preserve">的</w:t>
       </w:r>
       <w:r>
+        <w:rPr>
+          <w:rFonts w:eastAsia="黑体"/>
+        </w:rPr>
         <w:t xml:space="preserve"> LNA </w:t>
       </w:r>
       <w:r>
         <w:rPr>
-          <w:rFonts w:hint="eastAsia"/>
+          <w:rFonts w:hint="eastAsia" w:eastAsia="黑体"/>
         </w:rPr>
         <w:t xml:space="preserve">通路接</w:t>
       </w:r>
       <w:r>
+        <w:rPr>
+          <w:rFonts w:eastAsia="黑体"/>
+        </w:rPr>
         <w:t xml:space="preserve"> U1 </w:t>
       </w:r>
       <w:r>
         <w:rPr>
-          <w:rFonts w:hint="eastAsia"/>
+          <w:rFonts w:hint="eastAsia" w:eastAsia="黑体"/>
         </w:rPr>
         <w:t xml:space="preserve">的接收输入脚）；</w:t>
       </w:r>
       <w:r>
         <w:rPr>
-          <w:rFonts w:hint="eastAsia"/>
+          <w:rFonts w:hint="eastAsia" w:eastAsia="黑体"/>
           <w:b/>
           <w:bCs/>
         </w:rPr>
@@ -372,6 +434,7 @@
       </w:r>
       <w:r>
         <w:rPr>
+          <w:rFonts w:eastAsia="黑体"/>
           <w:b/>
           <w:bCs/>
         </w:rPr>
@@ -379,7 +442,7 @@
       </w:r>
       <w:r>
         <w:rPr>
-          <w:rFonts w:hint="eastAsia"/>
+          <w:rFonts w:hint="eastAsia" w:eastAsia="黑体"/>
           <w:b/>
           <w:bCs/>
         </w:rPr>
@@ -387,31 +450,37 @@
       </w:r>
       <w:r>
         <w:rPr>
-          <w:rFonts w:hint="eastAsia"/>
+          <w:rFonts w:hint="eastAsia" w:eastAsia="黑体"/>
         </w:rPr>
         <w:t xml:space="preserve">（Y1</w:t>
       </w:r>
       <w:r>
+        <w:rPr>
+          <w:rFonts w:eastAsia="黑体"/>
+        </w:rPr>
         <w:t xml:space="preserve"> </w:t>
       </w:r>
       <w:r>
         <w:rPr>
-          <w:rFonts w:hint="eastAsia"/>
+          <w:rFonts w:hint="eastAsia" w:eastAsia="黑体"/>
         </w:rPr>
         <w:t xml:space="preserve">与</w:t>
       </w:r>
       <w:r>
+        <w:rPr>
+          <w:rFonts w:eastAsia="黑体"/>
+        </w:rPr>
         <w:t xml:space="preserve"> U1 </w:t>
       </w:r>
       <w:r>
         <w:rPr>
-          <w:rFonts w:hint="eastAsia"/>
+          <w:rFonts w:hint="eastAsia" w:eastAsia="黑体"/>
         </w:rPr>
         <w:t xml:space="preserve">的时钟脚相连）；</w:t>
       </w:r>
       <w:r>
         <w:rPr>
-          <w:rFonts w:hint="eastAsia"/>
+          <w:rFonts w:hint="eastAsia" w:eastAsia="黑体"/>
           <w:b/>
           <w:bCs/>
         </w:rPr>
@@ -419,6 +488,7 @@
       </w:r>
       <w:r>
         <w:rPr>
+          <w:rFonts w:eastAsia="黑体"/>
           <w:b/>
           <w:bCs/>
         </w:rPr>
@@ -426,7 +496,7 @@
       </w:r>
       <w:r>
         <w:rPr>
-          <w:rFonts w:hint="eastAsia"/>
+          <w:rFonts w:hint="eastAsia" w:eastAsia="黑体"/>
           <w:b/>
           <w:bCs/>
         </w:rPr>
@@ -434,6 +504,7 @@
       </w:r>
       <w:r>
         <w:rPr>
+          <w:rFonts w:eastAsia="黑体"/>
           <w:b/>
           <w:bCs/>
         </w:rPr>
@@ -441,13 +512,13 @@
       </w:r>
       <w:r>
         <w:rPr>
-          <w:rFonts w:hint="eastAsia"/>
+          <w:rFonts w:hint="eastAsia" w:eastAsia="黑体"/>
         </w:rPr>
         <w:t xml:space="preserve">；</w:t>
       </w:r>
       <w:r>
         <w:rPr>
-          <w:rFonts w:hint="eastAsia"/>
+          <w:rFonts w:hint="eastAsia" w:eastAsia="黑体"/>
           <w:b/>
           <w:bCs/>
         </w:rPr>
@@ -455,6 +526,7 @@
       </w:r>
       <w:r>
         <w:rPr>
+          <w:rFonts w:eastAsia="黑体"/>
           <w:b/>
           <w:bCs/>
         </w:rPr>
@@ -462,7 +534,7 @@
       </w:r>
       <w:r>
         <w:rPr>
-          <w:rFonts w:hint="eastAsia"/>
+          <w:rFonts w:hint="eastAsia" w:eastAsia="黑体"/>
           <w:b/>
           <w:bCs/>
         </w:rPr>
@@ -470,12 +542,16 @@
       </w:r>
       <w:r>
         <w:rPr>
+          <w:rFonts w:eastAsia="黑体"/>
           <w:b/>
           <w:bCs/>
         </w:rPr>
         <w:t xml:space="preserve"> GND</w:t>
       </w:r>
       <w:r>
+        <w:rPr>
+          <w:rFonts w:eastAsia="黑体"/>
+        </w:rPr>
         <w:t xml:space="preserve">。</w:t>
       </w:r>
     </w:p>
@@ -483,13 +559,13 @@
       <w:pPr/>
       <w:r>
         <w:rPr>
-          <w:rFonts w:hint="eastAsia"/>
+          <w:rFonts w:hint="eastAsia" w:eastAsia="黑体"/>
         </w:rPr>
         <w:t xml:space="preserve">各元件管脚连接：</w:t>
       </w:r>
       <w:r>
         <w:rPr>
-          <w:rFonts w:hint="eastAsia"/>
+          <w:rFonts w:hint="eastAsia" w:eastAsia="黑体"/>
           <w:b/>
           <w:bCs/>
         </w:rPr>
@@ -497,13 +573,13 @@
       </w:r>
       <w:r>
         <w:rPr>
-          <w:rFonts w:hint="eastAsia"/>
+          <w:rFonts w:hint="eastAsia" w:eastAsia="黑体"/>
         </w:rPr>
         <w:t xml:space="preserve">的馈电端接节点①；</w:t>
       </w:r>
       <w:r>
         <w:rPr>
-          <w:rFonts w:hint="eastAsia"/>
+          <w:rFonts w:hint="eastAsia" w:eastAsia="黑体"/>
           <w:b/>
           <w:bCs/>
         </w:rPr>
@@ -511,116 +587,149 @@
       </w:r>
       <w:r>
         <w:rPr>
-          <w:rFonts w:hint="eastAsia"/>
+          <w:rFonts w:hint="eastAsia" w:eastAsia="黑体"/>
         </w:rPr>
         <w:t xml:space="preserve">（通常为</w:t>
       </w:r>
       <w:r>
+        <w:rPr>
+          <w:rFonts w:eastAsia="黑体"/>
+        </w:rPr>
         <w:t xml:space="preserve"> π </w:t>
       </w:r>
       <w:r>
         <w:rPr>
-          <w:rFonts w:hint="eastAsia"/>
+          <w:rFonts w:hint="eastAsia" w:eastAsia="黑体"/>
         </w:rPr>
         <w:t xml:space="preserve">型）一端接节点①、另一端接节点②；</w:t>
       </w:r>
       <w:r>
         <w:rPr>
+          <w:rFonts w:eastAsia="黑体"/>
           <w:b/>
           <w:bCs/>
         </w:rPr>
         <w:t xml:space="preserve">K1</w:t>
       </w:r>
       <w:r>
+        <w:rPr>
+          <w:rFonts w:eastAsia="黑体"/>
+        </w:rPr>
         <w:t xml:space="preserve"> </w:t>
       </w:r>
       <w:r>
         <w:rPr>
-          <w:rFonts w:hint="eastAsia"/>
+          <w:rFonts w:hint="eastAsia" w:eastAsia="黑体"/>
         </w:rPr>
         <w:t xml:space="preserve">的公共端</w:t>
       </w:r>
       <w:r>
+        <w:rPr>
+          <w:rFonts w:eastAsia="黑体"/>
+        </w:rPr>
         <w:t xml:space="preserve"> RF </w:t>
       </w:r>
       <w:r>
         <w:rPr>
-          <w:rFonts w:hint="eastAsia"/>
+          <w:rFonts w:hint="eastAsia" w:eastAsia="黑体"/>
         </w:rPr>
         <w:t xml:space="preserve">接节点②，发射支路脚</w:t>
       </w:r>
       <w:r>
+        <w:rPr>
+          <w:rFonts w:eastAsia="黑体"/>
+        </w:rPr>
         <w:t xml:space="preserve"> TX </w:t>
       </w:r>
       <w:r>
         <w:rPr>
-          <w:rFonts w:hint="eastAsia"/>
+          <w:rFonts w:hint="eastAsia" w:eastAsia="黑体"/>
         </w:rPr>
         <w:t xml:space="preserve">接节点③、接收支路脚</w:t>
       </w:r>
       <w:r>
+        <w:rPr>
+          <w:rFonts w:eastAsia="黑体"/>
+        </w:rPr>
         <w:t xml:space="preserve"> RX </w:t>
       </w:r>
       <w:r>
         <w:rPr>
-          <w:rFonts w:hint="eastAsia"/>
+          <w:rFonts w:hint="eastAsia" w:eastAsia="黑体"/>
         </w:rPr>
         <w:t xml:space="preserve">接节点④，控制脚</w:t>
       </w:r>
       <w:r>
+        <w:rPr>
+          <w:rFonts w:eastAsia="黑体"/>
+        </w:rPr>
         <w:t xml:space="preserve"> CTRL </w:t>
       </w:r>
       <w:r>
         <w:rPr>
-          <w:rFonts w:hint="eastAsia"/>
+          <w:rFonts w:hint="eastAsia" w:eastAsia="黑体"/>
         </w:rPr>
         <w:t xml:space="preserve">接</w:t>
       </w:r>
       <w:r>
+        <w:rPr>
+          <w:rFonts w:eastAsia="黑体"/>
+        </w:rPr>
         <w:t xml:space="preserve"> U1 </w:t>
       </w:r>
       <w:r>
         <w:rPr>
-          <w:rFonts w:hint="eastAsia"/>
+          <w:rFonts w:hint="eastAsia" w:eastAsia="黑体"/>
         </w:rPr>
         <w:t xml:space="preserve">的开关控制输出；</w:t>
       </w:r>
       <w:r>
         <w:rPr>
+          <w:rFonts w:eastAsia="黑体"/>
           <w:b/>
           <w:bCs/>
         </w:rPr>
         <w:t xml:space="preserve">U1</w:t>
       </w:r>
       <w:r>
+        <w:rPr>
+          <w:rFonts w:eastAsia="黑体"/>
+        </w:rPr>
         <w:t xml:space="preserve"> </w:t>
       </w:r>
       <w:r>
         <w:rPr>
-          <w:rFonts w:hint="eastAsia"/>
+          <w:rFonts w:hint="eastAsia" w:eastAsia="黑体"/>
         </w:rPr>
         <w:t xml:space="preserve">的发射输出脚（PA_OUT）接节点③、接收输入脚（RF_IN）接节点④，时钟脚（XTAL）接节点⑤，电源脚</w:t>
       </w:r>
       <w:r>
+        <w:rPr>
+          <w:rFonts w:eastAsia="黑体"/>
+        </w:rPr>
         <w:t xml:space="preserve"> VDD </w:t>
       </w:r>
       <w:r>
         <w:rPr>
-          <w:rFonts w:hint="eastAsia"/>
+          <w:rFonts w:hint="eastAsia" w:eastAsia="黑体"/>
         </w:rPr>
         <w:t xml:space="preserve">接节点⑥、地脚</w:t>
       </w:r>
       <w:r>
+        <w:rPr>
+          <w:rFonts w:eastAsia="黑体"/>
+        </w:rPr>
         <w:t xml:space="preserve"> GND </w:t>
       </w:r>
       <w:r>
         <w:rPr>
-          <w:rFonts w:hint="eastAsia"/>
+          <w:rFonts w:hint="eastAsia" w:eastAsia="黑体"/>
         </w:rPr>
         <w:t xml:space="preserve">接节点⑦；</w:t>
       </w:r>
       <w:r>
         <w:rPr>
+          <w:rFonts w:eastAsia="黑体"/>
           <w:b/>
           <w:bCs/>
         </w:rPr>
@@ -628,22 +737,25 @@
       </w:r>
       <w:r>
         <w:rPr>
-          <w:rFonts w:hint="eastAsia"/>
+          <w:rFonts w:hint="eastAsia" w:eastAsia="黑体"/>
         </w:rPr>
         <w:t xml:space="preserve">（如</w:t>
       </w:r>
       <w:r>
+        <w:rPr>
+          <w:rFonts w:eastAsia="黑体"/>
+        </w:rPr>
         <w:t xml:space="preserve"> 32 MHz </w:t>
       </w:r>
       <w:r>
         <w:rPr>
-          <w:rFonts w:hint="eastAsia"/>
+          <w:rFonts w:hint="eastAsia" w:eastAsia="黑体"/>
         </w:rPr>
         <w:t xml:space="preserve">TCXO）两端分别接节点⑤与负载电容（或地）；</w:t>
       </w:r>
       <w:r>
         <w:rPr>
-          <w:rFonts w:hint="eastAsia"/>
+          <w:rFonts w:hint="eastAsia" w:eastAsia="黑体"/>
           <w:b/>
           <w:bCs/>
         </w:rPr>
@@ -651,7 +763,7 @@
       </w:r>
       <w:r>
         <w:rPr>
-          <w:rFonts w:hint="eastAsia"/>
+          <w:rFonts w:hint="eastAsia" w:eastAsia="黑体"/>
         </w:rPr>
         <w:t xml:space="preserve">跨接在节点⑥与⑦之间，抑制发射瞬间电流波动。</w:t>
       </w:r>
@@ -660,43 +772,55 @@
       <w:pPr/>
       <w:r>
         <w:rPr>
-          <w:rFonts w:hint="eastAsia"/>
+          <w:rFonts w:hint="eastAsia" w:eastAsia="黑体"/>
         </w:rPr>
         <w:t xml:space="preserve">由此构成”基带数据经芯片内</w:t>
       </w:r>
       <w:r>
+        <w:rPr>
+          <w:rFonts w:eastAsia="黑体"/>
+        </w:rPr>
         <w:t xml:space="preserve"> CSS </w:t>
       </w:r>
       <w:r>
         <w:rPr>
-          <w:rFonts w:hint="eastAsia"/>
+          <w:rFonts w:hint="eastAsia" w:eastAsia="黑体"/>
         </w:rPr>
         <w:t xml:space="preserve">扩频调制、PA</w:t>
       </w:r>
       <w:r>
+        <w:rPr>
+          <w:rFonts w:eastAsia="黑体"/>
+        </w:rPr>
         <w:t xml:space="preserve"> </w:t>
       </w:r>
       <w:r>
         <w:rPr>
-          <w:rFonts w:hint="eastAsia"/>
+          <w:rFonts w:hint="eastAsia" w:eastAsia="黑体"/>
         </w:rPr>
         <w:t xml:space="preserve">放大后经收发开关与匹配网络辐射，接收时经开关切至</w:t>
       </w:r>
       <w:r>
+        <w:rPr>
+          <w:rFonts w:eastAsia="黑体"/>
+        </w:rPr>
         <w:t xml:space="preserve"> LNA </w:t>
       </w:r>
       <w:r>
         <w:rPr>
-          <w:rFonts w:hint="eastAsia"/>
+          <w:rFonts w:hint="eastAsia" w:eastAsia="黑体"/>
         </w:rPr>
         <w:t xml:space="preserve">放大并解调”的</w:t>
       </w:r>
       <w:r>
+        <w:rPr>
+          <w:rFonts w:eastAsia="黑体"/>
+        </w:rPr>
         <w:t xml:space="preserve"> Sub-GHz </w:t>
       </w:r>
       <w:r>
         <w:rPr>
-          <w:rFonts w:hint="eastAsia"/>
+          <w:rFonts w:hint="eastAsia" w:eastAsia="黑体"/>
         </w:rPr>
         <w:t xml:space="preserve">低功耗远距离扩频收发组态。</w:t>
       </w:r>
@@ -709,7 +833,7 @@
       </w:pPr>
       <w:r>
         <w:rPr>
-          <w:rFonts w:hint="eastAsia"/>
+          <w:rFonts w:hint="eastAsia" w:eastAsia="黑体"/>
         </w:rPr>
         <w:t xml:space="preserve">工作原理</w:t>
       </w:r>
@@ -720,34 +844,43 @@
       </w:pPr>
       <w:r>
         <w:rPr>
-          <w:rFonts w:hint="eastAsia"/>
+          <w:rFonts w:hint="eastAsia" w:eastAsia="黑体"/>
         </w:rPr>
         <w:t xml:space="preserve">发射时芯片将数字基带数据做</w:t>
       </w:r>
       <w:r>
+        <w:rPr>
+          <w:rFonts w:eastAsia="黑体"/>
+        </w:rPr>
         <w:t xml:space="preserve"> CSS </w:t>
       </w:r>
       <w:r>
         <w:rPr>
-          <w:rFonts w:hint="eastAsia"/>
+          <w:rFonts w:hint="eastAsia" w:eastAsia="黑体"/>
         </w:rPr>
         <w:t xml:space="preserve">扩频调制并经</w:t>
       </w:r>
       <w:r>
+        <w:rPr>
+          <w:rFonts w:eastAsia="黑体"/>
+        </w:rPr>
         <w:t xml:space="preserve"> PA </w:t>
       </w:r>
       <w:r>
         <w:rPr>
-          <w:rFonts w:hint="eastAsia"/>
+          <w:rFonts w:hint="eastAsia" w:eastAsia="黑体"/>
         </w:rPr>
         <w:t xml:space="preserve">放大后由天线辐射；接收时信号经</w:t>
       </w:r>
       <w:r>
+        <w:rPr>
+          <w:rFonts w:eastAsia="黑体"/>
+        </w:rPr>
         <w:t xml:space="preserve"> LNA </w:t>
       </w:r>
       <w:r>
         <w:rPr>
-          <w:rFonts w:hint="eastAsia"/>
+          <w:rFonts w:hint="eastAsia" w:eastAsia="黑体"/>
         </w:rPr>
         <w:t xml:space="preserve">放大、下变频和扩频解调还原成数据。扩频增益用于换取接收灵敏度，实现远距离低码率传输。</w:t>
       </w:r>
@@ -760,7 +893,7 @@
       </w:pPr>
       <w:r>
         <w:rPr>
-          <w:rFonts w:hint="eastAsia"/>
+          <w:rFonts w:hint="eastAsia" w:eastAsia="黑体"/>
         </w:rPr>
         <w:t xml:space="preserve">关键计算公式</w:t>
       </w:r>
@@ -774,7 +907,7 @@
       </w:pPr>
       <w:r>
         <w:rPr>
-          <w:rFonts w:hint="eastAsia"/>
+          <w:rFonts w:hint="eastAsia" w:eastAsia="黑体"/>
         </w:rPr>
         <w:t xml:space="preserve">链路预算：</w:t>
       </w:r>
@@ -917,16 +1050,19 @@
       </w:pPr>
       <w:r>
         <w:rPr>
-          <w:rFonts w:hint="eastAsia"/>
+          <w:rFonts w:hint="eastAsia" w:eastAsia="黑体"/>
         </w:rPr>
         <w:t xml:space="preserve">自由空间路径损耗（Friis</w:t>
       </w:r>
       <w:r>
+        <w:rPr>
+          <w:rFonts w:eastAsia="黑体"/>
+        </w:rPr>
         <w:t xml:space="preserve"> </w:t>
       </w:r>
       <w:r>
         <w:rPr>
-          <w:rFonts w:hint="eastAsia"/>
+          <w:rFonts w:hint="eastAsia" w:eastAsia="黑体"/>
         </w:rPr>
         <w:t xml:space="preserve">公式，</w:t>
       </w:r>
@@ -936,11 +1072,14 @@
         </m:r>
       </m:oMath>
       <w:r>
+        <w:rPr>
+          <w:rFonts w:eastAsia="黑体"/>
+        </w:rPr>
         <w:t xml:space="preserve"> </w:t>
       </w:r>
       <w:r>
         <w:rPr>
-          <w:rFonts w:hint="eastAsia"/>
+          <w:rFonts w:hint="eastAsia" w:eastAsia="黑体"/>
         </w:rPr>
         <w:t xml:space="preserve">为距离，</w:t>
       </w:r>
@@ -950,11 +1089,14 @@
         </m:r>
       </m:oMath>
       <w:r>
+        <w:rPr>
+          <w:rFonts w:eastAsia="黑体"/>
+        </w:rPr>
         <w:t xml:space="preserve"> </w:t>
       </w:r>
       <w:r>
         <w:rPr>
-          <w:rFonts w:hint="eastAsia"/>
+          <w:rFonts w:hint="eastAsia" w:eastAsia="黑体"/>
         </w:rPr>
         <w:t xml:space="preserve">为波长）：</w:t>
       </w:r>
@@ -1101,7 +1243,7 @@
       </w:pPr>
       <w:r>
         <w:rPr>
-          <w:rFonts w:hint="eastAsia"/>
+          <w:rFonts w:hint="eastAsia" w:eastAsia="黑体"/>
         </w:rPr>
         <w:t xml:space="preserve">接收灵敏度近似：</w:t>
       </w:r>
@@ -1230,16 +1372,19 @@
       </w:pPr>
       <w:r>
         <w:rPr>
-          <w:rFonts w:hint="eastAsia"/>
+          <w:rFonts w:hint="eastAsia" w:eastAsia="黑体"/>
         </w:rPr>
         <w:t xml:space="preserve">波特率与码片率关系（SF</w:t>
       </w:r>
       <w:r>
+        <w:rPr>
+          <w:rFonts w:eastAsia="黑体"/>
+        </w:rPr>
         <w:t xml:space="preserve"> </w:t>
       </w:r>
       <w:r>
         <w:rPr>
-          <w:rFonts w:hint="eastAsia"/>
+          <w:rFonts w:hint="eastAsia" w:eastAsia="黑体"/>
         </w:rPr>
         <w:t xml:space="preserve">为扩频因子）：</w:t>
       </w:r>
@@ -1339,7 +1484,7 @@
             </w:pPr>
             <w:r>
               <w:rPr>
-                <w:rFonts w:hint="eastAsia"/>
+                <w:rFonts w:hint="eastAsia" w:eastAsia="黑体"/>
               </w:rPr>
               <w:t xml:space="preserve">符号</w:t>
             </w:r>
@@ -1353,7 +1498,7 @@
             </w:pPr>
             <w:r>
               <w:rPr>
-                <w:rFonts w:hint="eastAsia"/>
+                <w:rFonts w:hint="eastAsia" w:eastAsia="黑体"/>
               </w:rPr>
               <w:t xml:space="preserve">含义</w:t>
             </w:r>
@@ -1367,7 +1512,7 @@
             </w:pPr>
             <w:r>
               <w:rPr>
-                <w:rFonts w:hint="eastAsia"/>
+                <w:rFonts w:hint="eastAsia" w:eastAsia="黑体"/>
               </w:rPr>
               <w:t xml:space="preserve">单位</w:t>
             </w:r>
@@ -1399,6 +1544,9 @@
               </m:sSub>
             </m:oMath>
             <w:r>
+              <w:rPr>
+                <w:rFonts w:eastAsia="黑体"/>
+              </w:rPr>
               <w:t xml:space="preserve">​</w:t>
             </w:r>
           </w:p>
@@ -1411,7 +1559,7 @@
             </w:pPr>
             <w:r>
               <w:rPr>
-                <w:rFonts w:hint="eastAsia"/>
+                <w:rFonts w:hint="eastAsia" w:eastAsia="黑体"/>
               </w:rPr>
               <w:t xml:space="preserve">发射功率</w:t>
             </w:r>
@@ -1424,6 +1572,9 @@
               <w:pStyle w:val="Compact"/>
             </w:pPr>
             <w:r>
+              <w:rPr>
+                <w:rFonts w:eastAsia="黑体"/>
+              </w:rPr>
               <w:t xml:space="preserve">dBm</w:t>
             </w:r>
           </w:p>
@@ -1445,6 +1596,9 @@
               </m:r>
             </m:oMath>
             <w:r>
+              <w:rPr>
+                <w:rFonts w:eastAsia="黑体"/>
+              </w:rPr>
               <w:t xml:space="preserve">​</w:t>
             </w:r>
           </w:p>
@@ -1457,7 +1611,7 @@
             </w:pPr>
             <w:r>
               <w:rPr>
-                <w:rFonts w:hint="eastAsia"/>
+                <w:rFonts w:hint="eastAsia" w:eastAsia="黑体"/>
               </w:rPr>
               <w:t xml:space="preserve">路径损耗</w:t>
             </w:r>
@@ -1470,6 +1624,9 @@
               <w:pStyle w:val="Compact"/>
             </w:pPr>
             <w:r>
+              <w:rPr>
+                <w:rFonts w:eastAsia="黑体"/>
+              </w:rPr>
               <w:t xml:space="preserve">dB</w:t>
             </w:r>
           </w:p>
@@ -1491,6 +1648,9 @@
               </m:r>
             </m:oMath>
             <w:r>
+              <w:rPr>
+                <w:rFonts w:eastAsia="黑体"/>
+              </w:rPr>
               <w:t xml:space="preserve">​</w:t>
             </w:r>
           </w:p>
@@ -1503,7 +1663,7 @@
             </w:pPr>
             <w:r>
               <w:rPr>
-                <w:rFonts w:hint="eastAsia"/>
+                <w:rFonts w:hint="eastAsia" w:eastAsia="黑体"/>
               </w:rPr>
               <w:t xml:space="preserve">接收带宽</w:t>
             </w:r>
@@ -1516,6 +1676,9 @@
               <w:pStyle w:val="Compact"/>
             </w:pPr>
             <w:r>
+              <w:rPr>
+                <w:rFonts w:eastAsia="黑体"/>
+              </w:rPr>
               <w:t xml:space="preserve">Hz</w:t>
             </w:r>
           </w:p>
@@ -1537,6 +1700,9 @@
               </m:r>
             </m:oMath>
             <w:r>
+              <w:rPr>
+                <w:rFonts w:eastAsia="黑体"/>
+              </w:rPr>
               <w:t xml:space="preserve">​</w:t>
             </w:r>
           </w:p>
@@ -1549,7 +1715,7 @@
             </w:pPr>
             <w:r>
               <w:rPr>
-                <w:rFonts w:hint="eastAsia"/>
+                <w:rFonts w:hint="eastAsia" w:eastAsia="黑体"/>
               </w:rPr>
               <w:t xml:space="preserve">噪声系数</w:t>
             </w:r>
@@ -1562,6 +1728,9 @@
               <w:pStyle w:val="Compact"/>
             </w:pPr>
             <w:r>
+              <w:rPr>
+                <w:rFonts w:eastAsia="黑体"/>
+              </w:rPr>
               <w:t xml:space="preserve">dB</w:t>
             </w:r>
           </w:p>
@@ -1583,6 +1752,9 @@
               </m:r>
             </m:oMath>
             <w:r>
+              <w:rPr>
+                <w:rFonts w:eastAsia="黑体"/>
+              </w:rPr>
               <w:t xml:space="preserve">​</w:t>
             </w:r>
           </w:p>
@@ -1595,7 +1767,7 @@
             </w:pPr>
             <w:r>
               <w:rPr>
-                <w:rFonts w:hint="eastAsia"/>
+                <w:rFonts w:hint="eastAsia" w:eastAsia="黑体"/>
               </w:rPr>
               <w:t xml:space="preserve">扩频因子</w:t>
             </w:r>
@@ -1608,6 +1780,9 @@
               <w:pStyle w:val="Compact"/>
             </w:pPr>
             <w:r>
+              <w:rPr>
+                <w:rFonts w:eastAsia="黑体"/>
+              </w:rPr>
               <w:t xml:space="preserve">—</w:t>
             </w:r>
           </w:p>
@@ -1635,6 +1810,9 @@
               </m:sSub>
             </m:oMath>
             <w:r>
+              <w:rPr>
+                <w:rFonts w:eastAsia="黑体"/>
+              </w:rPr>
               <w:t xml:space="preserve">、</w:t>
             </w:r>
             <m:oMath>
@@ -1661,7 +1839,7 @@
             </w:pPr>
             <w:r>
               <w:rPr>
-                <w:rFonts w:hint="eastAsia"/>
+                <w:rFonts w:hint="eastAsia" w:eastAsia="黑体"/>
               </w:rPr>
               <w:t xml:space="preserve">数据率、码片率</w:t>
             </w:r>
@@ -1674,6 +1852,9 @@
               <w:pStyle w:val="Compact"/>
             </w:pPr>
             <w:r>
+              <w:rPr>
+                <w:rFonts w:eastAsia="黑体"/>
+              </w:rPr>
               <w:t xml:space="preserve">bit/s</w:t>
             </w:r>
           </w:p>
@@ -1688,7 +1869,7 @@
       </w:pPr>
       <w:r>
         <w:rPr>
-          <w:rFonts w:hint="eastAsia"/>
+          <w:rFonts w:hint="eastAsia" w:eastAsia="黑体"/>
         </w:rPr>
         <w:t xml:space="preserve">元件调整影响</w:t>
       </w:r>
@@ -1703,6 +1884,7 @@
       </w:pPr>
       <w:r>
         <w:rPr>
+          <w:rFonts w:eastAsia="黑体"/>
           <w:b/>
           <w:bCs/>
         </w:rPr>
@@ -1710,21 +1892,27 @@
       </w:r>
       <w:r>
         <w:rPr>
-          <w:rFonts w:hint="eastAsia"/>
+          <w:rFonts w:hint="eastAsia" w:eastAsia="黑体"/>
           <w:b/>
           <w:bCs/>
         </w:rPr>
         <w:t xml:space="preserve">增大</w:t>
       </w:r>
       <w:r>
+        <w:rPr>
+          <w:rFonts w:eastAsia="黑体"/>
+        </w:rPr>
         <w:t xml:space="preserve"> </w:t>
       </w:r>
       <w:r>
+        <w:rPr>
+          <w:rFonts w:eastAsia="黑体"/>
+        </w:rPr>
         <w:t xml:space="preserve">→ </w:t>
       </w:r>
       <w:r>
         <w:rPr>
-          <w:rFonts w:hint="eastAsia"/>
+          <w:rFonts w:hint="eastAsia" w:eastAsia="黑体"/>
         </w:rPr>
         <w:t xml:space="preserve">接收灵敏度提高、抗干扰增强，但数据率下降、空中占用时间变长。</w:t>
       </w:r>
@@ -1739,6 +1927,7 @@
       </w:pPr>
       <w:r>
         <w:rPr>
+          <w:rFonts w:eastAsia="黑体"/>
           <w:b/>
           <w:bCs/>
         </w:rPr>
@@ -1746,21 +1935,27 @@
       </w:r>
       <w:r>
         <w:rPr>
-          <w:rFonts w:hint="eastAsia"/>
+          <w:rFonts w:hint="eastAsia" w:eastAsia="黑体"/>
           <w:b/>
           <w:bCs/>
         </w:rPr>
         <w:t xml:space="preserve">增大</w:t>
       </w:r>
       <w:r>
+        <w:rPr>
+          <w:rFonts w:eastAsia="黑体"/>
+        </w:rPr>
         <w:t xml:space="preserve"> </w:t>
       </w:r>
       <w:r>
+        <w:rPr>
+          <w:rFonts w:eastAsia="黑体"/>
+        </w:rPr>
         <w:t xml:space="preserve">→ </w:t>
       </w:r>
       <w:r>
         <w:rPr>
-          <w:rFonts w:hint="eastAsia"/>
+          <w:rFonts w:hint="eastAsia" w:eastAsia="黑体"/>
         </w:rPr>
         <w:t xml:space="preserve">数据率提高，但灵敏度下降、抗噪能力减弱。</w:t>
       </w:r>
@@ -1775,21 +1970,27 @@
       </w:pPr>
       <w:r>
         <w:rPr>
-          <w:rFonts w:hint="eastAsia"/>
+          <w:rFonts w:hint="eastAsia" w:eastAsia="黑体"/>
           <w:b/>
           <w:bCs/>
         </w:rPr>
         <w:t xml:space="preserve">发射功率增大</w:t>
       </w:r>
       <w:r>
+        <w:rPr>
+          <w:rFonts w:eastAsia="黑体"/>
+        </w:rPr>
         <w:t xml:space="preserve"> </w:t>
       </w:r>
       <w:r>
+        <w:rPr>
+          <w:rFonts w:eastAsia="黑体"/>
+        </w:rPr>
         <w:t xml:space="preserve">→ </w:t>
       </w:r>
       <w:r>
         <w:rPr>
-          <w:rFonts w:hint="eastAsia"/>
+          <w:rFonts w:hint="eastAsia" w:eastAsia="黑体"/>
         </w:rPr>
         <w:t xml:space="preserve">通信距离增加，但功耗显著上升。</w:t>
       </w:r>
@@ -1804,21 +2005,27 @@
       </w:pPr>
       <w:r>
         <w:rPr>
-          <w:rFonts w:hint="eastAsia"/>
+          <w:rFonts w:hint="eastAsia" w:eastAsia="黑体"/>
           <w:b/>
           <w:bCs/>
         </w:rPr>
         <w:t xml:space="preserve">晶振频率偏差增大</w:t>
       </w:r>
       <w:r>
+        <w:rPr>
+          <w:rFonts w:eastAsia="黑体"/>
+        </w:rPr>
         <w:t xml:space="preserve"> </w:t>
       </w:r>
       <w:r>
+        <w:rPr>
+          <w:rFonts w:eastAsia="黑体"/>
+        </w:rPr>
         <w:t xml:space="preserve">→ </w:t>
       </w:r>
       <w:r>
         <w:rPr>
-          <w:rFonts w:hint="eastAsia"/>
+          <w:rFonts w:hint="eastAsia" w:eastAsia="黑体"/>
         </w:rPr>
         <w:t xml:space="preserve">频偏导致接收灵敏度和邻道抑制能力下降。</w:t>
       </w:r>
@@ -1833,21 +2040,27 @@
       </w:pPr>
       <w:r>
         <w:rPr>
-          <w:rFonts w:hint="eastAsia"/>
+          <w:rFonts w:hint="eastAsia" w:eastAsia="黑体"/>
           <w:b/>
           <w:bCs/>
         </w:rPr>
         <w:t xml:space="preserve">天线匹配网络失配</w:t>
       </w:r>
       <w:r>
+        <w:rPr>
+          <w:rFonts w:eastAsia="黑体"/>
+        </w:rPr>
         <w:t xml:space="preserve"> </w:t>
       </w:r>
       <w:r>
+        <w:rPr>
+          <w:rFonts w:eastAsia="黑体"/>
+        </w:rPr>
         <w:t xml:space="preserve">→ </w:t>
       </w:r>
       <w:r>
         <w:rPr>
-          <w:rFonts w:hint="eastAsia"/>
+          <w:rFonts w:hint="eastAsia" w:eastAsia="黑体"/>
         </w:rPr>
         <w:t xml:space="preserve">反射损耗增大，有效辐射功率下降，距离缩短。</w:t>
       </w:r>
@@ -1860,7 +2073,7 @@
       </w:pPr>
       <w:r>
         <w:rPr>
-          <w:rFonts w:hint="eastAsia"/>
+          <w:rFonts w:hint="eastAsia" w:eastAsia="黑体"/>
         </w:rPr>
         <w:t xml:space="preserve">典型参数示例</w:t>
       </w:r>
@@ -1875,11 +2088,14 @@
       </w:pPr>
       <w:r>
         <w:rPr>
-          <w:rFonts w:hint="eastAsia"/>
+          <w:rFonts w:hint="eastAsia" w:eastAsia="黑体"/>
         </w:rPr>
         <w:t xml:space="preserve">取</w:t>
       </w:r>
       <w:r>
+        <w:rPr>
+          <w:rFonts w:eastAsia="黑体"/>
+        </w:rPr>
         <w:t xml:space="preserve"> </w:t>
       </w:r>
       <m:oMath>
@@ -1907,6 +2123,9 @@
         </m:r>
       </m:oMath>
       <w:r>
+        <w:rPr>
+          <w:rFonts w:eastAsia="黑体"/>
+        </w:rPr>
         <w:t xml:space="preserve">、</w:t>
       </w:r>
       <m:oMath>
@@ -1935,7 +2154,7 @@
       </m:oMath>
       <w:r>
         <w:rPr>
-          <w:rFonts w:hint="eastAsia"/>
+          <w:rFonts w:hint="eastAsia" w:eastAsia="黑体"/>
         </w:rPr>
         <w:t xml:space="preserve">：</w:t>
       </w:r>
@@ -2054,6 +2273,9 @@
         </m:r>
       </m:oMath>
       <w:r>
+        <w:rPr>
+          <w:rFonts w:eastAsia="黑体"/>
+        </w:rPr>
         <w:t xml:space="preserve">。</w:t>
       </w:r>
     </w:p>
@@ -2067,11 +2289,14 @@
       </w:pPr>
       <w:r>
         <w:rPr>
-          <w:rFonts w:hint="eastAsia"/>
+          <w:rFonts w:hint="eastAsia" w:eastAsia="黑体"/>
         </w:rPr>
         <w:t xml:space="preserve">取</w:t>
       </w:r>
       <w:r>
+        <w:rPr>
+          <w:rFonts w:eastAsia="黑体"/>
+        </w:rPr>
         <w:t xml:space="preserve"> </w:t>
       </w:r>
       <m:oMath>
@@ -2102,6 +2327,9 @@
         </m:r>
       </m:oMath>
       <w:r>
+        <w:rPr>
+          <w:rFonts w:eastAsia="黑体"/>
+        </w:rPr>
         <w:t xml:space="preserve">、</w:t>
       </w:r>
       <m:oMath>
@@ -2132,6 +2360,9 @@
         </m:r>
       </m:oMath>
       <w:r>
+        <w:rPr>
+          <w:rFonts w:eastAsia="黑体"/>
+        </w:rPr>
         <w:t xml:space="preserve">、</w:t>
       </w:r>
       <m:oMath>
@@ -2187,7 +2418,7 @@
       </m:oMath>
       <w:r>
         <w:rPr>
-          <w:rFonts w:hint="eastAsia"/>
+          <w:rFonts w:hint="eastAsia" w:eastAsia="黑体"/>
         </w:rPr>
         <w:t xml:space="preserve">：</w:t>
       </w:r>
@@ -2294,6 +2525,9 @@
         </m:r>
       </m:oMath>
       <w:r>
+        <w:rPr>
+          <w:rFonts w:eastAsia="黑体"/>
+        </w:rPr>
         <w:t xml:space="preserve">。</w:t>
       </w:r>
     </w:p>
@@ -2305,7 +2539,7 @@
       </w:pPr>
       <w:r>
         <w:rPr>
-          <w:rFonts w:hint="eastAsia"/>
+          <w:rFonts w:hint="eastAsia" w:eastAsia="黑体"/>
         </w:rPr>
         <w:t xml:space="preserve">常见器件型号</w:t>
       </w:r>
@@ -2320,7 +2554,7 @@
       </w:pPr>
       <w:r>
         <w:rPr>
-          <w:rFonts w:hint="eastAsia"/>
+          <w:rFonts w:hint="eastAsia" w:eastAsia="黑体"/>
         </w:rPr>
         <w:t xml:space="preserve">收发芯片：SX1276、SX1278、SX1262、LLCC68。</w:t>
       </w:r>
@@ -2335,7 +2569,7 @@
       </w:pPr>
       <w:r>
         <w:rPr>
-          <w:rFonts w:hint="eastAsia"/>
+          <w:rFonts w:hint="eastAsia" w:eastAsia="黑体"/>
         </w:rPr>
         <w:t xml:space="preserve">射频开关：PE4259、SKY13317。</w:t>
       </w:r>
@@ -2350,25 +2584,31 @@
       </w:pPr>
       <w:r>
         <w:rPr>
-          <w:rFonts w:hint="eastAsia"/>
+          <w:rFonts w:hint="eastAsia" w:eastAsia="黑体"/>
         </w:rPr>
         <w:t xml:space="preserve">晶振：32</w:t>
       </w:r>
       <w:r>
+        <w:rPr>
+          <w:rFonts w:eastAsia="黑体"/>
+        </w:rPr>
         <w:t xml:space="preserve"> MHz </w:t>
       </w:r>
       <w:r>
         <w:rPr>
-          <w:rFonts w:hint="eastAsia"/>
+          <w:rFonts w:hint="eastAsia" w:eastAsia="黑体"/>
         </w:rPr>
         <w:t xml:space="preserve">TCXO（±2.5</w:t>
       </w:r>
       <w:r>
+        <w:rPr>
+          <w:rFonts w:eastAsia="黑体"/>
+        </w:rPr>
         <w:t xml:space="preserve"> </w:t>
       </w:r>
       <w:r>
         <w:rPr>
-          <w:rFonts w:hint="eastAsia"/>
+          <w:rFonts w:hint="eastAsia" w:eastAsia="黑体"/>
         </w:rPr>
         <w:t xml:space="preserve">ppm）。</w:t>
       </w:r>
@@ -2381,7 +2621,7 @@
       </w:pPr>
       <w:r>
         <w:rPr>
-          <w:rFonts w:hint="eastAsia"/>
+          <w:rFonts w:hint="eastAsia" w:eastAsia="黑体"/>
         </w:rPr>
         <w:t xml:space="preserve">注意事项</w:t>
       </w:r>
@@ -2396,7 +2636,7 @@
       </w:pPr>
       <w:r>
         <w:rPr>
-          <w:rFonts w:hint="eastAsia"/>
+          <w:rFonts w:hint="eastAsia" w:eastAsia="黑体"/>
         </w:rPr>
         <w:t xml:space="preserve">需遵守当地法规对频率、发射功率和占空比的限制。</w:t>
       </w:r>
@@ -2411,25 +2651,31 @@
       </w:pPr>
       <w:r>
         <w:rPr>
-          <w:rFonts w:hint="eastAsia"/>
+          <w:rFonts w:hint="eastAsia" w:eastAsia="黑体"/>
         </w:rPr>
         <w:t xml:space="preserve">天线匹配与布局对性能影响大，RF</w:t>
       </w:r>
       <w:r>
+        <w:rPr>
+          <w:rFonts w:eastAsia="黑体"/>
+        </w:rPr>
         <w:t xml:space="preserve"> </w:t>
       </w:r>
       <w:r>
         <w:rPr>
-          <w:rFonts w:hint="eastAsia"/>
+          <w:rFonts w:hint="eastAsia" w:eastAsia="黑体"/>
         </w:rPr>
         <w:t xml:space="preserve">走线尽量短、做</w:t>
       </w:r>
       <w:r>
+        <w:rPr>
+          <w:rFonts w:eastAsia="黑体"/>
+        </w:rPr>
         <w:t xml:space="preserve"> 50 Ω </w:t>
       </w:r>
       <w:r>
         <w:rPr>
-          <w:rFonts w:hint="eastAsia"/>
+          <w:rFonts w:hint="eastAsia" w:eastAsia="黑体"/>
         </w:rPr>
         <w:t xml:space="preserve">阻抗控制。</w:t>
       </w:r>
@@ -2444,11 +2690,14 @@
       </w:pPr>
       <w:r>
         <w:rPr>
-          <w:rFonts w:hint="eastAsia"/>
+          <w:rFonts w:hint="eastAsia" w:eastAsia="黑体"/>
         </w:rPr>
         <w:t xml:space="preserve">晶振精度直接影响链路性能，建议采用</w:t>
       </w:r>
       <w:r>
+        <w:rPr>
+          <w:rFonts w:eastAsia="黑体"/>
+        </w:rPr>
         <w:t xml:space="preserve"> TCXO。</w:t>
       </w:r>
     </w:p>
@@ -2462,7 +2711,7 @@
       </w:pPr>
       <w:r>
         <w:rPr>
-          <w:rFonts w:hint="eastAsia"/>
+          <w:rFonts w:hint="eastAsia" w:eastAsia="黑体"/>
         </w:rPr>
         <w:t xml:space="preserve">供电需足够去耦，发射瞬间电流较大，注意电源纹波。</w:t>
       </w:r>
@@ -2475,7 +2724,7 @@
       </w:pPr>
       <w:r>
         <w:rPr>
-          <w:rFonts w:hint="eastAsia"/>
+          <w:rFonts w:hint="eastAsia" w:eastAsia="黑体"/>
         </w:rPr>
         <w:t xml:space="preserve">参考资料</w:t>
       </w:r>
@@ -2489,6 +2738,9 @@
         </w:numPr>
       </w:pPr>
       <w:r>
+        <w:rPr>
+          <w:rFonts w:eastAsia="黑体"/>
+        </w:rPr>
         <w:t xml:space="preserve">Wikipedia: LoRa。</w:t>
       </w:r>
     </w:p>
@@ -2501,11 +2753,14 @@
         </w:numPr>
       </w:pPr>
       <w:r>
+        <w:rPr>
+          <w:rFonts w:eastAsia="黑体"/>
+        </w:rPr>
         <w:t xml:space="preserve">Semtech SX1276 </w:t>
       </w:r>
       <w:r>
         <w:rPr>
-          <w:rFonts w:hint="eastAsia"/>
+          <w:rFonts w:hint="eastAsia" w:eastAsia="黑体"/>
         </w:rPr>
         <w:t xml:space="preserve">数据手册。</w:t>
       </w:r>
@@ -2519,20 +2774,26 @@
         </w:numPr>
       </w:pPr>
       <w:r>
+        <w:rPr>
+          <w:rFonts w:eastAsia="黑体"/>
+        </w:rPr>
         <w:t xml:space="preserve">Semtech </w:t>
       </w:r>
       <w:r>
         <w:rPr>
-          <w:rFonts w:hint="eastAsia"/>
+          <w:rFonts w:hint="eastAsia" w:eastAsia="黑体"/>
         </w:rPr>
         <w:t xml:space="preserve">AN1200.22（LoRa</w:t>
       </w:r>
       <w:r>
+        <w:rPr>
+          <w:rFonts w:eastAsia="黑体"/>
+        </w:rPr>
         <w:t xml:space="preserve"> </w:t>
       </w:r>
       <w:r>
         <w:rPr>
-          <w:rFonts w:hint="eastAsia"/>
+          <w:rFonts w:hint="eastAsia" w:eastAsia="黑体"/>
         </w:rPr>
         <w:t xml:space="preserve">调制基础）。</w:t>
       </w:r>
@@ -2546,11 +2807,11 @@
       </w:pPr>
       <w:r>
         <w:rPr>
-          <w:rFonts w:ascii="Times New Roman" w:hAnsi="Times New Roman"/>
+          <w:rFonts w:ascii="Times New Roman" w:hAnsi="Times New Roman" w:eastAsia="黑体"/>
           <w:color w:val="555555"/>
           <w:sz w:val="21"/>
         </w:rPr>
-        <w:t>材料收集者：杜文杰</w:t>
+        <w:t>材料收集者：杜文杰，WX手机：19519196569，QQ:3478827729</w:t>
       </w:r>
     </w:p>
     <w:sectPr>
@@ -2570,7 +2831,7 @@
 </file>
 
 <file path=word/footer1.xml><?xml version="1.0" encoding="utf-8"?>
-<w:ftr xmlns:m="http://schemas.openxmlformats.org/officeDocument/2006/math" xmlns:mc="http://schemas.openxmlformats.org/markup-compatibility/2006" xmlns:mo="http://schemas.microsoft.com/office/mac/office/2008/main" xmlns:mv="urn:schemas-microsoft-com:mac:vml" xmlns:o="urn:schemas-microsoft-com:office:office" xmlns:r="http://schemas.openxmlformats.org/officeDocument/2006/relationships" xmlns:v="urn:schemas-microsoft-com:vml" xmlns:w10="urn:schemas-microsoft-com:office:word" xmlns:w14="http://schemas.microsoft.com/office/word/2010/wordml" xmlns:w="http://schemas.openxmlformats.org/wordprocessingml/2006/main" xmlns:wne="http://schemas.microsoft.com/office/word/2006/wordml" xmlns:wp14="http://schemas.microsoft.com/office/word/2010/wordprocessingDrawing" xmlns:wp="http://schemas.openxmlformats.org/drawingml/2006/wordprocessingDrawing" xmlns:wpc="http://schemas.microsoft.com/office/word/2010/wordprocessingCanvas" xmlns:wpg="http://schemas.microsoft.com/office/word/2010/wordprocessingGroup" xmlns:wpi="http://schemas.microsoft.com/office/word/2010/wordprocessingInk" xmlns:wps="http://schemas.microsoft.com/office/word/2010/wordprocessingShape" mc:Ignorable="w14 wp14">
+<w:ftr xmlns:mc="http://schemas.openxmlformats.org/markup-compatibility/2006" xmlns:w="http://schemas.openxmlformats.org/wordprocessingml/2006/main" xmlns:m="http://schemas.openxmlformats.org/officeDocument/2006/math" xmlns:mo="http://schemas.microsoft.com/office/mac/office/2008/main" xmlns:mv="urn:schemas-microsoft-com:mac:vml" xmlns:o="urn:schemas-microsoft-com:office:office" xmlns:r="http://schemas.openxmlformats.org/officeDocument/2006/relationships" xmlns:v="urn:schemas-microsoft-com:vml" xmlns:w10="urn:schemas-microsoft-com:office:word" xmlns:w14="http://schemas.microsoft.com/office/word/2010/wordml" xmlns:wne="http://schemas.microsoft.com/office/word/2006/wordml" xmlns:wp14="http://schemas.microsoft.com/office/word/2010/wordprocessingDrawing" xmlns:wp="http://schemas.openxmlformats.org/drawingml/2006/wordprocessingDrawing" xmlns:wpc="http://schemas.microsoft.com/office/word/2010/wordprocessingCanvas" xmlns:wpg="http://schemas.microsoft.com/office/word/2010/wordprocessingGroup" xmlns:wpi="http://schemas.microsoft.com/office/word/2010/wordprocessingInk" xmlns:wps="http://schemas.microsoft.com/office/word/2010/wordprocessingShape" mc:Ignorable="w14 wp14">
   <w:p>
     <w:pPr>
       <w:pStyle w:val="Footer"/>
@@ -2578,12 +2839,14 @@
     </w:pPr>
     <w:r>
       <w:rPr>
+        <w:rFonts w:eastAsia="黑体"/>
         <w:sz w:val="18"/>
       </w:rPr>
       <w:t xml:space="preserve">第 </w:t>
     </w:r>
     <w:r>
       <w:rPr>
+        <w:rFonts w:eastAsia="黑体"/>
         <w:sz w:val="18"/>
       </w:rPr>
       <w:fldChar w:fldCharType="begin"/>
@@ -2592,6 +2855,7 @@
     </w:r>
     <w:r>
       <w:rPr>
+        <w:rFonts w:eastAsia="黑体"/>
         <w:sz w:val="18"/>
       </w:rPr>
       <w:t xml:space="preserve"> 页</w:t>
@@ -2605,6 +2869,9 @@
   <w:footnote w:type="continuationSeparator" w:id="0">
     <w:p>
       <w:r>
+        <w:rPr>
+          <w:rFonts w:eastAsia="黑体"/>
+        </w:rPr>
         <w:continuationSeparator/>
       </w:r>
     </w:p>
@@ -2612,6 +2879,9 @@
   <w:footnote w:type="separator" w:id="-1">
     <w:p>
       <w:r>
+        <w:rPr>
+          <w:rFonts w:eastAsia="黑体"/>
+        </w:rPr>
         <w:separator/>
       </w:r>
     </w:p>
@@ -2620,7 +2890,7 @@
 </file>
 
 <file path=word/header1.xml><?xml version="1.0" encoding="utf-8"?>
-<w:hdr xmlns:m="http://schemas.openxmlformats.org/officeDocument/2006/math" xmlns:mc="http://schemas.openxmlformats.org/markup-compatibility/2006" xmlns:mo="http://schemas.microsoft.com/office/mac/office/2008/main" xmlns:mv="urn:schemas-microsoft-com:mac:vml" xmlns:o="urn:schemas-microsoft-com:office:office" xmlns:r="http://schemas.openxmlformats.org/officeDocument/2006/relationships" xmlns:v="urn:schemas-microsoft-com:vml" xmlns:w10="urn:schemas-microsoft-com:office:word" xmlns:w14="http://schemas.microsoft.com/office/word/2010/wordml" xmlns:w="http://schemas.openxmlformats.org/wordprocessingml/2006/main" xmlns:wne="http://schemas.microsoft.com/office/word/2006/wordml" xmlns:wp14="http://schemas.microsoft.com/office/word/2010/wordprocessingDrawing" xmlns:wp="http://schemas.openxmlformats.org/drawingml/2006/wordprocessingDrawing" xmlns:wpc="http://schemas.microsoft.com/office/word/2010/wordprocessingCanvas" xmlns:wpg="http://schemas.microsoft.com/office/word/2010/wordprocessingGroup" xmlns:wpi="http://schemas.microsoft.com/office/word/2010/wordprocessingInk" xmlns:wps="http://schemas.microsoft.com/office/word/2010/wordprocessingShape" mc:Ignorable="w14 wp14">
+<w:hdr xmlns:mc="http://schemas.openxmlformats.org/markup-compatibility/2006" xmlns:w="http://schemas.openxmlformats.org/wordprocessingml/2006/main" xmlns:m="http://schemas.openxmlformats.org/officeDocument/2006/math" xmlns:mo="http://schemas.microsoft.com/office/mac/office/2008/main" xmlns:mv="urn:schemas-microsoft-com:mac:vml" xmlns:o="urn:schemas-microsoft-com:office:office" xmlns:r="http://schemas.openxmlformats.org/officeDocument/2006/relationships" xmlns:v="urn:schemas-microsoft-com:vml" xmlns:w10="urn:schemas-microsoft-com:office:word" xmlns:w14="http://schemas.microsoft.com/office/word/2010/wordml" xmlns:wne="http://schemas.microsoft.com/office/word/2006/wordml" xmlns:wp14="http://schemas.microsoft.com/office/word/2010/wordprocessingDrawing" xmlns:wp="http://schemas.openxmlformats.org/drawingml/2006/wordprocessingDrawing" xmlns:wpc="http://schemas.microsoft.com/office/word/2010/wordprocessingCanvas" xmlns:wpg="http://schemas.microsoft.com/office/word/2010/wordprocessingGroup" xmlns:wpi="http://schemas.microsoft.com/office/word/2010/wordprocessingInk" xmlns:wps="http://schemas.microsoft.com/office/word/2010/wordprocessingShape" mc:Ignorable="w14 wp14">
   <w:p>
     <w:pPr>
       <w:pStyle w:val="Header"/>
@@ -2628,7 +2898,7 @@
     </w:pPr>
     <w:r>
       <w:rPr>
-        <w:rFonts w:ascii="Times New Roman" w:hAnsi="Times New Roman"/>
+        <w:rFonts w:ascii="Times New Roman" w:hAnsi="Times New Roman" w:eastAsia="黑体"/>
         <w:sz w:val="18"/>
         <w:rFonts w:eastAsia="黑体"/>
         <w:rFonts w:eastAsia="黑体"/>
@@ -2640,7 +2910,7 @@
 </file>
 
 <file path=word/numbering.xml><?xml version="1.0" encoding="utf-8"?>
-<w:numbering xmlns:m="http://schemas.openxmlformats.org/officeDocument/2006/math" xmlns:mc="http://schemas.openxmlformats.org/markup-compatibility/2006" xmlns:mo="http://schemas.microsoft.com/office/mac/office/2008/main" xmlns:mv="urn:schemas-microsoft-com:mac:vml" xmlns:o="urn:schemas-microsoft-com:office:office" xmlns:r="http://schemas.openxmlformats.org/officeDocument/2006/relationships" xmlns:v="urn:schemas-microsoft-com:vml" xmlns:w="http://schemas.openxmlformats.org/wordprocessingml/2006/main" xmlns:w10="urn:schemas-microsoft-com:office:word" xmlns:w14="http://schemas.microsoft.com/office/word/2010/wordml" xmlns:wne="http://schemas.microsoft.com/office/word/2006/wordml" xmlns:wp="http://schemas.openxmlformats.org/drawingml/2006/wordprocessingDrawing" xmlns:wp14="http://schemas.microsoft.com/office/word/2010/wordprocessingDrawing" xmlns:wpc="http://schemas.microsoft.com/office/word/2010/wordprocessingCanvas" xmlns:wpg="http://schemas.microsoft.com/office/word/2010/wordprocessingGroup" xmlns:wpi="http://schemas.microsoft.com/office/word/2010/wordprocessingInk" xmlns:wps="http://schemas.microsoft.com/office/word/2010/wordprocessingShape" mc:Ignorable="w14 wp14">
+<w:numbering xmlns:mc="http://schemas.openxmlformats.org/markup-compatibility/2006" xmlns:w="http://schemas.openxmlformats.org/wordprocessingml/2006/main" xmlns:m="http://schemas.openxmlformats.org/officeDocument/2006/math" xmlns:mo="http://schemas.microsoft.com/office/mac/office/2008/main" xmlns:mv="urn:schemas-microsoft-com:mac:vml" xmlns:o="urn:schemas-microsoft-com:office:office" xmlns:r="http://schemas.openxmlformats.org/officeDocument/2006/relationships" xmlns:v="urn:schemas-microsoft-com:vml" xmlns:w10="urn:schemas-microsoft-com:office:word" xmlns:w14="http://schemas.microsoft.com/office/word/2010/wordml" xmlns:wne="http://schemas.microsoft.com/office/word/2006/wordml" xmlns:wp="http://schemas.openxmlformats.org/drawingml/2006/wordprocessingDrawing" xmlns:wp14="http://schemas.microsoft.com/office/word/2010/wordprocessingDrawing" xmlns:wpc="http://schemas.microsoft.com/office/word/2010/wordprocessingCanvas" xmlns:wpg="http://schemas.microsoft.com/office/word/2010/wordprocessingGroup" xmlns:wpi="http://schemas.microsoft.com/office/word/2010/wordprocessingInk" xmlns:wps="http://schemas.microsoft.com/office/word/2010/wordprocessingShape" mc:Ignorable="w14 wp14">
   <w:abstractNum w:abstractNumId="0">
     <w:nsid w:val="FFFFFF7C"/>
     <w:multiLevelType w:val="singleLevel"/>
@@ -2727,7 +2997,7 @@
         <w:ind w:hanging="360" w:left="1440"/>
       </w:pPr>
       <w:rPr>
-        <w:rFonts w:ascii="Symbol" w:hAnsi="Symbol" w:hint="default"/>
+        <w:rFonts w:ascii="Symbol" w:hAnsi="Symbol" w:hint="default" w:eastAsia="黑体"/>
       </w:rPr>
     </w:lvl>
   </w:abstractNum>
@@ -2748,7 +3018,7 @@
         <w:ind w:hanging="360" w:left="1080"/>
       </w:pPr>
       <w:rPr>
-        <w:rFonts w:ascii="Symbol" w:hAnsi="Symbol" w:hint="default"/>
+        <w:rFonts w:ascii="Symbol" w:hAnsi="Symbol" w:hint="default" w:eastAsia="黑体"/>
       </w:rPr>
     </w:lvl>
   </w:abstractNum>
@@ -2769,7 +3039,7 @@
         <w:ind w:hanging="360" w:left="720"/>
       </w:pPr>
       <w:rPr>
-        <w:rFonts w:ascii="Symbol" w:hAnsi="Symbol" w:hint="default"/>
+        <w:rFonts w:ascii="Symbol" w:hAnsi="Symbol" w:hint="default" w:eastAsia="黑体"/>
       </w:rPr>
     </w:lvl>
   </w:abstractNum>
@@ -2808,7 +3078,7 @@
         <w:ind w:hanging="360" w:left="360"/>
       </w:pPr>
       <w:rPr>
-        <w:rFonts w:ascii="Symbol" w:hAnsi="Symbol" w:hint="default"/>
+        <w:rFonts w:ascii="Symbol" w:hAnsi="Symbol" w:hint="default" w:eastAsia="黑体"/>
       </w:rPr>
     </w:lvl>
   </w:abstractNum>
@@ -2899,7 +3169,7 @@
         <w:ind w:left="720" w:hanging="360"/>
       </w:pPr>
       <w:rPr>
-        <w:rFonts w:ascii="Symbol" w:hAnsi="Symbol" w:cs="Symbol" w:hint="default"/>
+        <w:rFonts w:ascii="Symbol" w:hAnsi="Symbol" w:cs="Symbol" w:hint="default" w:eastAsia="黑体"/>
       </w:rPr>
     </w:lvl>
     <w:lvl w:ilvl="1">
@@ -2910,7 +3180,7 @@
         <w:ind w:left="1440" w:hanging="360"/>
       </w:pPr>
       <w:rPr>
-        <w:rFonts w:ascii="Courier New" w:hAnsi="Courier New" w:cs="Courier New" w:hint="default"/>
+        <w:rFonts w:ascii="Courier New" w:hAnsi="Courier New" w:cs="Courier New" w:hint="default" w:eastAsia="黑体"/>
       </w:rPr>
     </w:lvl>
     <w:lvl w:ilvl="2">
@@ -2921,7 +3191,7 @@
         <w:ind w:left="2160" w:hanging="360"/>
       </w:pPr>
       <w:rPr>
-        <w:rFonts w:ascii="Wingdings" w:hAnsi="Wingdings" w:cs="Wingdings" w:hint="default"/>
+        <w:rFonts w:ascii="Wingdings" w:hAnsi="Wingdings" w:cs="Wingdings" w:hint="default" w:eastAsia="黑体"/>
       </w:rPr>
     </w:lvl>
     <w:lvl w:ilvl="3">
@@ -2932,7 +3202,7 @@
         <w:ind w:left="2880" w:hanging="360"/>
       </w:pPr>
       <w:rPr>
-        <w:rFonts w:ascii="Symbol" w:hAnsi="Symbol" w:cs="Symbol" w:hint="default"/>
+        <w:rFonts w:ascii="Symbol" w:hAnsi="Symbol" w:cs="Symbol" w:hint="default" w:eastAsia="黑体"/>
       </w:rPr>
     </w:lvl>
     <w:lvl w:ilvl="4">
@@ -2943,7 +3213,7 @@
         <w:ind w:left="3600" w:hanging="360"/>
       </w:pPr>
       <w:rPr>
-        <w:rFonts w:ascii="Courier New" w:hAnsi="Courier New" w:cs="Courier New" w:hint="default"/>
+        <w:rFonts w:ascii="Courier New" w:hAnsi="Courier New" w:cs="Courier New" w:hint="default" w:eastAsia="黑体"/>
       </w:rPr>
     </w:lvl>
     <w:lvl w:ilvl="5">
@@ -2954,7 +3224,7 @@
         <w:ind w:left="4320" w:hanging="360"/>
       </w:pPr>
       <w:rPr>
-        <w:rFonts w:ascii="Wingdings" w:hAnsi="Wingdings" w:cs="Wingdings" w:hint="default"/>
+        <w:rFonts w:ascii="Wingdings" w:hAnsi="Wingdings" w:cs="Wingdings" w:hint="default" w:eastAsia="黑体"/>
       </w:rPr>
     </w:lvl>
     <w:lvl w:ilvl="6">
@@ -2965,7 +3235,7 @@
         <w:ind w:left="5040" w:hanging="360"/>
       </w:pPr>
       <w:rPr>
-        <w:rFonts w:ascii="Symbol" w:hAnsi="Symbol" w:cs="Symbol" w:hint="default"/>
+        <w:rFonts w:ascii="Symbol" w:hAnsi="Symbol" w:cs="Symbol" w:hint="default" w:eastAsia="黑体"/>
       </w:rPr>
     </w:lvl>
     <w:lvl w:ilvl="7">
@@ -2976,7 +3246,7 @@
         <w:ind w:left="5760" w:hanging="360"/>
       </w:pPr>
       <w:rPr>
-        <w:rFonts w:ascii="Courier New" w:hAnsi="Courier New" w:cs="Courier New" w:hint="default"/>
+        <w:rFonts w:ascii="Courier New" w:hAnsi="Courier New" w:cs="Courier New" w:hint="default" w:eastAsia="黑体"/>
       </w:rPr>
     </w:lvl>
     <w:lvl w:ilvl="8">
@@ -2987,7 +3257,7 @@
         <w:ind w:left="6480" w:hanging="360"/>
       </w:pPr>
       <w:rPr>
-        <w:rFonts w:ascii="Wingdings" w:hAnsi="Wingdings" w:cs="Wingdings" w:hint="default"/>
+        <w:rFonts w:ascii="Wingdings" w:hAnsi="Wingdings" w:cs="Wingdings" w:hint="default" w:eastAsia="黑体"/>
       </w:rPr>
     </w:lvl>
   </w:abstractNum>
@@ -3043,11 +3313,11 @@
 </file>
 
 <file path=word/styles.xml><?xml version="1.0" encoding="utf-8"?>
-<w:styles xmlns:mc="http://schemas.openxmlformats.org/markup-compatibility/2006" xmlns:r="http://schemas.openxmlformats.org/officeDocument/2006/relationships" xmlns:w="http://schemas.openxmlformats.org/wordprocessingml/2006/main" xmlns:w14="http://schemas.microsoft.com/office/word/2010/wordml" mc:Ignorable="w14">
+<w:styles xmlns:mc="http://schemas.openxmlformats.org/markup-compatibility/2006" xmlns:w="http://schemas.openxmlformats.org/wordprocessingml/2006/main" xmlns:r="http://schemas.openxmlformats.org/officeDocument/2006/relationships" xmlns:w14="http://schemas.microsoft.com/office/word/2010/wordml" mc:Ignorable="w14">
   <w:docDefaults>
     <w:rPrDefault>
       <w:rPr>
-        <w:rFonts w:asciiTheme="minorHAnsi" w:cstheme="minorBidi" w:eastAsiaTheme="minorEastAsia" w:hAnsiTheme="minorHAnsi"/>
+        <w:rFonts w:asciiTheme="minorHAnsi" w:cstheme="minorBidi" w:hAnsiTheme="minorHAnsi" w:eastAsia="黑体"/>
         <w:sz w:val="22"/>
         <w:szCs w:val="22"/>
         <w:lang w:bidi="ar-SA" w:eastAsia="en-US" w:val="en-US"/>
@@ -3269,7 +3539,7 @@
       <w:outlineLvl w:val="0"/>
     </w:pPr>
     <w:rPr>
-      <w:rFonts w:ascii="Times New Roman" w:asciiTheme="majorHAnsi" w:cstheme="majorBidi" w:eastAsia="黑体" w:eastAsiaTheme="majorEastAsia" w:hAnsi="Times New Roman" w:hAnsiTheme="majorHAnsi"/>
+      <w:rFonts w:ascii="Times New Roman" w:asciiTheme="majorHAnsi" w:cstheme="majorBidi" w:eastAsia="黑体" w:hAnsi="Times New Roman" w:hAnsiTheme="majorHAnsi"/>
       <w:b/>
       <w:bCs/>
       <w:color w:val="1F3864"/>
@@ -3293,7 +3563,7 @@
       <w:outlineLvl w:val="1"/>
     </w:pPr>
     <w:rPr>
-      <w:rFonts w:ascii="Times New Roman" w:asciiTheme="majorHAnsi" w:cstheme="majorBidi" w:eastAsia="黑体" w:eastAsiaTheme="majorEastAsia" w:hAnsi="Times New Roman" w:hAnsiTheme="majorHAnsi"/>
+      <w:rFonts w:ascii="Times New Roman" w:asciiTheme="majorHAnsi" w:cstheme="majorBidi" w:eastAsia="黑体" w:hAnsi="Times New Roman" w:hAnsiTheme="majorHAnsi"/>
       <w:b/>
       <w:bCs/>
       <w:color w:val="2E4E7E"/>
@@ -3317,7 +3587,7 @@
       <w:outlineLvl w:val="2"/>
     </w:pPr>
     <w:rPr>
-      <w:rFonts w:ascii="Times New Roman" w:asciiTheme="majorHAnsi" w:cstheme="majorBidi" w:eastAsia="黑体" w:eastAsiaTheme="majorEastAsia" w:hAnsi="Times New Roman" w:hAnsiTheme="majorHAnsi"/>
+      <w:rFonts w:ascii="Times New Roman" w:asciiTheme="majorHAnsi" w:cstheme="majorBidi" w:eastAsia="黑体" w:hAnsi="Times New Roman" w:hAnsiTheme="majorHAnsi"/>
       <w:b/>
       <w:bCs/>
       <w:color w:val="2E4E7E"/>
@@ -3341,7 +3611,7 @@
       <w:outlineLvl w:val="3"/>
     </w:pPr>
     <w:rPr>
-      <w:rFonts w:ascii="Times New Roman" w:asciiTheme="majorHAnsi" w:cstheme="majorBidi" w:eastAsia="黑体" w:eastAsiaTheme="majorEastAsia" w:hAnsi="Times New Roman" w:hAnsiTheme="majorHAnsi"/>
+      <w:rFonts w:ascii="Times New Roman" w:asciiTheme="majorHAnsi" w:cstheme="majorBidi" w:eastAsia="黑体" w:hAnsi="Times New Roman" w:hAnsiTheme="majorHAnsi"/>
       <w:b/>
       <w:bCs/>
       <w:i/>
@@ -3367,7 +3637,7 @@
       <w:outlineLvl w:val="4"/>
     </w:pPr>
     <w:rPr>
-      <w:rFonts w:ascii="Times New Roman" w:asciiTheme="majorHAnsi" w:cstheme="majorBidi" w:eastAsia="黑体" w:eastAsiaTheme="majorEastAsia" w:hAnsi="Times New Roman" w:hAnsiTheme="majorHAnsi"/>
+      <w:rFonts w:ascii="Times New Roman" w:asciiTheme="majorHAnsi" w:cstheme="majorBidi" w:eastAsia="黑体" w:hAnsi="Times New Roman" w:hAnsiTheme="majorHAnsi"/>
       <w:b/>
       <w:color w:val="333333"/>
       <w:sz w:val="22"/>
@@ -3390,7 +3660,7 @@
       <w:outlineLvl w:val="5"/>
     </w:pPr>
     <w:rPr>
-      <w:rFonts w:asciiTheme="majorHAnsi" w:cstheme="majorBidi" w:eastAsiaTheme="majorEastAsia" w:hAnsiTheme="majorHAnsi"/>
+      <w:rFonts w:asciiTheme="majorHAnsi" w:cstheme="majorBidi" w:hAnsiTheme="majorHAnsi" w:eastAsia="黑体"/>
       <w:i/>
       <w:iCs/>
       <w:color w:themeColor="accent1" w:themeShade="7F" w:val="243F60"/>
@@ -3413,7 +3683,7 @@
       <w:outlineLvl w:val="6"/>
     </w:pPr>
     <w:rPr>
-      <w:rFonts w:asciiTheme="majorHAnsi" w:cstheme="majorBidi" w:eastAsiaTheme="majorEastAsia" w:hAnsiTheme="majorHAnsi"/>
+      <w:rFonts w:asciiTheme="majorHAnsi" w:cstheme="majorBidi" w:hAnsiTheme="majorHAnsi" w:eastAsia="黑体"/>
       <w:i/>
       <w:iCs/>
       <w:color w:themeColor="text1" w:themeTint="BF" w:val="404040"/>
@@ -3436,7 +3706,7 @@
       <w:outlineLvl w:val="7"/>
     </w:pPr>
     <w:rPr>
-      <w:rFonts w:asciiTheme="majorHAnsi" w:cstheme="majorBidi" w:eastAsiaTheme="majorEastAsia" w:hAnsiTheme="majorHAnsi"/>
+      <w:rFonts w:asciiTheme="majorHAnsi" w:cstheme="majorBidi" w:hAnsiTheme="majorHAnsi" w:eastAsia="黑体"/>
       <w:color w:themeColor="accent1" w:val="4F81BD"/>
       <w:sz w:val="20"/>
       <w:szCs w:val="20"/>
@@ -3459,7 +3729,7 @@
       <w:outlineLvl w:val="8"/>
     </w:pPr>
     <w:rPr>
-      <w:rFonts w:asciiTheme="majorHAnsi" w:cstheme="majorBidi" w:eastAsiaTheme="majorEastAsia" w:hAnsiTheme="majorHAnsi"/>
+      <w:rFonts w:asciiTheme="majorHAnsi" w:cstheme="majorBidi" w:hAnsiTheme="majorHAnsi" w:eastAsia="黑体"/>
       <w:i/>
       <w:iCs/>
       <w:color w:themeColor="text1" w:themeTint="BF" w:val="404040"/>
@@ -3510,7 +3780,7 @@
     <w:uiPriority w:val="9"/>
     <w:rsid w:val="00FC693F"/>
     <w:rPr>
-      <w:rFonts w:asciiTheme="majorHAnsi" w:cstheme="majorBidi" w:eastAsiaTheme="majorEastAsia" w:hAnsiTheme="majorHAnsi"/>
+      <w:rFonts w:asciiTheme="majorHAnsi" w:cstheme="majorBidi" w:hAnsiTheme="majorHAnsi" w:eastAsia="黑体"/>
       <w:b/>
       <w:bCs/>
       <w:color w:themeColor="accent1" w:themeShade="BF" w:val="365F91"/>
@@ -3525,7 +3795,7 @@
     <w:uiPriority w:val="9"/>
     <w:rsid w:val="00FC693F"/>
     <w:rPr>
-      <w:rFonts w:asciiTheme="majorHAnsi" w:cstheme="majorBidi" w:eastAsiaTheme="majorEastAsia" w:hAnsiTheme="majorHAnsi"/>
+      <w:rFonts w:asciiTheme="majorHAnsi" w:cstheme="majorBidi" w:hAnsiTheme="majorHAnsi" w:eastAsia="黑体"/>
       <w:b/>
       <w:bCs/>
       <w:color w:themeColor="accent1" w:val="4F81BD"/>
@@ -3540,7 +3810,7 @@
     <w:uiPriority w:val="9"/>
     <w:rsid w:val="00FC693F"/>
     <w:rPr>
-      <w:rFonts w:asciiTheme="majorHAnsi" w:cstheme="majorBidi" w:eastAsiaTheme="majorEastAsia" w:hAnsiTheme="majorHAnsi"/>
+      <w:rFonts w:asciiTheme="majorHAnsi" w:cstheme="majorBidi" w:hAnsiTheme="majorHAnsi" w:eastAsia="黑体"/>
       <w:b/>
       <w:bCs/>
       <w:color w:themeColor="accent1" w:val="4F81BD"/>
@@ -3563,7 +3833,7 @@
       <w:contextualSpacing/>
     </w:pPr>
     <w:rPr>
-      <w:rFonts w:ascii="Times New Roman" w:asciiTheme="majorHAnsi" w:cstheme="majorBidi" w:eastAsia="黑体" w:eastAsiaTheme="majorEastAsia" w:hAnsi="Times New Roman" w:hAnsiTheme="majorHAnsi"/>
+      <w:rFonts w:ascii="Times New Roman" w:asciiTheme="majorHAnsi" w:cstheme="majorBidi" w:eastAsia="黑体" w:hAnsi="Times New Roman" w:hAnsiTheme="majorHAnsi"/>
       <w:b/>
       <w:color w:val="1F3864"/>
       <w:spacing w:val="5"/>
@@ -3579,7 +3849,7 @@
     <w:uiPriority w:val="10"/>
     <w:rsid w:val="00FC693F"/>
     <w:rPr>
-      <w:rFonts w:asciiTheme="majorHAnsi" w:cstheme="majorBidi" w:eastAsiaTheme="majorEastAsia" w:hAnsiTheme="majorHAnsi"/>
+      <w:rFonts w:asciiTheme="majorHAnsi" w:cstheme="majorBidi" w:hAnsiTheme="majorHAnsi" w:eastAsia="黑体"/>
       <w:color w:themeColor="text2" w:themeShade="BF" w:val="17365D"/>
       <w:spacing w:val="5"/>
       <w:kern w:val="28"/>
@@ -3601,7 +3871,7 @@
       </w:numPr>
     </w:pPr>
     <w:rPr>
-      <w:rFonts w:asciiTheme="majorHAnsi" w:cstheme="majorBidi" w:eastAsiaTheme="majorEastAsia" w:hAnsiTheme="majorHAnsi"/>
+      <w:rFonts w:asciiTheme="majorHAnsi" w:cstheme="majorBidi" w:hAnsiTheme="majorHAnsi" w:eastAsia="黑体"/>
       <w:i/>
       <w:iCs/>
       <w:color w:themeColor="accent1" w:val="4F81BD"/>
@@ -3617,7 +3887,7 @@
     <w:uiPriority w:val="11"/>
     <w:rsid w:val="00FC693F"/>
     <w:rPr>
-      <w:rFonts w:asciiTheme="majorHAnsi" w:cstheme="majorBidi" w:eastAsiaTheme="majorEastAsia" w:hAnsiTheme="majorHAnsi"/>
+      <w:rFonts w:asciiTheme="majorHAnsi" w:cstheme="majorBidi" w:hAnsiTheme="majorHAnsi" w:eastAsia="黑体"/>
       <w:i/>
       <w:iCs/>
       <w:color w:themeColor="accent1" w:val="4F81BD"/>
@@ -3684,6 +3954,7 @@
       <w:spacing w:after="120"/>
     </w:pPr>
     <w:rPr>
+      <w:rFonts w:eastAsia="黑体"/>
       <w:sz w:val="16"/>
       <w:szCs w:val="16"/>
     </w:rPr>
@@ -3695,6 +3966,7 @@
     <w:uiPriority w:val="99"/>
     <w:rsid w:val="00AA1D8D"/>
     <w:rPr>
+      <w:rFonts w:eastAsia="黑体"/>
       <w:sz w:val="16"/>
       <w:szCs w:val="16"/>
     </w:rPr>
@@ -3864,7 +4136,7 @@
       </w:tabs>
     </w:pPr>
     <w:rPr>
-      <w:rFonts w:ascii="Courier" w:hAnsi="Courier"/>
+      <w:rFonts w:ascii="Courier" w:hAnsi="Courier" w:eastAsia="黑体"/>
       <w:sz w:val="20"/>
       <w:szCs w:val="20"/>
     </w:rPr>
@@ -3876,7 +4148,7 @@
     <w:uiPriority w:val="99"/>
     <w:rsid w:val="0029639D"/>
     <w:rPr>
-      <w:rFonts w:ascii="Courier" w:hAnsi="Courier"/>
+      <w:rFonts w:ascii="Courier" w:hAnsi="Courier" w:eastAsia="黑体"/>
       <w:sz w:val="20"/>
       <w:szCs w:val="20"/>
     </w:rPr>
@@ -3912,6 +4184,7 @@
     <w:uiPriority w:val="29"/>
     <w:rsid w:val="00FC693F"/>
     <w:rPr>
+      <w:rFonts w:eastAsia="黑体"/>
       <w:i/>
       <w:iCs/>
       <w:color w:themeColor="text1" w:val="000000"/>
@@ -3925,7 +4198,7 @@
     <w:semiHidden/>
     <w:rsid w:val="00FC693F"/>
     <w:rPr>
-      <w:rFonts w:asciiTheme="majorHAnsi" w:cstheme="majorBidi" w:eastAsiaTheme="majorEastAsia" w:hAnsiTheme="majorHAnsi"/>
+      <w:rFonts w:asciiTheme="majorHAnsi" w:cstheme="majorBidi" w:hAnsiTheme="majorHAnsi" w:eastAsia="黑体"/>
       <w:b/>
       <w:bCs/>
       <w:i/>
@@ -3941,7 +4214,7 @@
     <w:semiHidden/>
     <w:rsid w:val="00FC693F"/>
     <w:rPr>
-      <w:rFonts w:asciiTheme="majorHAnsi" w:cstheme="majorBidi" w:eastAsiaTheme="majorEastAsia" w:hAnsiTheme="majorHAnsi"/>
+      <w:rFonts w:asciiTheme="majorHAnsi" w:cstheme="majorBidi" w:hAnsiTheme="majorHAnsi" w:eastAsia="黑体"/>
       <w:color w:themeColor="accent1" w:themeShade="7F" w:val="243F60"/>
     </w:rPr>
   </w:style>
@@ -3953,7 +4226,7 @@
     <w:semiHidden/>
     <w:rsid w:val="00FC693F"/>
     <w:rPr>
-      <w:rFonts w:asciiTheme="majorHAnsi" w:cstheme="majorBidi" w:eastAsiaTheme="majorEastAsia" w:hAnsiTheme="majorHAnsi"/>
+      <w:rFonts w:asciiTheme="majorHAnsi" w:cstheme="majorBidi" w:hAnsiTheme="majorHAnsi" w:eastAsia="黑体"/>
       <w:i/>
       <w:iCs/>
       <w:color w:themeColor="accent1" w:themeShade="7F" w:val="243F60"/>
@@ -3967,7 +4240,7 @@
     <w:semiHidden/>
     <w:rsid w:val="00FC693F"/>
     <w:rPr>
-      <w:rFonts w:asciiTheme="majorHAnsi" w:cstheme="majorBidi" w:eastAsiaTheme="majorEastAsia" w:hAnsiTheme="majorHAnsi"/>
+      <w:rFonts w:asciiTheme="majorHAnsi" w:cstheme="majorBidi" w:hAnsiTheme="majorHAnsi" w:eastAsia="黑体"/>
       <w:i/>
       <w:iCs/>
       <w:color w:themeColor="text1" w:themeTint="BF" w:val="404040"/>
@@ -3981,7 +4254,7 @@
     <w:semiHidden/>
     <w:rsid w:val="00FC693F"/>
     <w:rPr>
-      <w:rFonts w:asciiTheme="majorHAnsi" w:cstheme="majorBidi" w:eastAsiaTheme="majorEastAsia" w:hAnsiTheme="majorHAnsi"/>
+      <w:rFonts w:asciiTheme="majorHAnsi" w:cstheme="majorBidi" w:hAnsiTheme="majorHAnsi" w:eastAsia="黑体"/>
       <w:color w:themeColor="accent1" w:val="4F81BD"/>
       <w:sz w:val="20"/>
       <w:szCs w:val="20"/>
@@ -3995,7 +4268,7 @@
     <w:semiHidden/>
     <w:rsid w:val="00FC693F"/>
     <w:rPr>
-      <w:rFonts w:asciiTheme="majorHAnsi" w:cstheme="majorBidi" w:eastAsiaTheme="majorEastAsia" w:hAnsiTheme="majorHAnsi"/>
+      <w:rFonts w:asciiTheme="majorHAnsi" w:cstheme="majorBidi" w:hAnsiTheme="majorHAnsi" w:eastAsia="黑体"/>
       <w:i/>
       <w:iCs/>
       <w:color w:themeColor="text1" w:themeTint="BF" w:val="404040"/>
@@ -4016,6 +4289,7 @@
       <w:spacing w:line="240" w:lineRule="auto"/>
     </w:pPr>
     <w:rPr>
+      <w:rFonts w:eastAsia="黑体"/>
       <w:b/>
       <w:bCs/>
       <w:color w:themeColor="accent1" w:val="4F81BD"/>
@@ -4030,6 +4304,7 @@
     <w:qFormat/>
     <w:rsid w:val="00FC693F"/>
     <w:rPr>
+      <w:rFonts w:eastAsia="黑体"/>
       <w:b/>
       <w:bCs/>
     </w:rPr>
@@ -4041,6 +4316,7 @@
     <w:qFormat/>
     <w:rsid w:val="00FC693F"/>
     <w:rPr>
+      <w:rFonts w:eastAsia="黑体"/>
       <w:i/>
       <w:iCs/>
     </w:rPr>
@@ -4061,6 +4337,7 @@
       <w:ind w:left="936" w:right="936"/>
     </w:pPr>
     <w:rPr>
+      <w:rFonts w:eastAsia="黑体"/>
       <w:b/>
       <w:bCs/>
       <w:i/>
@@ -4075,6 +4352,7 @@
     <w:uiPriority w:val="30"/>
     <w:rsid w:val="00FC693F"/>
     <w:rPr>
+      <w:rFonts w:eastAsia="黑体"/>
       <w:b/>
       <w:bCs/>
       <w:i/>
@@ -4089,6 +4367,7 @@
     <w:qFormat/>
     <w:rsid w:val="00FC693F"/>
     <w:rPr>
+      <w:rFonts w:eastAsia="黑体"/>
       <w:i/>
       <w:iCs/>
       <w:color w:themeColor="text1" w:themeTint="7F" w:val="808080"/>
@@ -4101,6 +4380,7 @@
     <w:qFormat/>
     <w:rsid w:val="00FC693F"/>
     <w:rPr>
+      <w:rFonts w:eastAsia="黑体"/>
       <w:b/>
       <w:bCs/>
       <w:i/>
@@ -4115,6 +4395,7 @@
     <w:qFormat/>
     <w:rsid w:val="00FC693F"/>
     <w:rPr>
+      <w:rFonts w:eastAsia="黑体"/>
       <w:smallCaps/>
       <w:color w:themeColor="accent2" w:val="C0504D"/>
       <w:u w:val="single"/>
@@ -4127,6 +4408,7 @@
     <w:qFormat/>
     <w:rsid w:val="00FC693F"/>
     <w:rPr>
+      <w:rFonts w:eastAsia="黑体"/>
       <w:b/>
       <w:bCs/>
       <w:smallCaps/>
@@ -4142,6 +4424,7 @@
     <w:qFormat/>
     <w:rsid w:val="00FC693F"/>
     <w:rPr>
+      <w:rFonts w:eastAsia="黑体"/>
       <w:b/>
       <w:bCs/>
       <w:smallCaps/>
@@ -4196,6 +4479,7 @@
       <w:spacing w:after="0" w:line="240" w:lineRule="auto"/>
     </w:pPr>
     <w:rPr>
+      <w:rFonts w:eastAsia="黑体"/>
       <w:color w:themeColor="text1" w:themeShade="BF" w:val="000000"/>
     </w:rPr>
     <w:tblPr>
@@ -4218,6 +4502,7 @@
         <w:spacing w:after="0" w:before="0" w:line="240" w:lineRule="auto"/>
       </w:pPr>
       <w:rPr>
+        <w:rFonts w:eastAsia="黑体"/>
         <w:b/>
         <w:bCs/>
       </w:rPr>
@@ -4238,6 +4523,7 @@
         <w:spacing w:after="0" w:before="0" w:line="240" w:lineRule="auto"/>
       </w:pPr>
       <w:rPr>
+        <w:rFonts w:eastAsia="黑体"/>
         <w:b/>
         <w:bCs/>
       </w:rPr>
@@ -4255,12 +4541,14 @@
     </w:tblStylePr>
     <w:tblStylePr w:type="firstCol">
       <w:rPr>
+        <w:rFonts w:eastAsia="黑体"/>
         <w:b/>
         <w:bCs/>
       </w:rPr>
     </w:tblStylePr>
     <w:tblStylePr w:type="lastCol">
       <w:rPr>
+        <w:rFonts w:eastAsia="黑体"/>
         <w:b/>
         <w:bCs/>
       </w:rPr>
@@ -4299,6 +4587,7 @@
       <w:spacing w:after="0" w:line="240" w:lineRule="auto"/>
     </w:pPr>
     <w:rPr>
+      <w:rFonts w:eastAsia="黑体"/>
       <w:color w:themeColor="accent1" w:themeShade="BF" w:val="365F91"/>
     </w:rPr>
     <w:tblPr>
@@ -4321,6 +4610,7 @@
         <w:spacing w:after="0" w:before="0" w:line="240" w:lineRule="auto"/>
       </w:pPr>
       <w:rPr>
+        <w:rFonts w:eastAsia="黑体"/>
         <w:b/>
         <w:bCs/>
       </w:rPr>
@@ -4341,6 +4631,7 @@
         <w:spacing w:after="0" w:before="0" w:line="240" w:lineRule="auto"/>
       </w:pPr>
       <w:rPr>
+        <w:rFonts w:eastAsia="黑体"/>
         <w:b/>
         <w:bCs/>
       </w:rPr>
@@ -4358,12 +4649,14 @@
     </w:tblStylePr>
     <w:tblStylePr w:type="firstCol">
       <w:rPr>
+        <w:rFonts w:eastAsia="黑体"/>
         <w:b/>
         <w:bCs/>
       </w:rPr>
     </w:tblStylePr>
     <w:tblStylePr w:type="lastCol">
       <w:rPr>
+        <w:rFonts w:eastAsia="黑体"/>
         <w:b/>
         <w:bCs/>
       </w:rPr>
@@ -4402,6 +4695,7 @@
       <w:spacing w:after="0" w:line="240" w:lineRule="auto"/>
     </w:pPr>
     <w:rPr>
+      <w:rFonts w:eastAsia="黑体"/>
       <w:color w:themeColor="accent2" w:themeShade="BF" w:val="943634"/>
     </w:rPr>
     <w:tblPr>
@@ -4424,6 +4718,7 @@
         <w:spacing w:after="0" w:before="0" w:line="240" w:lineRule="auto"/>
       </w:pPr>
       <w:rPr>
+        <w:rFonts w:eastAsia="黑体"/>
         <w:b/>
         <w:bCs/>
       </w:rPr>
@@ -4444,6 +4739,7 @@
         <w:spacing w:after="0" w:before="0" w:line="240" w:lineRule="auto"/>
       </w:pPr>
       <w:rPr>
+        <w:rFonts w:eastAsia="黑体"/>
         <w:b/>
         <w:bCs/>
       </w:rPr>
@@ -4461,12 +4757,14 @@
     </w:tblStylePr>
     <w:tblStylePr w:type="firstCol">
       <w:rPr>
+        <w:rFonts w:eastAsia="黑体"/>
         <w:b/>
         <w:bCs/>
       </w:rPr>
     </w:tblStylePr>
     <w:tblStylePr w:type="lastCol">
       <w:rPr>
+        <w:rFonts w:eastAsia="黑体"/>
         <w:b/>
         <w:bCs/>
       </w:rPr>
@@ -4505,6 +4803,7 @@
       <w:spacing w:after="0" w:line="240" w:lineRule="auto"/>
     </w:pPr>
     <w:rPr>
+      <w:rFonts w:eastAsia="黑体"/>
       <w:color w:themeColor="accent3" w:themeShade="BF" w:val="76923C"/>
     </w:rPr>
     <w:tblPr>
@@ -4527,6 +4826,7 @@
         <w:spacing w:after="0" w:before="0" w:line="240" w:lineRule="auto"/>
       </w:pPr>
       <w:rPr>
+        <w:rFonts w:eastAsia="黑体"/>
         <w:b/>
         <w:bCs/>
       </w:rPr>
@@ -4547,6 +4847,7 @@
         <w:spacing w:after="0" w:before="0" w:line="240" w:lineRule="auto"/>
       </w:pPr>
       <w:rPr>
+        <w:rFonts w:eastAsia="黑体"/>
         <w:b/>
         <w:bCs/>
       </w:rPr>
@@ -4564,12 +4865,14 @@
     </w:tblStylePr>
     <w:tblStylePr w:type="firstCol">
       <w:rPr>
+        <w:rFonts w:eastAsia="黑体"/>
         <w:b/>
         <w:bCs/>
       </w:rPr>
     </w:tblStylePr>
     <w:tblStylePr w:type="lastCol">
       <w:rPr>
+        <w:rFonts w:eastAsia="黑体"/>
         <w:b/>
         <w:bCs/>
       </w:rPr>
@@ -4608,6 +4911,7 @@
       <w:spacing w:after="0" w:line="240" w:lineRule="auto"/>
     </w:pPr>
     <w:rPr>
+      <w:rFonts w:eastAsia="黑体"/>
       <w:color w:themeColor="accent4" w:themeShade="BF" w:val="5F497A"/>
     </w:rPr>
     <w:tblPr>
@@ -4630,6 +4934,7 @@
         <w:spacing w:after="0" w:before="0" w:line="240" w:lineRule="auto"/>
       </w:pPr>
       <w:rPr>
+        <w:rFonts w:eastAsia="黑体"/>
         <w:b/>
         <w:bCs/>
       </w:rPr>
@@ -4650,6 +4955,7 @@
         <w:spacing w:after="0" w:before="0" w:line="240" w:lineRule="auto"/>
       </w:pPr>
       <w:rPr>
+        <w:rFonts w:eastAsia="黑体"/>
         <w:b/>
         <w:bCs/>
       </w:rPr>
@@ -4667,12 +4973,14 @@
     </w:tblStylePr>
     <w:tblStylePr w:type="firstCol">
       <w:rPr>
+        <w:rFonts w:eastAsia="黑体"/>
         <w:b/>
         <w:bCs/>
       </w:rPr>
     </w:tblStylePr>
     <w:tblStylePr w:type="lastCol">
       <w:rPr>
+        <w:rFonts w:eastAsia="黑体"/>
         <w:b/>
         <w:bCs/>
       </w:rPr>
@@ -4711,6 +5019,7 @@
       <w:spacing w:after="0" w:line="240" w:lineRule="auto"/>
     </w:pPr>
     <w:rPr>
+      <w:rFonts w:eastAsia="黑体"/>
       <w:color w:themeColor="accent5" w:themeShade="BF" w:val="31849B"/>
     </w:rPr>
     <w:tblPr>
@@ -4733,6 +5042,7 @@
         <w:spacing w:after="0" w:before="0" w:line="240" w:lineRule="auto"/>
       </w:pPr>
       <w:rPr>
+        <w:rFonts w:eastAsia="黑体"/>
         <w:b/>
         <w:bCs/>
       </w:rPr>
@@ -4753,6 +5063,7 @@
         <w:spacing w:after="0" w:before="0" w:line="240" w:lineRule="auto"/>
       </w:pPr>
       <w:rPr>
+        <w:rFonts w:eastAsia="黑体"/>
         <w:b/>
         <w:bCs/>
       </w:rPr>
@@ -4770,12 +5081,14 @@
     </w:tblStylePr>
     <w:tblStylePr w:type="firstCol">
       <w:rPr>
+        <w:rFonts w:eastAsia="黑体"/>
         <w:b/>
         <w:bCs/>
       </w:rPr>
     </w:tblStylePr>
     <w:tblStylePr w:type="lastCol">
       <w:rPr>
+        <w:rFonts w:eastAsia="黑体"/>
         <w:b/>
         <w:bCs/>
       </w:rPr>
@@ -4814,6 +5127,7 @@
       <w:spacing w:after="0" w:line="240" w:lineRule="auto"/>
     </w:pPr>
     <w:rPr>
+      <w:rFonts w:eastAsia="黑体"/>
       <w:color w:themeColor="accent6" w:themeShade="BF" w:val="E36C0A"/>
     </w:rPr>
     <w:tblPr>
@@ -4836,6 +5150,7 @@
         <w:spacing w:after="0" w:before="0" w:line="240" w:lineRule="auto"/>
       </w:pPr>
       <w:rPr>
+        <w:rFonts w:eastAsia="黑体"/>
         <w:b/>
         <w:bCs/>
       </w:rPr>
@@ -4856,6 +5171,7 @@
         <w:spacing w:after="0" w:before="0" w:line="240" w:lineRule="auto"/>
       </w:pPr>
       <w:rPr>
+        <w:rFonts w:eastAsia="黑体"/>
         <w:b/>
         <w:bCs/>
       </w:rPr>
@@ -4873,12 +5189,14 @@
     </w:tblStylePr>
     <w:tblStylePr w:type="firstCol">
       <w:rPr>
+        <w:rFonts w:eastAsia="黑体"/>
         <w:b/>
         <w:bCs/>
       </w:rPr>
     </w:tblStylePr>
     <w:tblStylePr w:type="lastCol">
       <w:rPr>
+        <w:rFonts w:eastAsia="黑体"/>
         <w:b/>
         <w:bCs/>
       </w:rPr>
@@ -4938,6 +5256,7 @@
         <w:spacing w:after="0" w:before="0" w:line="240" w:lineRule="auto"/>
       </w:pPr>
       <w:rPr>
+        <w:rFonts w:eastAsia="黑体"/>
         <w:b/>
         <w:bCs/>
         <w:color w:themeColor="background1" w:val="FFFFFF"/>
@@ -4952,6 +5271,7 @@
         <w:spacing w:after="0" w:before="0" w:line="240" w:lineRule="auto"/>
       </w:pPr>
       <w:rPr>
+        <w:rFonts w:eastAsia="黑体"/>
         <w:b/>
         <w:bCs/>
       </w:rPr>
@@ -4967,12 +5287,14 @@
     </w:tblStylePr>
     <w:tblStylePr w:type="firstCol">
       <w:rPr>
+        <w:rFonts w:eastAsia="黑体"/>
         <w:b/>
         <w:bCs/>
       </w:rPr>
     </w:tblStylePr>
     <w:tblStylePr w:type="lastCol">
       <w:rPr>
+        <w:rFonts w:eastAsia="黑体"/>
         <w:b/>
         <w:bCs/>
       </w:rPr>
@@ -5030,6 +5352,7 @@
         <w:spacing w:after="0" w:before="0" w:line="240" w:lineRule="auto"/>
       </w:pPr>
       <w:rPr>
+        <w:rFonts w:eastAsia="黑体"/>
         <w:b/>
         <w:bCs/>
         <w:color w:themeColor="background1" w:val="FFFFFF"/>
@@ -5044,6 +5367,7 @@
         <w:spacing w:after="0" w:before="0" w:line="240" w:lineRule="auto"/>
       </w:pPr>
       <w:rPr>
+        <w:rFonts w:eastAsia="黑体"/>
         <w:b/>
         <w:bCs/>
       </w:rPr>
@@ -5059,12 +5383,14 @@
     </w:tblStylePr>
     <w:tblStylePr w:type="firstCol">
       <w:rPr>
+        <w:rFonts w:eastAsia="黑体"/>
         <w:b/>
         <w:bCs/>
       </w:rPr>
     </w:tblStylePr>
     <w:tblStylePr w:type="lastCol">
       <w:rPr>
+        <w:rFonts w:eastAsia="黑体"/>
         <w:b/>
         <w:bCs/>
       </w:rPr>
@@ -5122,6 +5448,7 @@
         <w:spacing w:after="0" w:before="0" w:line="240" w:lineRule="auto"/>
       </w:pPr>
       <w:rPr>
+        <w:rFonts w:eastAsia="黑体"/>
         <w:b/>
         <w:bCs/>
         <w:color w:themeColor="background1" w:val="FFFFFF"/>
@@ -5136,6 +5463,7 @@
         <w:spacing w:after="0" w:before="0" w:line="240" w:lineRule="auto"/>
       </w:pPr>
       <w:rPr>
+        <w:rFonts w:eastAsia="黑体"/>
         <w:b/>
         <w:bCs/>
       </w:rPr>
@@ -5151,12 +5479,14 @@
     </w:tblStylePr>
     <w:tblStylePr w:type="firstCol">
       <w:rPr>
+        <w:rFonts w:eastAsia="黑体"/>
         <w:b/>
         <w:bCs/>
       </w:rPr>
     </w:tblStylePr>
     <w:tblStylePr w:type="lastCol">
       <w:rPr>
+        <w:rFonts w:eastAsia="黑体"/>
         <w:b/>
         <w:bCs/>
       </w:rPr>
@@ -5214,6 +5544,7 @@
         <w:spacing w:after="0" w:before="0" w:line="240" w:lineRule="auto"/>
       </w:pPr>
       <w:rPr>
+        <w:rFonts w:eastAsia="黑体"/>
         <w:b/>
         <w:bCs/>
         <w:color w:themeColor="background1" w:val="FFFFFF"/>
@@ -5228,6 +5559,7 @@
         <w:spacing w:after="0" w:before="0" w:line="240" w:lineRule="auto"/>
       </w:pPr>
       <w:rPr>
+        <w:rFonts w:eastAsia="黑体"/>
         <w:b/>
         <w:bCs/>
       </w:rPr>
@@ -5243,12 +5575,14 @@
     </w:tblStylePr>
     <w:tblStylePr w:type="firstCol">
       <w:rPr>
+        <w:rFonts w:eastAsia="黑体"/>
         <w:b/>
         <w:bCs/>
       </w:rPr>
     </w:tblStylePr>
     <w:tblStylePr w:type="lastCol">
       <w:rPr>
+        <w:rFonts w:eastAsia="黑体"/>
         <w:b/>
         <w:bCs/>
       </w:rPr>
@@ -5306,6 +5640,7 @@
         <w:spacing w:after="0" w:before="0" w:line="240" w:lineRule="auto"/>
       </w:pPr>
       <w:rPr>
+        <w:rFonts w:eastAsia="黑体"/>
         <w:b/>
         <w:bCs/>
         <w:color w:themeColor="background1" w:val="FFFFFF"/>
@@ -5320,6 +5655,7 @@
         <w:spacing w:after="0" w:before="0" w:line="240" w:lineRule="auto"/>
       </w:pPr>
       <w:rPr>
+        <w:rFonts w:eastAsia="黑体"/>
         <w:b/>
         <w:bCs/>
       </w:rPr>
@@ -5335,12 +5671,14 @@
     </w:tblStylePr>
     <w:tblStylePr w:type="firstCol">
       <w:rPr>
+        <w:rFonts w:eastAsia="黑体"/>
         <w:b/>
         <w:bCs/>
       </w:rPr>
     </w:tblStylePr>
     <w:tblStylePr w:type="lastCol">
       <w:rPr>
+        <w:rFonts w:eastAsia="黑体"/>
         <w:b/>
         <w:bCs/>
       </w:rPr>
@@ -5398,6 +5736,7 @@
         <w:spacing w:after="0" w:before="0" w:line="240" w:lineRule="auto"/>
       </w:pPr>
       <w:rPr>
+        <w:rFonts w:eastAsia="黑体"/>
         <w:b/>
         <w:bCs/>
         <w:color w:themeColor="background1" w:val="FFFFFF"/>
@@ -5412,6 +5751,7 @@
         <w:spacing w:after="0" w:before="0" w:line="240" w:lineRule="auto"/>
       </w:pPr>
       <w:rPr>
+        <w:rFonts w:eastAsia="黑体"/>
         <w:b/>
         <w:bCs/>
       </w:rPr>
@@ -5427,12 +5767,14 @@
     </w:tblStylePr>
     <w:tblStylePr w:type="firstCol">
       <w:rPr>
+        <w:rFonts w:eastAsia="黑体"/>
         <w:b/>
         <w:bCs/>
       </w:rPr>
     </w:tblStylePr>
     <w:tblStylePr w:type="lastCol">
       <w:rPr>
+        <w:rFonts w:eastAsia="黑体"/>
         <w:b/>
         <w:bCs/>
       </w:rPr>
@@ -5490,6 +5832,7 @@
         <w:spacing w:after="0" w:before="0" w:line="240" w:lineRule="auto"/>
       </w:pPr>
       <w:rPr>
+        <w:rFonts w:eastAsia="黑体"/>
         <w:b/>
         <w:bCs/>
         <w:color w:themeColor="background1" w:val="FFFFFF"/>
@@ -5504,6 +5847,7 @@
         <w:spacing w:after="0" w:before="0" w:line="240" w:lineRule="auto"/>
       </w:pPr>
       <w:rPr>
+        <w:rFonts w:eastAsia="黑体"/>
         <w:b/>
         <w:bCs/>
       </w:rPr>
@@ -5519,12 +5863,14 @@
     </w:tblStylePr>
     <w:tblStylePr w:type="firstCol">
       <w:rPr>
+        <w:rFonts w:eastAsia="黑体"/>
         <w:b/>
         <w:bCs/>
       </w:rPr>
     </w:tblStylePr>
     <w:tblStylePr w:type="lastCol">
       <w:rPr>
+        <w:rFonts w:eastAsia="黑体"/>
         <w:b/>
         <w:bCs/>
       </w:rPr>
@@ -5584,7 +5930,7 @@
         <w:spacing w:after="0" w:before="0" w:line="240" w:lineRule="auto"/>
       </w:pPr>
       <w:rPr>
-        <w:rFonts w:asciiTheme="majorHAnsi" w:cstheme="majorBidi" w:eastAsiaTheme="majorEastAsia" w:hAnsiTheme="majorHAnsi"/>
+        <w:rFonts w:asciiTheme="majorHAnsi" w:cstheme="majorBidi" w:hAnsiTheme="majorHAnsi" w:eastAsia="黑体"/>
         <w:b/>
         <w:bCs/>
       </w:rPr>
@@ -5605,7 +5951,7 @@
         <w:spacing w:after="0" w:before="0" w:line="240" w:lineRule="auto"/>
       </w:pPr>
       <w:rPr>
-        <w:rFonts w:asciiTheme="majorHAnsi" w:cstheme="majorBidi" w:eastAsiaTheme="majorEastAsia" w:hAnsiTheme="majorHAnsi"/>
+        <w:rFonts w:asciiTheme="majorHAnsi" w:cstheme="majorBidi" w:hAnsiTheme="majorHAnsi" w:eastAsia="黑体"/>
         <w:b/>
         <w:bCs/>
       </w:rPr>
@@ -5623,14 +5969,14 @@
     </w:tblStylePr>
     <w:tblStylePr w:type="firstCol">
       <w:rPr>
-        <w:rFonts w:asciiTheme="majorHAnsi" w:cstheme="majorBidi" w:eastAsiaTheme="majorEastAsia" w:hAnsiTheme="majorHAnsi"/>
+        <w:rFonts w:asciiTheme="majorHAnsi" w:cstheme="majorBidi" w:hAnsiTheme="majorHAnsi" w:eastAsia="黑体"/>
         <w:b/>
         <w:bCs/>
       </w:rPr>
     </w:tblStylePr>
     <w:tblStylePr w:type="lastCol">
       <w:rPr>
-        <w:rFonts w:asciiTheme="majorHAnsi" w:cstheme="majorBidi" w:eastAsiaTheme="majorEastAsia" w:hAnsiTheme="majorHAnsi"/>
+        <w:rFonts w:asciiTheme="majorHAnsi" w:cstheme="majorBidi" w:hAnsiTheme="majorHAnsi" w:eastAsia="黑体"/>
         <w:b/>
         <w:bCs/>
       </w:rPr>
@@ -5714,7 +6060,7 @@
         <w:spacing w:after="0" w:before="0" w:line="240" w:lineRule="auto"/>
       </w:pPr>
       <w:rPr>
-        <w:rFonts w:asciiTheme="majorHAnsi" w:cstheme="majorBidi" w:eastAsiaTheme="majorEastAsia" w:hAnsiTheme="majorHAnsi"/>
+        <w:rFonts w:asciiTheme="majorHAnsi" w:cstheme="majorBidi" w:hAnsiTheme="majorHAnsi" w:eastAsia="黑体"/>
         <w:b/>
         <w:bCs/>
       </w:rPr>
@@ -5735,7 +6081,7 @@
         <w:spacing w:after="0" w:before="0" w:line="240" w:lineRule="auto"/>
       </w:pPr>
       <w:rPr>
-        <w:rFonts w:asciiTheme="majorHAnsi" w:cstheme="majorBidi" w:eastAsiaTheme="majorEastAsia" w:hAnsiTheme="majorHAnsi"/>
+        <w:rFonts w:asciiTheme="majorHAnsi" w:cstheme="majorBidi" w:hAnsiTheme="majorHAnsi" w:eastAsia="黑体"/>
         <w:b/>
         <w:bCs/>
       </w:rPr>
@@ -5753,14 +6099,14 @@
     </w:tblStylePr>
     <w:tblStylePr w:type="firstCol">
       <w:rPr>
-        <w:rFonts w:asciiTheme="majorHAnsi" w:cstheme="majorBidi" w:eastAsiaTheme="majorEastAsia" w:hAnsiTheme="majorHAnsi"/>
+        <w:rFonts w:asciiTheme="majorHAnsi" w:cstheme="majorBidi" w:hAnsiTheme="majorHAnsi" w:eastAsia="黑体"/>
         <w:b/>
         <w:bCs/>
       </w:rPr>
     </w:tblStylePr>
     <w:tblStylePr w:type="lastCol">
       <w:rPr>
-        <w:rFonts w:asciiTheme="majorHAnsi" w:cstheme="majorBidi" w:eastAsiaTheme="majorEastAsia" w:hAnsiTheme="majorHAnsi"/>
+        <w:rFonts w:asciiTheme="majorHAnsi" w:cstheme="majorBidi" w:hAnsiTheme="majorHAnsi" w:eastAsia="黑体"/>
         <w:b/>
         <w:bCs/>
       </w:rPr>
@@ -5844,7 +6190,7 @@
         <w:spacing w:after="0" w:before="0" w:line="240" w:lineRule="auto"/>
       </w:pPr>
       <w:rPr>
-        <w:rFonts w:asciiTheme="majorHAnsi" w:cstheme="majorBidi" w:eastAsiaTheme="majorEastAsia" w:hAnsiTheme="majorHAnsi"/>
+        <w:rFonts w:asciiTheme="majorHAnsi" w:cstheme="majorBidi" w:hAnsiTheme="majorHAnsi" w:eastAsia="黑体"/>
         <w:b/>
         <w:bCs/>
       </w:rPr>
@@ -5865,7 +6211,7 @@
         <w:spacing w:after="0" w:before="0" w:line="240" w:lineRule="auto"/>
       </w:pPr>
       <w:rPr>
-        <w:rFonts w:asciiTheme="majorHAnsi" w:cstheme="majorBidi" w:eastAsiaTheme="majorEastAsia" w:hAnsiTheme="majorHAnsi"/>
+        <w:rFonts w:asciiTheme="majorHAnsi" w:cstheme="majorBidi" w:hAnsiTheme="majorHAnsi" w:eastAsia="黑体"/>
         <w:b/>
         <w:bCs/>
       </w:rPr>
@@ -5883,14 +6229,14 @@
     </w:tblStylePr>
     <w:tblStylePr w:type="firstCol">
       <w:rPr>
-        <w:rFonts w:asciiTheme="majorHAnsi" w:cstheme="majorBidi" w:eastAsiaTheme="majorEastAsia" w:hAnsiTheme="majorHAnsi"/>
+        <w:rFonts w:asciiTheme="majorHAnsi" w:cstheme="majorBidi" w:hAnsiTheme="majorHAnsi" w:eastAsia="黑体"/>
         <w:b/>
         <w:bCs/>
       </w:rPr>
     </w:tblStylePr>
     <w:tblStylePr w:type="lastCol">
       <w:rPr>
-        <w:rFonts w:asciiTheme="majorHAnsi" w:cstheme="majorBidi" w:eastAsiaTheme="majorEastAsia" w:hAnsiTheme="majorHAnsi"/>
+        <w:rFonts w:asciiTheme="majorHAnsi" w:cstheme="majorBidi" w:hAnsiTheme="majorHAnsi" w:eastAsia="黑体"/>
         <w:b/>
         <w:bCs/>
       </w:rPr>
@@ -5974,7 +6320,7 @@
         <w:spacing w:after="0" w:before="0" w:line="240" w:lineRule="auto"/>
       </w:pPr>
       <w:rPr>
-        <w:rFonts w:asciiTheme="majorHAnsi" w:cstheme="majorBidi" w:eastAsiaTheme="majorEastAsia" w:hAnsiTheme="majorHAnsi"/>
+        <w:rFonts w:asciiTheme="majorHAnsi" w:cstheme="majorBidi" w:hAnsiTheme="majorHAnsi" w:eastAsia="黑体"/>
         <w:b/>
         <w:bCs/>
       </w:rPr>
@@ -5995,7 +6341,7 @@
         <w:spacing w:after="0" w:before="0" w:line="240" w:lineRule="auto"/>
       </w:pPr>
       <w:rPr>
-        <w:rFonts w:asciiTheme="majorHAnsi" w:cstheme="majorBidi" w:eastAsiaTheme="majorEastAsia" w:hAnsiTheme="majorHAnsi"/>
+        <w:rFonts w:asciiTheme="majorHAnsi" w:cstheme="majorBidi" w:hAnsiTheme="majorHAnsi" w:eastAsia="黑体"/>
         <w:b/>
         <w:bCs/>
       </w:rPr>
@@ -6013,14 +6359,14 @@
     </w:tblStylePr>
     <w:tblStylePr w:type="firstCol">
       <w:rPr>
-        <w:rFonts w:asciiTheme="majorHAnsi" w:cstheme="majorBidi" w:eastAsiaTheme="majorEastAsia" w:hAnsiTheme="majorHAnsi"/>
+        <w:rFonts w:asciiTheme="majorHAnsi" w:cstheme="majorBidi" w:hAnsiTheme="majorHAnsi" w:eastAsia="黑体"/>
         <w:b/>
         <w:bCs/>
       </w:rPr>
     </w:tblStylePr>
     <w:tblStylePr w:type="lastCol">
       <w:rPr>
-        <w:rFonts w:asciiTheme="majorHAnsi" w:cstheme="majorBidi" w:eastAsiaTheme="majorEastAsia" w:hAnsiTheme="majorHAnsi"/>
+        <w:rFonts w:asciiTheme="majorHAnsi" w:cstheme="majorBidi" w:hAnsiTheme="majorHAnsi" w:eastAsia="黑体"/>
         <w:b/>
         <w:bCs/>
       </w:rPr>
@@ -6104,7 +6450,7 @@
         <w:spacing w:after="0" w:before="0" w:line="240" w:lineRule="auto"/>
       </w:pPr>
       <w:rPr>
-        <w:rFonts w:asciiTheme="majorHAnsi" w:cstheme="majorBidi" w:eastAsiaTheme="majorEastAsia" w:hAnsiTheme="majorHAnsi"/>
+        <w:rFonts w:asciiTheme="majorHAnsi" w:cstheme="majorBidi" w:hAnsiTheme="majorHAnsi" w:eastAsia="黑体"/>
         <w:b/>
         <w:bCs/>
       </w:rPr>
@@ -6125,7 +6471,7 @@
         <w:spacing w:after="0" w:before="0" w:line="240" w:lineRule="auto"/>
       </w:pPr>
       <w:rPr>
-        <w:rFonts w:asciiTheme="majorHAnsi" w:cstheme="majorBidi" w:eastAsiaTheme="majorEastAsia" w:hAnsiTheme="majorHAnsi"/>
+        <w:rFonts w:asciiTheme="majorHAnsi" w:cstheme="majorBidi" w:hAnsiTheme="majorHAnsi" w:eastAsia="黑体"/>
         <w:b/>
         <w:bCs/>
       </w:rPr>
@@ -6143,14 +6489,14 @@
     </w:tblStylePr>
     <w:tblStylePr w:type="firstCol">
       <w:rPr>
-        <w:rFonts w:asciiTheme="majorHAnsi" w:cstheme="majorBidi" w:eastAsiaTheme="majorEastAsia" w:hAnsiTheme="majorHAnsi"/>
+        <w:rFonts w:asciiTheme="majorHAnsi" w:cstheme="majorBidi" w:hAnsiTheme="majorHAnsi" w:eastAsia="黑体"/>
         <w:b/>
         <w:bCs/>
       </w:rPr>
     </w:tblStylePr>
     <w:tblStylePr w:type="lastCol">
       <w:rPr>
-        <w:rFonts w:asciiTheme="majorHAnsi" w:cstheme="majorBidi" w:eastAsiaTheme="majorEastAsia" w:hAnsiTheme="majorHAnsi"/>
+        <w:rFonts w:asciiTheme="majorHAnsi" w:cstheme="majorBidi" w:hAnsiTheme="majorHAnsi" w:eastAsia="黑体"/>
         <w:b/>
         <w:bCs/>
       </w:rPr>
@@ -6234,7 +6580,7 @@
         <w:spacing w:after="0" w:before="0" w:line="240" w:lineRule="auto"/>
       </w:pPr>
       <w:rPr>
-        <w:rFonts w:asciiTheme="majorHAnsi" w:cstheme="majorBidi" w:eastAsiaTheme="majorEastAsia" w:hAnsiTheme="majorHAnsi"/>
+        <w:rFonts w:asciiTheme="majorHAnsi" w:cstheme="majorBidi" w:hAnsiTheme="majorHAnsi" w:eastAsia="黑体"/>
         <w:b/>
         <w:bCs/>
       </w:rPr>
@@ -6255,7 +6601,7 @@
         <w:spacing w:after="0" w:before="0" w:line="240" w:lineRule="auto"/>
       </w:pPr>
       <w:rPr>
-        <w:rFonts w:asciiTheme="majorHAnsi" w:cstheme="majorBidi" w:eastAsiaTheme="majorEastAsia" w:hAnsiTheme="majorHAnsi"/>
+        <w:rFonts w:asciiTheme="majorHAnsi" w:cstheme="majorBidi" w:hAnsiTheme="majorHAnsi" w:eastAsia="黑体"/>
         <w:b/>
         <w:bCs/>
       </w:rPr>
@@ -6273,14 +6619,14 @@
     </w:tblStylePr>
     <w:tblStylePr w:type="firstCol">
       <w:rPr>
-        <w:rFonts w:asciiTheme="majorHAnsi" w:cstheme="majorBidi" w:eastAsiaTheme="majorEastAsia" w:hAnsiTheme="majorHAnsi"/>
+        <w:rFonts w:asciiTheme="majorHAnsi" w:cstheme="majorBidi" w:hAnsiTheme="majorHAnsi" w:eastAsia="黑体"/>
         <w:b/>
         <w:bCs/>
       </w:rPr>
     </w:tblStylePr>
     <w:tblStylePr w:type="lastCol">
       <w:rPr>
-        <w:rFonts w:asciiTheme="majorHAnsi" w:cstheme="majorBidi" w:eastAsiaTheme="majorEastAsia" w:hAnsiTheme="majorHAnsi"/>
+        <w:rFonts w:asciiTheme="majorHAnsi" w:cstheme="majorBidi" w:hAnsiTheme="majorHAnsi" w:eastAsia="黑体"/>
         <w:b/>
         <w:bCs/>
       </w:rPr>
@@ -6364,7 +6710,7 @@
         <w:spacing w:after="0" w:before="0" w:line="240" w:lineRule="auto"/>
       </w:pPr>
       <w:rPr>
-        <w:rFonts w:asciiTheme="majorHAnsi" w:cstheme="majorBidi" w:eastAsiaTheme="majorEastAsia" w:hAnsiTheme="majorHAnsi"/>
+        <w:rFonts w:asciiTheme="majorHAnsi" w:cstheme="majorBidi" w:hAnsiTheme="majorHAnsi" w:eastAsia="黑体"/>
         <w:b/>
         <w:bCs/>
       </w:rPr>
@@ -6385,7 +6731,7 @@
         <w:spacing w:after="0" w:before="0" w:line="240" w:lineRule="auto"/>
       </w:pPr>
       <w:rPr>
-        <w:rFonts w:asciiTheme="majorHAnsi" w:cstheme="majorBidi" w:eastAsiaTheme="majorEastAsia" w:hAnsiTheme="majorHAnsi"/>
+        <w:rFonts w:asciiTheme="majorHAnsi" w:cstheme="majorBidi" w:hAnsiTheme="majorHAnsi" w:eastAsia="黑体"/>
         <w:b/>
         <w:bCs/>
       </w:rPr>
@@ -6403,14 +6749,14 @@
     </w:tblStylePr>
     <w:tblStylePr w:type="firstCol">
       <w:rPr>
-        <w:rFonts w:asciiTheme="majorHAnsi" w:cstheme="majorBidi" w:eastAsiaTheme="majorEastAsia" w:hAnsiTheme="majorHAnsi"/>
+        <w:rFonts w:asciiTheme="majorHAnsi" w:cstheme="majorBidi" w:hAnsiTheme="majorHAnsi" w:eastAsia="黑体"/>
         <w:b/>
         <w:bCs/>
       </w:rPr>
     </w:tblStylePr>
     <w:tblStylePr w:type="lastCol">
       <w:rPr>
-        <w:rFonts w:asciiTheme="majorHAnsi" w:cstheme="majorBidi" w:eastAsiaTheme="majorEastAsia" w:hAnsiTheme="majorHAnsi"/>
+        <w:rFonts w:asciiTheme="majorHAnsi" w:cstheme="majorBidi" w:hAnsiTheme="majorHAnsi" w:eastAsia="黑体"/>
         <w:b/>
         <w:bCs/>
       </w:rPr>
@@ -6493,6 +6839,7 @@
         <w:spacing w:after="0" w:before="0" w:line="240" w:lineRule="auto"/>
       </w:pPr>
       <w:rPr>
+        <w:rFonts w:eastAsia="黑体"/>
         <w:b/>
         <w:bCs/>
         <w:color w:themeColor="background1" w:val="FFFFFF"/>
@@ -6515,6 +6862,7 @@
         <w:spacing w:after="0" w:before="0" w:line="240" w:lineRule="auto"/>
       </w:pPr>
       <w:rPr>
+        <w:rFonts w:eastAsia="黑体"/>
         <w:b/>
         <w:bCs/>
       </w:rPr>
@@ -6532,12 +6880,14 @@
     </w:tblStylePr>
     <w:tblStylePr w:type="firstCol">
       <w:rPr>
+        <w:rFonts w:eastAsia="黑体"/>
         <w:b/>
         <w:bCs/>
       </w:rPr>
     </w:tblStylePr>
     <w:tblStylePr w:type="lastCol">
       <w:rPr>
+        <w:rFonts w:eastAsia="黑体"/>
         <w:b/>
         <w:bCs/>
       </w:rPr>
@@ -6599,6 +6949,7 @@
         <w:spacing w:after="0" w:before="0" w:line="240" w:lineRule="auto"/>
       </w:pPr>
       <w:rPr>
+        <w:rFonts w:eastAsia="黑体"/>
         <w:b/>
         <w:bCs/>
         <w:color w:themeColor="background1" w:val="FFFFFF"/>
@@ -6621,6 +6972,7 @@
         <w:spacing w:after="0" w:before="0" w:line="240" w:lineRule="auto"/>
       </w:pPr>
       <w:rPr>
+        <w:rFonts w:eastAsia="黑体"/>
         <w:b/>
         <w:bCs/>
       </w:rPr>
@@ -6638,12 +6990,14 @@
     </w:tblStylePr>
     <w:tblStylePr w:type="firstCol">
       <w:rPr>
+        <w:rFonts w:eastAsia="黑体"/>
         <w:b/>
         <w:bCs/>
       </w:rPr>
     </w:tblStylePr>
     <w:tblStylePr w:type="lastCol">
       <w:rPr>
+        <w:rFonts w:eastAsia="黑体"/>
         <w:b/>
         <w:bCs/>
       </w:rPr>
@@ -6705,6 +7059,7 @@
         <w:spacing w:after="0" w:before="0" w:line="240" w:lineRule="auto"/>
       </w:pPr>
       <w:rPr>
+        <w:rFonts w:eastAsia="黑体"/>
         <w:b/>
         <w:bCs/>
         <w:color w:themeColor="background1" w:val="FFFFFF"/>
@@ -6727,6 +7082,7 @@
         <w:spacing w:after="0" w:before="0" w:line="240" w:lineRule="auto"/>
       </w:pPr>
       <w:rPr>
+        <w:rFonts w:eastAsia="黑体"/>
         <w:b/>
         <w:bCs/>
       </w:rPr>
@@ -6744,12 +7100,14 @@
     </w:tblStylePr>
     <w:tblStylePr w:type="firstCol">
       <w:rPr>
+        <w:rFonts w:eastAsia="黑体"/>
         <w:b/>
         <w:bCs/>
       </w:rPr>
     </w:tblStylePr>
     <w:tblStylePr w:type="lastCol">
       <w:rPr>
+        <w:rFonts w:eastAsia="黑体"/>
         <w:b/>
         <w:bCs/>
       </w:rPr>
@@ -6811,6 +7169,7 @@
         <w:spacing w:after="0" w:before="0" w:line="240" w:lineRule="auto"/>
       </w:pPr>
       <w:rPr>
+        <w:rFonts w:eastAsia="黑体"/>
         <w:b/>
         <w:bCs/>
         <w:color w:themeColor="background1" w:val="FFFFFF"/>
@@ -6833,6 +7192,7 @@
         <w:spacing w:after="0" w:before="0" w:line="240" w:lineRule="auto"/>
       </w:pPr>
       <w:rPr>
+        <w:rFonts w:eastAsia="黑体"/>
         <w:b/>
         <w:bCs/>
       </w:rPr>
@@ -6850,12 +7210,14 @@
     </w:tblStylePr>
     <w:tblStylePr w:type="firstCol">
       <w:rPr>
+        <w:rFonts w:eastAsia="黑体"/>
         <w:b/>
         <w:bCs/>
       </w:rPr>
     </w:tblStylePr>
     <w:tblStylePr w:type="lastCol">
       <w:rPr>
+        <w:rFonts w:eastAsia="黑体"/>
         <w:b/>
         <w:bCs/>
       </w:rPr>
@@ -6917,6 +7279,7 @@
         <w:spacing w:after="0" w:before="0" w:line="240" w:lineRule="auto"/>
       </w:pPr>
       <w:rPr>
+        <w:rFonts w:eastAsia="黑体"/>
         <w:b/>
         <w:bCs/>
         <w:color w:themeColor="background1" w:val="FFFFFF"/>
@@ -6939,6 +7302,7 @@
         <w:spacing w:after="0" w:before="0" w:line="240" w:lineRule="auto"/>
       </w:pPr>
       <w:rPr>
+        <w:rFonts w:eastAsia="黑体"/>
         <w:b/>
         <w:bCs/>
       </w:rPr>
@@ -6956,12 +7320,14 @@
     </w:tblStylePr>
     <w:tblStylePr w:type="firstCol">
       <w:rPr>
+        <w:rFonts w:eastAsia="黑体"/>
         <w:b/>
         <w:bCs/>
       </w:rPr>
     </w:tblStylePr>
     <w:tblStylePr w:type="lastCol">
       <w:rPr>
+        <w:rFonts w:eastAsia="黑体"/>
         <w:b/>
         <w:bCs/>
       </w:rPr>
@@ -7023,6 +7389,7 @@
         <w:spacing w:after="0" w:before="0" w:line="240" w:lineRule="auto"/>
       </w:pPr>
       <w:rPr>
+        <w:rFonts w:eastAsia="黑体"/>
         <w:b/>
         <w:bCs/>
         <w:color w:themeColor="background1" w:val="FFFFFF"/>
@@ -7045,6 +7412,7 @@
         <w:spacing w:after="0" w:before="0" w:line="240" w:lineRule="auto"/>
       </w:pPr>
       <w:rPr>
+        <w:rFonts w:eastAsia="黑体"/>
         <w:b/>
         <w:bCs/>
       </w:rPr>
@@ -7062,12 +7430,14 @@
     </w:tblStylePr>
     <w:tblStylePr w:type="firstCol">
       <w:rPr>
+        <w:rFonts w:eastAsia="黑体"/>
         <w:b/>
         <w:bCs/>
       </w:rPr>
     </w:tblStylePr>
     <w:tblStylePr w:type="lastCol">
       <w:rPr>
+        <w:rFonts w:eastAsia="黑体"/>
         <w:b/>
         <w:bCs/>
       </w:rPr>
@@ -7129,6 +7499,7 @@
         <w:spacing w:after="0" w:before="0" w:line="240" w:lineRule="auto"/>
       </w:pPr>
       <w:rPr>
+        <w:rFonts w:eastAsia="黑体"/>
         <w:b/>
         <w:bCs/>
         <w:color w:themeColor="background1" w:val="FFFFFF"/>
@@ -7151,6 +7522,7 @@
         <w:spacing w:after="0" w:before="0" w:line="240" w:lineRule="auto"/>
       </w:pPr>
       <w:rPr>
+        <w:rFonts w:eastAsia="黑体"/>
         <w:b/>
         <w:bCs/>
       </w:rPr>
@@ -7168,12 +7540,14 @@
     </w:tblStylePr>
     <w:tblStylePr w:type="firstCol">
       <w:rPr>
+        <w:rFonts w:eastAsia="黑体"/>
         <w:b/>
         <w:bCs/>
       </w:rPr>
     </w:tblStylePr>
     <w:tblStylePr w:type="lastCol">
       <w:rPr>
+        <w:rFonts w:eastAsia="黑体"/>
         <w:b/>
         <w:bCs/>
       </w:rPr>
@@ -7232,6 +7606,7 @@
         <w:spacing w:after="0" w:before="0" w:line="240" w:lineRule="auto"/>
       </w:pPr>
       <w:rPr>
+        <w:rFonts w:eastAsia="黑体"/>
         <w:b/>
         <w:bCs/>
         <w:color w:themeColor="background1" w:val="FFFFFF"/>
@@ -7254,6 +7629,7 @@
         <w:spacing w:after="0" w:before="0" w:line="240" w:lineRule="auto"/>
       </w:pPr>
       <w:rPr>
+        <w:rFonts w:eastAsia="黑体"/>
         <w:color w:val="auto"/>
       </w:rPr>
       <w:tblPr/>
@@ -7271,6 +7647,7 @@
     </w:tblStylePr>
     <w:tblStylePr w:type="firstCol">
       <w:rPr>
+        <w:rFonts w:eastAsia="黑体"/>
         <w:b/>
         <w:bCs/>
         <w:color w:themeColor="background1" w:val="FFFFFF"/>
@@ -7290,6 +7667,7 @@
     </w:tblStylePr>
     <w:tblStylePr w:type="lastCol">
       <w:rPr>
+        <w:rFonts w:eastAsia="黑体"/>
         <w:b/>
         <w:bCs/>
         <w:color w:themeColor="background1" w:val="FFFFFF"/>
@@ -7338,6 +7716,7 @@
     </w:tblStylePr>
     <w:tblStylePr w:type="nwCell">
       <w:rPr>
+        <w:rFonts w:eastAsia="黑体"/>
         <w:color w:themeColor="background1" w:val="FFFFFF"/>
       </w:rPr>
       <w:tblPr/>
@@ -7381,6 +7760,7 @@
         <w:spacing w:after="0" w:before="0" w:line="240" w:lineRule="auto"/>
       </w:pPr>
       <w:rPr>
+        <w:rFonts w:eastAsia="黑体"/>
         <w:b/>
         <w:bCs/>
         <w:color w:themeColor="background1" w:val="FFFFFF"/>
@@ -7403,6 +7783,7 @@
         <w:spacing w:after="0" w:before="0" w:line="240" w:lineRule="auto"/>
       </w:pPr>
       <w:rPr>
+        <w:rFonts w:eastAsia="黑体"/>
         <w:color w:val="auto"/>
       </w:rPr>
       <w:tblPr/>
@@ -7420,6 +7801,7 @@
     </w:tblStylePr>
     <w:tblStylePr w:type="firstCol">
       <w:rPr>
+        <w:rFonts w:eastAsia="黑体"/>
         <w:b/>
         <w:bCs/>
         <w:color w:themeColor="background1" w:val="FFFFFF"/>
@@ -7439,6 +7821,7 @@
     </w:tblStylePr>
     <w:tblStylePr w:type="lastCol">
       <w:rPr>
+        <w:rFonts w:eastAsia="黑体"/>
         <w:b/>
         <w:bCs/>
         <w:color w:themeColor="background1" w:val="FFFFFF"/>
@@ -7487,6 +7870,7 @@
     </w:tblStylePr>
     <w:tblStylePr w:type="nwCell">
       <w:rPr>
+        <w:rFonts w:eastAsia="黑体"/>
         <w:color w:themeColor="background1" w:val="FFFFFF"/>
       </w:rPr>
       <w:tblPr/>
@@ -7530,6 +7914,7 @@
         <w:spacing w:after="0" w:before="0" w:line="240" w:lineRule="auto"/>
       </w:pPr>
       <w:rPr>
+        <w:rFonts w:eastAsia="黑体"/>
         <w:b/>
         <w:bCs/>
         <w:color w:themeColor="background1" w:val="FFFFFF"/>
@@ -7552,6 +7937,7 @@
         <w:spacing w:after="0" w:before="0" w:line="240" w:lineRule="auto"/>
       </w:pPr>
       <w:rPr>
+        <w:rFonts w:eastAsia="黑体"/>
         <w:color w:val="auto"/>
       </w:rPr>
       <w:tblPr/>
@@ -7569,6 +7955,7 @@
     </w:tblStylePr>
     <w:tblStylePr w:type="firstCol">
       <w:rPr>
+        <w:rFonts w:eastAsia="黑体"/>
         <w:b/>
         <w:bCs/>
         <w:color w:themeColor="background1" w:val="FFFFFF"/>
@@ -7588,6 +7975,7 @@
     </w:tblStylePr>
     <w:tblStylePr w:type="lastCol">
       <w:rPr>
+        <w:rFonts w:eastAsia="黑体"/>
         <w:b/>
         <w:bCs/>
         <w:color w:themeColor="background1" w:val="FFFFFF"/>
@@ -7636,6 +8024,7 @@
     </w:tblStylePr>
     <w:tblStylePr w:type="nwCell">
       <w:rPr>
+        <w:rFonts w:eastAsia="黑体"/>
         <w:color w:themeColor="background1" w:val="FFFFFF"/>
       </w:rPr>
       <w:tblPr/>
@@ -7679,6 +8068,7 @@
         <w:spacing w:after="0" w:before="0" w:line="240" w:lineRule="auto"/>
       </w:pPr>
       <w:rPr>
+        <w:rFonts w:eastAsia="黑体"/>
         <w:b/>
         <w:bCs/>
         <w:color w:themeColor="background1" w:val="FFFFFF"/>
@@ -7701,6 +8091,7 @@
         <w:spacing w:after="0" w:before="0" w:line="240" w:lineRule="auto"/>
       </w:pPr>
       <w:rPr>
+        <w:rFonts w:eastAsia="黑体"/>
         <w:color w:val="auto"/>
       </w:rPr>
       <w:tblPr/>
@@ -7718,6 +8109,7 @@
     </w:tblStylePr>
     <w:tblStylePr w:type="firstCol">
       <w:rPr>
+        <w:rFonts w:eastAsia="黑体"/>
         <w:b/>
         <w:bCs/>
         <w:color w:themeColor="background1" w:val="FFFFFF"/>
@@ -7737,6 +8129,7 @@
     </w:tblStylePr>
     <w:tblStylePr w:type="lastCol">
       <w:rPr>
+        <w:rFonts w:eastAsia="黑体"/>
         <w:b/>
         <w:bCs/>
         <w:color w:themeColor="background1" w:val="FFFFFF"/>
@@ -7785,6 +8178,7 @@
     </w:tblStylePr>
     <w:tblStylePr w:type="nwCell">
       <w:rPr>
+        <w:rFonts w:eastAsia="黑体"/>
         <w:color w:themeColor="background1" w:val="FFFFFF"/>
       </w:rPr>
       <w:tblPr/>
@@ -7828,6 +8222,7 @@
         <w:spacing w:after="0" w:before="0" w:line="240" w:lineRule="auto"/>
       </w:pPr>
       <w:rPr>
+        <w:rFonts w:eastAsia="黑体"/>
         <w:b/>
         <w:bCs/>
         <w:color w:themeColor="background1" w:val="FFFFFF"/>
@@ -7850,6 +8245,7 @@
         <w:spacing w:after="0" w:before="0" w:line="240" w:lineRule="auto"/>
       </w:pPr>
       <w:rPr>
+        <w:rFonts w:eastAsia="黑体"/>
         <w:color w:val="auto"/>
       </w:rPr>
       <w:tblPr/>
@@ -7867,6 +8263,7 @@
     </w:tblStylePr>
     <w:tblStylePr w:type="firstCol">
       <w:rPr>
+        <w:rFonts w:eastAsia="黑体"/>
         <w:b/>
         <w:bCs/>
         <w:color w:themeColor="background1" w:val="FFFFFF"/>
@@ -7886,6 +8283,7 @@
     </w:tblStylePr>
     <w:tblStylePr w:type="lastCol">
       <w:rPr>
+        <w:rFonts w:eastAsia="黑体"/>
         <w:b/>
         <w:bCs/>
         <w:color w:themeColor="background1" w:val="FFFFFF"/>
@@ -7934,6 +8332,7 @@
     </w:tblStylePr>
     <w:tblStylePr w:type="nwCell">
       <w:rPr>
+        <w:rFonts w:eastAsia="黑体"/>
         <w:color w:themeColor="background1" w:val="FFFFFF"/>
       </w:rPr>
       <w:tblPr/>
@@ -7977,6 +8376,7 @@
         <w:spacing w:after="0" w:before="0" w:line="240" w:lineRule="auto"/>
       </w:pPr>
       <w:rPr>
+        <w:rFonts w:eastAsia="黑体"/>
         <w:b/>
         <w:bCs/>
         <w:color w:themeColor="background1" w:val="FFFFFF"/>
@@ -7999,6 +8399,7 @@
         <w:spacing w:after="0" w:before="0" w:line="240" w:lineRule="auto"/>
       </w:pPr>
       <w:rPr>
+        <w:rFonts w:eastAsia="黑体"/>
         <w:color w:val="auto"/>
       </w:rPr>
       <w:tblPr/>
@@ -8016,6 +8417,7 @@
     </w:tblStylePr>
     <w:tblStylePr w:type="firstCol">
       <w:rPr>
+        <w:rFonts w:eastAsia="黑体"/>
         <w:b/>
         <w:bCs/>
         <w:color w:themeColor="background1" w:val="FFFFFF"/>
@@ -8035,6 +8437,7 @@
     </w:tblStylePr>
     <w:tblStylePr w:type="lastCol">
       <w:rPr>
+        <w:rFonts w:eastAsia="黑体"/>
         <w:b/>
         <w:bCs/>
         <w:color w:themeColor="background1" w:val="FFFFFF"/>
@@ -8083,6 +8486,7 @@
     </w:tblStylePr>
     <w:tblStylePr w:type="nwCell">
       <w:rPr>
+        <w:rFonts w:eastAsia="黑体"/>
         <w:color w:themeColor="background1" w:val="FFFFFF"/>
       </w:rPr>
       <w:tblPr/>
@@ -8126,6 +8530,7 @@
         <w:spacing w:after="0" w:before="0" w:line="240" w:lineRule="auto"/>
       </w:pPr>
       <w:rPr>
+        <w:rFonts w:eastAsia="黑体"/>
         <w:b/>
         <w:bCs/>
         <w:color w:themeColor="background1" w:val="FFFFFF"/>
@@ -8148,6 +8553,7 @@
         <w:spacing w:after="0" w:before="0" w:line="240" w:lineRule="auto"/>
       </w:pPr>
       <w:rPr>
+        <w:rFonts w:eastAsia="黑体"/>
         <w:color w:val="auto"/>
       </w:rPr>
       <w:tblPr/>
@@ -8165,6 +8571,7 @@
     </w:tblStylePr>
     <w:tblStylePr w:type="firstCol">
       <w:rPr>
+        <w:rFonts w:eastAsia="黑体"/>
         <w:b/>
         <w:bCs/>
         <w:color w:themeColor="background1" w:val="FFFFFF"/>
@@ -8184,6 +8591,7 @@
     </w:tblStylePr>
     <w:tblStylePr w:type="lastCol">
       <w:rPr>
+        <w:rFonts w:eastAsia="黑体"/>
         <w:b/>
         <w:bCs/>
         <w:color w:themeColor="background1" w:val="FFFFFF"/>
@@ -8232,6 +8640,7 @@
     </w:tblStylePr>
     <w:tblStylePr w:type="nwCell">
       <w:rPr>
+        <w:rFonts w:eastAsia="黑体"/>
         <w:color w:themeColor="background1" w:val="FFFFFF"/>
       </w:rPr>
       <w:tblPr/>
@@ -8256,6 +8665,7 @@
       <w:spacing w:after="0" w:line="240" w:lineRule="auto"/>
     </w:pPr>
     <w:rPr>
+      <w:rFonts w:eastAsia="黑体"/>
       <w:color w:themeColor="text1" w:val="000000"/>
     </w:rPr>
     <w:tblPr>
@@ -8275,7 +8685,7 @@
     </w:tblPr>
     <w:tblStylePr w:type="firstRow">
       <w:rPr>
-        <w:rFonts w:asciiTheme="majorHAnsi" w:cstheme="majorBidi" w:eastAsiaTheme="majorEastAsia" w:hAnsiTheme="majorHAnsi"/>
+        <w:rFonts w:asciiTheme="majorHAnsi" w:cstheme="majorBidi" w:hAnsiTheme="majorHAnsi" w:eastAsia="黑体"/>
       </w:rPr>
       <w:tblPr/>
       <w:tcPr>
@@ -8287,6 +8697,7 @@
     </w:tblStylePr>
     <w:tblStylePr w:type="lastRow">
       <w:rPr>
+        <w:rFonts w:eastAsia="黑体"/>
         <w:b/>
         <w:bCs/>
         <w:color w:themeColor="text2" w:val="1F497D"/>
@@ -8301,12 +8712,14 @@
     </w:tblStylePr>
     <w:tblStylePr w:type="firstCol">
       <w:rPr>
+        <w:rFonts w:eastAsia="黑体"/>
         <w:b/>
         <w:bCs/>
       </w:rPr>
     </w:tblStylePr>
     <w:tblStylePr w:type="lastCol">
       <w:rPr>
+        <w:rFonts w:eastAsia="黑体"/>
         <w:b/>
         <w:bCs/>
       </w:rPr>
@@ -8340,6 +8753,7 @@
       <w:spacing w:after="0" w:line="240" w:lineRule="auto"/>
     </w:pPr>
     <w:rPr>
+      <w:rFonts w:eastAsia="黑体"/>
       <w:color w:themeColor="text1" w:val="000000"/>
     </w:rPr>
     <w:tblPr>
@@ -8359,7 +8773,7 @@
     </w:tblPr>
     <w:tblStylePr w:type="firstRow">
       <w:rPr>
-        <w:rFonts w:asciiTheme="majorHAnsi" w:cstheme="majorBidi" w:eastAsiaTheme="majorEastAsia" w:hAnsiTheme="majorHAnsi"/>
+        <w:rFonts w:asciiTheme="majorHAnsi" w:cstheme="majorBidi" w:hAnsiTheme="majorHAnsi" w:eastAsia="黑体"/>
       </w:rPr>
       <w:tblPr/>
       <w:tcPr>
@@ -8371,6 +8785,7 @@
     </w:tblStylePr>
     <w:tblStylePr w:type="lastRow">
       <w:rPr>
+        <w:rFonts w:eastAsia="黑体"/>
         <w:b/>
         <w:bCs/>
         <w:color w:themeColor="text2" w:val="1F497D"/>
@@ -8385,12 +8800,14 @@
     </w:tblStylePr>
     <w:tblStylePr w:type="firstCol">
       <w:rPr>
+        <w:rFonts w:eastAsia="黑体"/>
         <w:b/>
         <w:bCs/>
       </w:rPr>
     </w:tblStylePr>
     <w:tblStylePr w:type="lastCol">
       <w:rPr>
+        <w:rFonts w:eastAsia="黑体"/>
         <w:b/>
         <w:bCs/>
       </w:rPr>
@@ -8424,6 +8841,7 @@
       <w:spacing w:after="0" w:line="240" w:lineRule="auto"/>
     </w:pPr>
     <w:rPr>
+      <w:rFonts w:eastAsia="黑体"/>
       <w:color w:themeColor="text1" w:val="000000"/>
     </w:rPr>
     <w:tblPr>
@@ -8443,7 +8861,7 @@
     </w:tblPr>
     <w:tblStylePr w:type="firstRow">
       <w:rPr>
-        <w:rFonts w:asciiTheme="majorHAnsi" w:cstheme="majorBidi" w:eastAsiaTheme="majorEastAsia" w:hAnsiTheme="majorHAnsi"/>
+        <w:rFonts w:asciiTheme="majorHAnsi" w:cstheme="majorBidi" w:hAnsiTheme="majorHAnsi" w:eastAsia="黑体"/>
       </w:rPr>
       <w:tblPr/>
       <w:tcPr>
@@ -8455,6 +8873,7 @@
     </w:tblStylePr>
     <w:tblStylePr w:type="lastRow">
       <w:rPr>
+        <w:rFonts w:eastAsia="黑体"/>
         <w:b/>
         <w:bCs/>
         <w:color w:themeColor="text2" w:val="1F497D"/>
@@ -8469,12 +8888,14 @@
     </w:tblStylePr>
     <w:tblStylePr w:type="firstCol">
       <w:rPr>
+        <w:rFonts w:eastAsia="黑体"/>
         <w:b/>
         <w:bCs/>
       </w:rPr>
     </w:tblStylePr>
     <w:tblStylePr w:type="lastCol">
       <w:rPr>
+        <w:rFonts w:eastAsia="黑体"/>
         <w:b/>
         <w:bCs/>
       </w:rPr>
@@ -8508,6 +8929,7 @@
       <w:spacing w:after="0" w:line="240" w:lineRule="auto"/>
     </w:pPr>
     <w:rPr>
+      <w:rFonts w:eastAsia="黑体"/>
       <w:color w:themeColor="text1" w:val="000000"/>
     </w:rPr>
     <w:tblPr>
@@ -8527,7 +8949,7 @@
     </w:tblPr>
     <w:tblStylePr w:type="firstRow">
       <w:rPr>
-        <w:rFonts w:asciiTheme="majorHAnsi" w:cstheme="majorBidi" w:eastAsiaTheme="majorEastAsia" w:hAnsiTheme="majorHAnsi"/>
+        <w:rFonts w:asciiTheme="majorHAnsi" w:cstheme="majorBidi" w:hAnsiTheme="majorHAnsi" w:eastAsia="黑体"/>
       </w:rPr>
       <w:tblPr/>
       <w:tcPr>
@@ -8539,6 +8961,7 @@
     </w:tblStylePr>
     <w:tblStylePr w:type="lastRow">
       <w:rPr>
+        <w:rFonts w:eastAsia="黑体"/>
         <w:b/>
         <w:bCs/>
         <w:color w:themeColor="text2" w:val="1F497D"/>
@@ -8553,12 +8976,14 @@
     </w:tblStylePr>
     <w:tblStylePr w:type="firstCol">
       <w:rPr>
+        <w:rFonts w:eastAsia="黑体"/>
         <w:b/>
         <w:bCs/>
       </w:rPr>
     </w:tblStylePr>
     <w:tblStylePr w:type="lastCol">
       <w:rPr>
+        <w:rFonts w:eastAsia="黑体"/>
         <w:b/>
         <w:bCs/>
       </w:rPr>
@@ -8592,6 +9017,7 @@
       <w:spacing w:after="0" w:line="240" w:lineRule="auto"/>
     </w:pPr>
     <w:rPr>
+      <w:rFonts w:eastAsia="黑体"/>
       <w:color w:themeColor="text1" w:val="000000"/>
     </w:rPr>
     <w:tblPr>
@@ -8611,7 +9037,7 @@
     </w:tblPr>
     <w:tblStylePr w:type="firstRow">
       <w:rPr>
-        <w:rFonts w:asciiTheme="majorHAnsi" w:cstheme="majorBidi" w:eastAsiaTheme="majorEastAsia" w:hAnsiTheme="majorHAnsi"/>
+        <w:rFonts w:asciiTheme="majorHAnsi" w:cstheme="majorBidi" w:hAnsiTheme="majorHAnsi" w:eastAsia="黑体"/>
       </w:rPr>
       <w:tblPr/>
       <w:tcPr>
@@ -8623,6 +9049,7 @@
     </w:tblStylePr>
     <w:tblStylePr w:type="lastRow">
       <w:rPr>
+        <w:rFonts w:eastAsia="黑体"/>
         <w:b/>
         <w:bCs/>
         <w:color w:themeColor="text2" w:val="1F497D"/>
@@ -8637,12 +9064,14 @@
     </w:tblStylePr>
     <w:tblStylePr w:type="firstCol">
       <w:rPr>
+        <w:rFonts w:eastAsia="黑体"/>
         <w:b/>
         <w:bCs/>
       </w:rPr>
     </w:tblStylePr>
     <w:tblStylePr w:type="lastCol">
       <w:rPr>
+        <w:rFonts w:eastAsia="黑体"/>
         <w:b/>
         <w:bCs/>
       </w:rPr>
@@ -8676,6 +9105,7 @@
       <w:spacing w:after="0" w:line="240" w:lineRule="auto"/>
     </w:pPr>
     <w:rPr>
+      <w:rFonts w:eastAsia="黑体"/>
       <w:color w:themeColor="text1" w:val="000000"/>
     </w:rPr>
     <w:tblPr>
@@ -8695,7 +9125,7 @@
     </w:tblPr>
     <w:tblStylePr w:type="firstRow">
       <w:rPr>
-        <w:rFonts w:asciiTheme="majorHAnsi" w:cstheme="majorBidi" w:eastAsiaTheme="majorEastAsia" w:hAnsiTheme="majorHAnsi"/>
+        <w:rFonts w:asciiTheme="majorHAnsi" w:cstheme="majorBidi" w:hAnsiTheme="majorHAnsi" w:eastAsia="黑体"/>
       </w:rPr>
       <w:tblPr/>
       <w:tcPr>
@@ -8707,6 +9137,7 @@
     </w:tblStylePr>
     <w:tblStylePr w:type="lastRow">
       <w:rPr>
+        <w:rFonts w:eastAsia="黑体"/>
         <w:b/>
         <w:bCs/>
         <w:color w:themeColor="text2" w:val="1F497D"/>
@@ -8721,12 +9152,14 @@
     </w:tblStylePr>
     <w:tblStylePr w:type="firstCol">
       <w:rPr>
+        <w:rFonts w:eastAsia="黑体"/>
         <w:b/>
         <w:bCs/>
       </w:rPr>
     </w:tblStylePr>
     <w:tblStylePr w:type="lastCol">
       <w:rPr>
+        <w:rFonts w:eastAsia="黑体"/>
         <w:b/>
         <w:bCs/>
       </w:rPr>
@@ -8760,6 +9193,7 @@
       <w:spacing w:after="0" w:line="240" w:lineRule="auto"/>
     </w:pPr>
     <w:rPr>
+      <w:rFonts w:eastAsia="黑体"/>
       <w:color w:themeColor="text1" w:val="000000"/>
     </w:rPr>
     <w:tblPr>
@@ -8779,7 +9213,7 @@
     </w:tblPr>
     <w:tblStylePr w:type="firstRow">
       <w:rPr>
-        <w:rFonts w:asciiTheme="majorHAnsi" w:cstheme="majorBidi" w:eastAsiaTheme="majorEastAsia" w:hAnsiTheme="majorHAnsi"/>
+        <w:rFonts w:asciiTheme="majorHAnsi" w:cstheme="majorBidi" w:hAnsiTheme="majorHAnsi" w:eastAsia="黑体"/>
       </w:rPr>
       <w:tblPr/>
       <w:tcPr>
@@ -8791,6 +9225,7 @@
     </w:tblStylePr>
     <w:tblStylePr w:type="lastRow">
       <w:rPr>
+        <w:rFonts w:eastAsia="黑体"/>
         <w:b/>
         <w:bCs/>
         <w:color w:themeColor="text2" w:val="1F497D"/>
@@ -8805,12 +9240,14 @@
     </w:tblStylePr>
     <w:tblStylePr w:type="firstCol">
       <w:rPr>
+        <w:rFonts w:eastAsia="黑体"/>
         <w:b/>
         <w:bCs/>
       </w:rPr>
     </w:tblStylePr>
     <w:tblStylePr w:type="lastCol">
       <w:rPr>
+        <w:rFonts w:eastAsia="黑体"/>
         <w:b/>
         <w:bCs/>
       </w:rPr>
@@ -8844,7 +9281,7 @@
       <w:spacing w:after="0" w:line="240" w:lineRule="auto"/>
     </w:pPr>
     <w:rPr>
-      <w:rFonts w:asciiTheme="majorHAnsi" w:cstheme="majorBidi" w:eastAsiaTheme="majorEastAsia" w:hAnsiTheme="majorHAnsi"/>
+      <w:rFonts w:asciiTheme="majorHAnsi" w:cstheme="majorBidi" w:hAnsiTheme="majorHAnsi" w:eastAsia="黑体"/>
       <w:color w:themeColor="text1" w:val="000000"/>
     </w:rPr>
     <w:tblPr>
@@ -8866,6 +9303,7 @@
     </w:tblPr>
     <w:tblStylePr w:type="firstRow">
       <w:rPr>
+        <w:rFonts w:eastAsia="黑体"/>
         <w:sz w:val="24"/>
         <w:szCs w:val="24"/>
       </w:rPr>
@@ -8972,7 +9410,7 @@
       <w:spacing w:after="0" w:line="240" w:lineRule="auto"/>
     </w:pPr>
     <w:rPr>
-      <w:rFonts w:asciiTheme="majorHAnsi" w:cstheme="majorBidi" w:eastAsiaTheme="majorEastAsia" w:hAnsiTheme="majorHAnsi"/>
+      <w:rFonts w:asciiTheme="majorHAnsi" w:cstheme="majorBidi" w:hAnsiTheme="majorHAnsi" w:eastAsia="黑体"/>
       <w:color w:themeColor="text1" w:val="000000"/>
     </w:rPr>
     <w:tblPr>
@@ -8994,6 +9432,7 @@
     </w:tblPr>
     <w:tblStylePr w:type="firstRow">
       <w:rPr>
+        <w:rFonts w:eastAsia="黑体"/>
         <w:sz w:val="24"/>
         <w:szCs w:val="24"/>
       </w:rPr>
@@ -9100,7 +9539,7 @@
       <w:spacing w:after="0" w:line="240" w:lineRule="auto"/>
     </w:pPr>
     <w:rPr>
-      <w:rFonts w:asciiTheme="majorHAnsi" w:cstheme="majorBidi" w:eastAsiaTheme="majorEastAsia" w:hAnsiTheme="majorHAnsi"/>
+      <w:rFonts w:asciiTheme="majorHAnsi" w:cstheme="majorBidi" w:hAnsiTheme="majorHAnsi" w:eastAsia="黑体"/>
       <w:color w:themeColor="text1" w:val="000000"/>
     </w:rPr>
     <w:tblPr>
@@ -9122,6 +9561,7 @@
     </w:tblPr>
     <w:tblStylePr w:type="firstRow">
       <w:rPr>
+        <w:rFonts w:eastAsia="黑体"/>
         <w:sz w:val="24"/>
         <w:szCs w:val="24"/>
       </w:rPr>
@@ -9228,7 +9668,7 @@
       <w:spacing w:after="0" w:line="240" w:lineRule="auto"/>
     </w:pPr>
     <w:rPr>
-      <w:rFonts w:asciiTheme="majorHAnsi" w:cstheme="majorBidi" w:eastAsiaTheme="majorEastAsia" w:hAnsiTheme="majorHAnsi"/>
+      <w:rFonts w:asciiTheme="majorHAnsi" w:cstheme="majorBidi" w:hAnsiTheme="majorHAnsi" w:eastAsia="黑体"/>
       <w:color w:themeColor="text1" w:val="000000"/>
     </w:rPr>
     <w:tblPr>
@@ -9250,6 +9690,7 @@
     </w:tblPr>
     <w:tblStylePr w:type="firstRow">
       <w:rPr>
+        <w:rFonts w:eastAsia="黑体"/>
         <w:sz w:val="24"/>
         <w:szCs w:val="24"/>
       </w:rPr>
@@ -9356,7 +9797,7 @@
       <w:spacing w:after="0" w:line="240" w:lineRule="auto"/>
     </w:pPr>
     <w:rPr>
-      <w:rFonts w:asciiTheme="majorHAnsi" w:cstheme="majorBidi" w:eastAsiaTheme="majorEastAsia" w:hAnsiTheme="majorHAnsi"/>
+      <w:rFonts w:asciiTheme="majorHAnsi" w:cstheme="majorBidi" w:hAnsiTheme="majorHAnsi" w:eastAsia="黑体"/>
       <w:color w:themeColor="text1" w:val="000000"/>
     </w:rPr>
     <w:tblPr>
@@ -9378,6 +9819,7 @@
     </w:tblPr>
     <w:tblStylePr w:type="firstRow">
       <w:rPr>
+        <w:rFonts w:eastAsia="黑体"/>
         <w:sz w:val="24"/>
         <w:szCs w:val="24"/>
       </w:rPr>
@@ -9484,7 +9926,7 @@
       <w:spacing w:after="0" w:line="240" w:lineRule="auto"/>
     </w:pPr>
     <w:rPr>
-      <w:rFonts w:asciiTheme="majorHAnsi" w:cstheme="majorBidi" w:eastAsiaTheme="majorEastAsia" w:hAnsiTheme="majorHAnsi"/>
+      <w:rFonts w:asciiTheme="majorHAnsi" w:cstheme="majorBidi" w:hAnsiTheme="majorHAnsi" w:eastAsia="黑体"/>
       <w:color w:themeColor="text1" w:val="000000"/>
     </w:rPr>
     <w:tblPr>
@@ -9506,6 +9948,7 @@
     </w:tblPr>
     <w:tblStylePr w:type="firstRow">
       <w:rPr>
+        <w:rFonts w:eastAsia="黑体"/>
         <w:sz w:val="24"/>
         <w:szCs w:val="24"/>
       </w:rPr>
@@ -9612,7 +10055,7 @@
       <w:spacing w:after="0" w:line="240" w:lineRule="auto"/>
     </w:pPr>
     <w:rPr>
-      <w:rFonts w:asciiTheme="majorHAnsi" w:cstheme="majorBidi" w:eastAsiaTheme="majorEastAsia" w:hAnsiTheme="majorHAnsi"/>
+      <w:rFonts w:asciiTheme="majorHAnsi" w:cstheme="majorBidi" w:hAnsiTheme="majorHAnsi" w:eastAsia="黑体"/>
       <w:color w:themeColor="text1" w:val="000000"/>
     </w:rPr>
     <w:tblPr>
@@ -9634,6 +10077,7 @@
     </w:tblPr>
     <w:tblStylePr w:type="firstRow">
       <w:rPr>
+        <w:rFonts w:eastAsia="黑体"/>
         <w:sz w:val="24"/>
         <w:szCs w:val="24"/>
       </w:rPr>
@@ -9763,12 +10207,14 @@
     </w:tcPr>
     <w:tblStylePr w:type="firstRow">
       <w:rPr>
+        <w:rFonts w:eastAsia="黑体"/>
         <w:b/>
         <w:bCs/>
       </w:rPr>
     </w:tblStylePr>
     <w:tblStylePr w:type="lastRow">
       <w:rPr>
+        <w:rFonts w:eastAsia="黑体"/>
         <w:b/>
         <w:bCs/>
       </w:rPr>
@@ -9781,12 +10227,14 @@
     </w:tblStylePr>
     <w:tblStylePr w:type="firstCol">
       <w:rPr>
+        <w:rFonts w:eastAsia="黑体"/>
         <w:b/>
         <w:bCs/>
       </w:rPr>
     </w:tblStylePr>
     <w:tblStylePr w:type="lastCol">
       <w:rPr>
+        <w:rFonts w:eastAsia="黑体"/>
         <w:b/>
         <w:bCs/>
       </w:rPr>
@@ -9836,12 +10284,14 @@
     </w:tcPr>
     <w:tblStylePr w:type="firstRow">
       <w:rPr>
+        <w:rFonts w:eastAsia="黑体"/>
         <w:b/>
         <w:bCs/>
       </w:rPr>
     </w:tblStylePr>
     <w:tblStylePr w:type="lastRow">
       <w:rPr>
+        <w:rFonts w:eastAsia="黑体"/>
         <w:b/>
         <w:bCs/>
       </w:rPr>
@@ -9854,12 +10304,14 @@
     </w:tblStylePr>
     <w:tblStylePr w:type="firstCol">
       <w:rPr>
+        <w:rFonts w:eastAsia="黑体"/>
         <w:b/>
         <w:bCs/>
       </w:rPr>
     </w:tblStylePr>
     <w:tblStylePr w:type="lastCol">
       <w:rPr>
+        <w:rFonts w:eastAsia="黑体"/>
         <w:b/>
         <w:bCs/>
       </w:rPr>
@@ -9909,12 +10361,14 @@
     </w:tcPr>
     <w:tblStylePr w:type="firstRow">
       <w:rPr>
+        <w:rFonts w:eastAsia="黑体"/>
         <w:b/>
         <w:bCs/>
       </w:rPr>
     </w:tblStylePr>
     <w:tblStylePr w:type="lastRow">
       <w:rPr>
+        <w:rFonts w:eastAsia="黑体"/>
         <w:b/>
         <w:bCs/>
       </w:rPr>
@@ -9927,12 +10381,14 @@
     </w:tblStylePr>
     <w:tblStylePr w:type="firstCol">
       <w:rPr>
+        <w:rFonts w:eastAsia="黑体"/>
         <w:b/>
         <w:bCs/>
       </w:rPr>
     </w:tblStylePr>
     <w:tblStylePr w:type="lastCol">
       <w:rPr>
+        <w:rFonts w:eastAsia="黑体"/>
         <w:b/>
         <w:bCs/>
       </w:rPr>
@@ -9982,12 +10438,14 @@
     </w:tcPr>
     <w:tblStylePr w:type="firstRow">
       <w:rPr>
+        <w:rFonts w:eastAsia="黑体"/>
         <w:b/>
         <w:bCs/>
       </w:rPr>
     </w:tblStylePr>
     <w:tblStylePr w:type="lastRow">
       <w:rPr>
+        <w:rFonts w:eastAsia="黑体"/>
         <w:b/>
         <w:bCs/>
       </w:rPr>
@@ -10000,12 +10458,14 @@
     </w:tblStylePr>
     <w:tblStylePr w:type="firstCol">
       <w:rPr>
+        <w:rFonts w:eastAsia="黑体"/>
         <w:b/>
         <w:bCs/>
       </w:rPr>
     </w:tblStylePr>
     <w:tblStylePr w:type="lastCol">
       <w:rPr>
+        <w:rFonts w:eastAsia="黑体"/>
         <w:b/>
         <w:bCs/>
       </w:rPr>
@@ -10055,12 +10515,14 @@
     </w:tcPr>
     <w:tblStylePr w:type="firstRow">
       <w:rPr>
+        <w:rFonts w:eastAsia="黑体"/>
         <w:b/>
         <w:bCs/>
       </w:rPr>
     </w:tblStylePr>
     <w:tblStylePr w:type="lastRow">
       <w:rPr>
+        <w:rFonts w:eastAsia="黑体"/>
         <w:b/>
         <w:bCs/>
       </w:rPr>
@@ -10073,12 +10535,14 @@
     </w:tblStylePr>
     <w:tblStylePr w:type="firstCol">
       <w:rPr>
+        <w:rFonts w:eastAsia="黑体"/>
         <w:b/>
         <w:bCs/>
       </w:rPr>
     </w:tblStylePr>
     <w:tblStylePr w:type="lastCol">
       <w:rPr>
+        <w:rFonts w:eastAsia="黑体"/>
         <w:b/>
         <w:bCs/>
       </w:rPr>
@@ -10128,12 +10592,14 @@
     </w:tcPr>
     <w:tblStylePr w:type="firstRow">
       <w:rPr>
+        <w:rFonts w:eastAsia="黑体"/>
         <w:b/>
         <w:bCs/>
       </w:rPr>
     </w:tblStylePr>
     <w:tblStylePr w:type="lastRow">
       <w:rPr>
+        <w:rFonts w:eastAsia="黑体"/>
         <w:b/>
         <w:bCs/>
       </w:rPr>
@@ -10146,12 +10612,14 @@
     </w:tblStylePr>
     <w:tblStylePr w:type="firstCol">
       <w:rPr>
+        <w:rFonts w:eastAsia="黑体"/>
         <w:b/>
         <w:bCs/>
       </w:rPr>
     </w:tblStylePr>
     <w:tblStylePr w:type="lastCol">
       <w:rPr>
+        <w:rFonts w:eastAsia="黑体"/>
         <w:b/>
         <w:bCs/>
       </w:rPr>
@@ -10201,12 +10669,14 @@
     </w:tcPr>
     <w:tblStylePr w:type="firstRow">
       <w:rPr>
+        <w:rFonts w:eastAsia="黑体"/>
         <w:b/>
         <w:bCs/>
       </w:rPr>
     </w:tblStylePr>
     <w:tblStylePr w:type="lastRow">
       <w:rPr>
+        <w:rFonts w:eastAsia="黑体"/>
         <w:b/>
         <w:bCs/>
       </w:rPr>
@@ -10219,12 +10689,14 @@
     </w:tblStylePr>
     <w:tblStylePr w:type="firstCol">
       <w:rPr>
+        <w:rFonts w:eastAsia="黑体"/>
         <w:b/>
         <w:bCs/>
       </w:rPr>
     </w:tblStylePr>
     <w:tblStylePr w:type="lastCol">
       <w:rPr>
+        <w:rFonts w:eastAsia="黑体"/>
         <w:b/>
         <w:bCs/>
       </w:rPr>
@@ -10251,7 +10723,7 @@
       <w:spacing w:after="0" w:line="240" w:lineRule="auto"/>
     </w:pPr>
     <w:rPr>
-      <w:rFonts w:asciiTheme="majorHAnsi" w:cstheme="majorBidi" w:eastAsiaTheme="majorEastAsia" w:hAnsiTheme="majorHAnsi"/>
+      <w:rFonts w:asciiTheme="majorHAnsi" w:cstheme="majorBidi" w:hAnsiTheme="majorHAnsi" w:eastAsia="黑体"/>
       <w:color w:themeColor="text1" w:val="000000"/>
     </w:rPr>
     <w:tblPr>
@@ -10278,6 +10750,7 @@
     </w:tcPr>
     <w:tblStylePr w:type="firstRow">
       <w:rPr>
+        <w:rFonts w:eastAsia="黑体"/>
         <w:b/>
         <w:bCs/>
         <w:color w:themeColor="text1" w:val="000000"/>
@@ -10289,6 +10762,7 @@
     </w:tblStylePr>
     <w:tblStylePr w:type="lastRow">
       <w:rPr>
+        <w:rFonts w:eastAsia="黑体"/>
         <w:b/>
         <w:bCs/>
         <w:color w:themeColor="text1" w:val="000000"/>
@@ -10308,6 +10782,7 @@
     </w:tblStylePr>
     <w:tblStylePr w:type="firstCol">
       <w:rPr>
+        <w:rFonts w:eastAsia="黑体"/>
         <w:b/>
         <w:bCs/>
         <w:color w:themeColor="text1" w:val="000000"/>
@@ -10327,6 +10802,7 @@
     </w:tblStylePr>
     <w:tblStylePr w:type="lastCol">
       <w:rPr>
+        <w:rFonts w:eastAsia="黑体"/>
         <w:b w:val="0"/>
         <w:bCs w:val="0"/>
         <w:color w:themeColor="text1" w:val="000000"/>
@@ -10376,7 +10852,7 @@
       <w:spacing w:after="0" w:line="240" w:lineRule="auto"/>
     </w:pPr>
     <w:rPr>
-      <w:rFonts w:asciiTheme="majorHAnsi" w:cstheme="majorBidi" w:eastAsiaTheme="majorEastAsia" w:hAnsiTheme="majorHAnsi"/>
+      <w:rFonts w:asciiTheme="majorHAnsi" w:cstheme="majorBidi" w:hAnsiTheme="majorHAnsi" w:eastAsia="黑体"/>
       <w:color w:themeColor="text1" w:val="000000"/>
     </w:rPr>
     <w:tblPr>
@@ -10403,6 +10879,7 @@
     </w:tcPr>
     <w:tblStylePr w:type="firstRow">
       <w:rPr>
+        <w:rFonts w:eastAsia="黑体"/>
         <w:b/>
         <w:bCs/>
         <w:color w:themeColor="text1" w:val="000000"/>
@@ -10414,6 +10891,7 @@
     </w:tblStylePr>
     <w:tblStylePr w:type="lastRow">
       <w:rPr>
+        <w:rFonts w:eastAsia="黑体"/>
         <w:b/>
         <w:bCs/>
         <w:color w:themeColor="text1" w:val="000000"/>
@@ -10433,6 +10911,7 @@
     </w:tblStylePr>
     <w:tblStylePr w:type="firstCol">
       <w:rPr>
+        <w:rFonts w:eastAsia="黑体"/>
         <w:b/>
         <w:bCs/>
         <w:color w:themeColor="text1" w:val="000000"/>
@@ -10452,6 +10931,7 @@
     </w:tblStylePr>
     <w:tblStylePr w:type="lastCol">
       <w:rPr>
+        <w:rFonts w:eastAsia="黑体"/>
         <w:b w:val="0"/>
         <w:bCs w:val="0"/>
         <w:color w:themeColor="text1" w:val="000000"/>
@@ -10501,7 +10981,7 @@
       <w:spacing w:after="0" w:line="240" w:lineRule="auto"/>
     </w:pPr>
     <w:rPr>
-      <w:rFonts w:asciiTheme="majorHAnsi" w:cstheme="majorBidi" w:eastAsiaTheme="majorEastAsia" w:hAnsiTheme="majorHAnsi"/>
+      <w:rFonts w:asciiTheme="majorHAnsi" w:cstheme="majorBidi" w:hAnsiTheme="majorHAnsi" w:eastAsia="黑体"/>
       <w:color w:themeColor="text1" w:val="000000"/>
     </w:rPr>
     <w:tblPr>
@@ -10528,6 +11008,7 @@
     </w:tcPr>
     <w:tblStylePr w:type="firstRow">
       <w:rPr>
+        <w:rFonts w:eastAsia="黑体"/>
         <w:b/>
         <w:bCs/>
         <w:color w:themeColor="text1" w:val="000000"/>
@@ -10539,6 +11020,7 @@
     </w:tblStylePr>
     <w:tblStylePr w:type="lastRow">
       <w:rPr>
+        <w:rFonts w:eastAsia="黑体"/>
         <w:b/>
         <w:bCs/>
         <w:color w:themeColor="text1" w:val="000000"/>
@@ -10558,6 +11040,7 @@
     </w:tblStylePr>
     <w:tblStylePr w:type="firstCol">
       <w:rPr>
+        <w:rFonts w:eastAsia="黑体"/>
         <w:b/>
         <w:bCs/>
         <w:color w:themeColor="text1" w:val="000000"/>
@@ -10577,6 +11060,7 @@
     </w:tblStylePr>
     <w:tblStylePr w:type="lastCol">
       <w:rPr>
+        <w:rFonts w:eastAsia="黑体"/>
         <w:b w:val="0"/>
         <w:bCs w:val="0"/>
         <w:color w:themeColor="text1" w:val="000000"/>
@@ -10626,7 +11110,7 @@
       <w:spacing w:after="0" w:line="240" w:lineRule="auto"/>
     </w:pPr>
     <w:rPr>
-      <w:rFonts w:asciiTheme="majorHAnsi" w:cstheme="majorBidi" w:eastAsiaTheme="majorEastAsia" w:hAnsiTheme="majorHAnsi"/>
+      <w:rFonts w:asciiTheme="majorHAnsi" w:cstheme="majorBidi" w:hAnsiTheme="majorHAnsi" w:eastAsia="黑体"/>
       <w:color w:themeColor="text1" w:val="000000"/>
     </w:rPr>
     <w:tblPr>
@@ -10653,6 +11137,7 @@
     </w:tcPr>
     <w:tblStylePr w:type="firstRow">
       <w:rPr>
+        <w:rFonts w:eastAsia="黑体"/>
         <w:b/>
         <w:bCs/>
         <w:color w:themeColor="text1" w:val="000000"/>
@@ -10664,6 +11149,7 @@
     </w:tblStylePr>
     <w:tblStylePr w:type="lastRow">
       <w:rPr>
+        <w:rFonts w:eastAsia="黑体"/>
         <w:b/>
         <w:bCs/>
         <w:color w:themeColor="text1" w:val="000000"/>
@@ -10683,6 +11169,7 @@
     </w:tblStylePr>
     <w:tblStylePr w:type="firstCol">
       <w:rPr>
+        <w:rFonts w:eastAsia="黑体"/>
         <w:b/>
         <w:bCs/>
         <w:color w:themeColor="text1" w:val="000000"/>
@@ -10702,6 +11189,7 @@
     </w:tblStylePr>
     <w:tblStylePr w:type="lastCol">
       <w:rPr>
+        <w:rFonts w:eastAsia="黑体"/>
         <w:b w:val="0"/>
         <w:bCs w:val="0"/>
         <w:color w:themeColor="text1" w:val="000000"/>
@@ -10751,7 +11239,7 @@
       <w:spacing w:after="0" w:line="240" w:lineRule="auto"/>
     </w:pPr>
     <w:rPr>
-      <w:rFonts w:asciiTheme="majorHAnsi" w:cstheme="majorBidi" w:eastAsiaTheme="majorEastAsia" w:hAnsiTheme="majorHAnsi"/>
+      <w:rFonts w:asciiTheme="majorHAnsi" w:cstheme="majorBidi" w:hAnsiTheme="majorHAnsi" w:eastAsia="黑体"/>
       <w:color w:themeColor="text1" w:val="000000"/>
     </w:rPr>
     <w:tblPr>
@@ -10778,6 +11266,7 @@
     </w:tcPr>
     <w:tblStylePr w:type="firstRow">
       <w:rPr>
+        <w:rFonts w:eastAsia="黑体"/>
         <w:b/>
         <w:bCs/>
         <w:color w:themeColor="text1" w:val="000000"/>
@@ -10789,6 +11278,7 @@
     </w:tblStylePr>
     <w:tblStylePr w:type="lastRow">
       <w:rPr>
+        <w:rFonts w:eastAsia="黑体"/>
         <w:b/>
         <w:bCs/>
         <w:color w:themeColor="text1" w:val="000000"/>
@@ -10808,6 +11298,7 @@
     </w:tblStylePr>
     <w:tblStylePr w:type="firstCol">
       <w:rPr>
+        <w:rFonts w:eastAsia="黑体"/>
         <w:b/>
         <w:bCs/>
         <w:color w:themeColor="text1" w:val="000000"/>
@@ -10827,6 +11318,7 @@
     </w:tblStylePr>
     <w:tblStylePr w:type="lastCol">
       <w:rPr>
+        <w:rFonts w:eastAsia="黑体"/>
         <w:b w:val="0"/>
         <w:bCs w:val="0"/>
         <w:color w:themeColor="text1" w:val="000000"/>
@@ -10876,7 +11368,7 @@
       <w:spacing w:after="0" w:line="240" w:lineRule="auto"/>
     </w:pPr>
     <w:rPr>
-      <w:rFonts w:asciiTheme="majorHAnsi" w:cstheme="majorBidi" w:eastAsiaTheme="majorEastAsia" w:hAnsiTheme="majorHAnsi"/>
+      <w:rFonts w:asciiTheme="majorHAnsi" w:cstheme="majorBidi" w:hAnsiTheme="majorHAnsi" w:eastAsia="黑体"/>
       <w:color w:themeColor="text1" w:val="000000"/>
     </w:rPr>
     <w:tblPr>
@@ -10903,6 +11395,7 @@
     </w:tcPr>
     <w:tblStylePr w:type="firstRow">
       <w:rPr>
+        <w:rFonts w:eastAsia="黑体"/>
         <w:b/>
         <w:bCs/>
         <w:color w:themeColor="text1" w:val="000000"/>
@@ -10914,6 +11407,7 @@
     </w:tblStylePr>
     <w:tblStylePr w:type="lastRow">
       <w:rPr>
+        <w:rFonts w:eastAsia="黑体"/>
         <w:b/>
         <w:bCs/>
         <w:color w:themeColor="text1" w:val="000000"/>
@@ -10933,6 +11427,7 @@
     </w:tblStylePr>
     <w:tblStylePr w:type="firstCol">
       <w:rPr>
+        <w:rFonts w:eastAsia="黑体"/>
         <w:b/>
         <w:bCs/>
         <w:color w:themeColor="text1" w:val="000000"/>
@@ -10952,6 +11447,7 @@
     </w:tblStylePr>
     <w:tblStylePr w:type="lastCol">
       <w:rPr>
+        <w:rFonts w:eastAsia="黑体"/>
         <w:b w:val="0"/>
         <w:bCs w:val="0"/>
         <w:color w:themeColor="text1" w:val="000000"/>
@@ -11001,7 +11497,7 @@
       <w:spacing w:after="0" w:line="240" w:lineRule="auto"/>
     </w:pPr>
     <w:rPr>
-      <w:rFonts w:asciiTheme="majorHAnsi" w:cstheme="majorBidi" w:eastAsiaTheme="majorEastAsia" w:hAnsiTheme="majorHAnsi"/>
+      <w:rFonts w:asciiTheme="majorHAnsi" w:cstheme="majorBidi" w:hAnsiTheme="majorHAnsi" w:eastAsia="黑体"/>
       <w:color w:themeColor="text1" w:val="000000"/>
     </w:rPr>
     <w:tblPr>
@@ -11028,6 +11524,7 @@
     </w:tcPr>
     <w:tblStylePr w:type="firstRow">
       <w:rPr>
+        <w:rFonts w:eastAsia="黑体"/>
         <w:b/>
         <w:bCs/>
         <w:color w:themeColor="text1" w:val="000000"/>
@@ -11039,6 +11536,7 @@
     </w:tblStylePr>
     <w:tblStylePr w:type="lastRow">
       <w:rPr>
+        <w:rFonts w:eastAsia="黑体"/>
         <w:b/>
         <w:bCs/>
         <w:color w:themeColor="text1" w:val="000000"/>
@@ -11058,6 +11556,7 @@
     </w:tblStylePr>
     <w:tblStylePr w:type="firstCol">
       <w:rPr>
+        <w:rFonts w:eastAsia="黑体"/>
         <w:b/>
         <w:bCs/>
         <w:color w:themeColor="text1" w:val="000000"/>
@@ -11077,6 +11576,7 @@
     </w:tblStylePr>
     <w:tblStylePr w:type="lastCol">
       <w:rPr>
+        <w:rFonts w:eastAsia="黑体"/>
         <w:b w:val="0"/>
         <w:bCs w:val="0"/>
         <w:color w:themeColor="text1" w:val="000000"/>
@@ -11149,6 +11649,7 @@
     </w:tcPr>
     <w:tblStylePr w:type="firstRow">
       <w:rPr>
+        <w:rFonts w:eastAsia="黑体"/>
         <w:b/>
         <w:bCs/>
         <w:i w:val="0"/>
@@ -11170,6 +11671,7 @@
     </w:tblStylePr>
     <w:tblStylePr w:type="lastRow">
       <w:rPr>
+        <w:rFonts w:eastAsia="黑体"/>
         <w:b/>
         <w:bCs/>
         <w:i w:val="0"/>
@@ -11191,6 +11693,7 @@
     </w:tblStylePr>
     <w:tblStylePr w:type="firstCol">
       <w:rPr>
+        <w:rFonts w:eastAsia="黑体"/>
         <w:b/>
         <w:bCs/>
         <w:i w:val="0"/>
@@ -11210,6 +11713,7 @@
     </w:tblStylePr>
     <w:tblStylePr w:type="lastCol">
       <w:rPr>
+        <w:rFonts w:eastAsia="黑体"/>
         <w:b/>
         <w:bCs/>
         <w:i w:val="0"/>
@@ -11290,6 +11794,7 @@
     </w:tcPr>
     <w:tblStylePr w:type="firstRow">
       <w:rPr>
+        <w:rFonts w:eastAsia="黑体"/>
         <w:b/>
         <w:bCs/>
         <w:i w:val="0"/>
@@ -11311,6 +11816,7 @@
     </w:tblStylePr>
     <w:tblStylePr w:type="lastRow">
       <w:rPr>
+        <w:rFonts w:eastAsia="黑体"/>
         <w:b/>
         <w:bCs/>
         <w:i w:val="0"/>
@@ -11332,6 +11838,7 @@
     </w:tblStylePr>
     <w:tblStylePr w:type="firstCol">
       <w:rPr>
+        <w:rFonts w:eastAsia="黑体"/>
         <w:b/>
         <w:bCs/>
         <w:i w:val="0"/>
@@ -11351,6 +11858,7 @@
     </w:tblStylePr>
     <w:tblStylePr w:type="lastCol">
       <w:rPr>
+        <w:rFonts w:eastAsia="黑体"/>
         <w:b/>
         <w:bCs/>
         <w:i w:val="0"/>
@@ -11431,6 +11939,7 @@
     </w:tcPr>
     <w:tblStylePr w:type="firstRow">
       <w:rPr>
+        <w:rFonts w:eastAsia="黑体"/>
         <w:b/>
         <w:bCs/>
         <w:i w:val="0"/>
@@ -11452,6 +11961,7 @@
     </w:tblStylePr>
     <w:tblStylePr w:type="lastRow">
       <w:rPr>
+        <w:rFonts w:eastAsia="黑体"/>
         <w:b/>
         <w:bCs/>
         <w:i w:val="0"/>
@@ -11473,6 +11983,7 @@
     </w:tblStylePr>
     <w:tblStylePr w:type="firstCol">
       <w:rPr>
+        <w:rFonts w:eastAsia="黑体"/>
         <w:b/>
         <w:bCs/>
         <w:i w:val="0"/>
@@ -11492,6 +12003,7 @@
     </w:tblStylePr>
     <w:tblStylePr w:type="lastCol">
       <w:rPr>
+        <w:rFonts w:eastAsia="黑体"/>
         <w:b/>
         <w:bCs/>
         <w:i w:val="0"/>
@@ -11572,6 +12084,7 @@
     </w:tcPr>
     <w:tblStylePr w:type="firstRow">
       <w:rPr>
+        <w:rFonts w:eastAsia="黑体"/>
         <w:b/>
         <w:bCs/>
         <w:i w:val="0"/>
@@ -11593,6 +12106,7 @@
     </w:tblStylePr>
     <w:tblStylePr w:type="lastRow">
       <w:rPr>
+        <w:rFonts w:eastAsia="黑体"/>
         <w:b/>
         <w:bCs/>
         <w:i w:val="0"/>
@@ -11614,6 +12128,7 @@
     </w:tblStylePr>
     <w:tblStylePr w:type="firstCol">
       <w:rPr>
+        <w:rFonts w:eastAsia="黑体"/>
         <w:b/>
         <w:bCs/>
         <w:i w:val="0"/>
@@ -11633,6 +12148,7 @@
     </w:tblStylePr>
     <w:tblStylePr w:type="lastCol">
       <w:rPr>
+        <w:rFonts w:eastAsia="黑体"/>
         <w:b/>
         <w:bCs/>
         <w:i w:val="0"/>
@@ -11713,6 +12229,7 @@
     </w:tcPr>
     <w:tblStylePr w:type="firstRow">
       <w:rPr>
+        <w:rFonts w:eastAsia="黑体"/>
         <w:b/>
         <w:bCs/>
         <w:i w:val="0"/>
@@ -11734,6 +12251,7 @@
     </w:tblStylePr>
     <w:tblStylePr w:type="lastRow">
       <w:rPr>
+        <w:rFonts w:eastAsia="黑体"/>
         <w:b/>
         <w:bCs/>
         <w:i w:val="0"/>
@@ -11755,6 +12273,7 @@
     </w:tblStylePr>
     <w:tblStylePr w:type="firstCol">
       <w:rPr>
+        <w:rFonts w:eastAsia="黑体"/>
         <w:b/>
         <w:bCs/>
         <w:i w:val="0"/>
@@ -11774,6 +12293,7 @@
     </w:tblStylePr>
     <w:tblStylePr w:type="lastCol">
       <w:rPr>
+        <w:rFonts w:eastAsia="黑体"/>
         <w:b/>
         <w:bCs/>
         <w:i w:val="0"/>
@@ -11854,6 +12374,7 @@
     </w:tcPr>
     <w:tblStylePr w:type="firstRow">
       <w:rPr>
+        <w:rFonts w:eastAsia="黑体"/>
         <w:b/>
         <w:bCs/>
         <w:i w:val="0"/>
@@ -11875,6 +12396,7 @@
     </w:tblStylePr>
     <w:tblStylePr w:type="lastRow">
       <w:rPr>
+        <w:rFonts w:eastAsia="黑体"/>
         <w:b/>
         <w:bCs/>
         <w:i w:val="0"/>
@@ -11896,6 +12418,7 @@
     </w:tblStylePr>
     <w:tblStylePr w:type="firstCol">
       <w:rPr>
+        <w:rFonts w:eastAsia="黑体"/>
         <w:b/>
         <w:bCs/>
         <w:i w:val="0"/>
@@ -11915,6 +12438,7 @@
     </w:tblStylePr>
     <w:tblStylePr w:type="lastCol">
       <w:rPr>
+        <w:rFonts w:eastAsia="黑体"/>
         <w:b/>
         <w:bCs/>
         <w:i w:val="0"/>
@@ -11995,6 +12519,7 @@
     </w:tcPr>
     <w:tblStylePr w:type="firstRow">
       <w:rPr>
+        <w:rFonts w:eastAsia="黑体"/>
         <w:b/>
         <w:bCs/>
         <w:i w:val="0"/>
@@ -12016,6 +12541,7 @@
     </w:tblStylePr>
     <w:tblStylePr w:type="lastRow">
       <w:rPr>
+        <w:rFonts w:eastAsia="黑体"/>
         <w:b/>
         <w:bCs/>
         <w:i w:val="0"/>
@@ -12037,6 +12563,7 @@
     </w:tblStylePr>
     <w:tblStylePr w:type="firstCol">
       <w:rPr>
+        <w:rFonts w:eastAsia="黑体"/>
         <w:b/>
         <w:bCs/>
         <w:i w:val="0"/>
@@ -12056,6 +12583,7 @@
     </w:tblStylePr>
     <w:tblStylePr w:type="lastCol">
       <w:rPr>
+        <w:rFonts w:eastAsia="黑体"/>
         <w:b/>
         <w:bCs/>
         <w:i w:val="0"/>
@@ -12113,6 +12641,7 @@
       <w:spacing w:after="0" w:line="240" w:lineRule="auto"/>
     </w:pPr>
     <w:rPr>
+      <w:rFonts w:eastAsia="黑体"/>
       <w:color w:themeColor="background1" w:val="FFFFFF"/>
     </w:rPr>
     <w:tblPr>
@@ -12131,6 +12660,7 @@
     </w:tcPr>
     <w:tblStylePr w:type="firstRow">
       <w:rPr>
+        <w:rFonts w:eastAsia="黑体"/>
         <w:b/>
         <w:bCs/>
       </w:rPr>
@@ -12227,6 +12757,7 @@
       <w:spacing w:after="0" w:line="240" w:lineRule="auto"/>
     </w:pPr>
     <w:rPr>
+      <w:rFonts w:eastAsia="黑体"/>
       <w:color w:themeColor="background1" w:val="FFFFFF"/>
     </w:rPr>
     <w:tblPr>
@@ -12245,6 +12776,7 @@
     </w:tcPr>
     <w:tblStylePr w:type="firstRow">
       <w:rPr>
+        <w:rFonts w:eastAsia="黑体"/>
         <w:b/>
         <w:bCs/>
       </w:rPr>
@@ -12341,6 +12873,7 @@
       <w:spacing w:after="0" w:line="240" w:lineRule="auto"/>
     </w:pPr>
     <w:rPr>
+      <w:rFonts w:eastAsia="黑体"/>
       <w:color w:themeColor="background1" w:val="FFFFFF"/>
     </w:rPr>
     <w:tblPr>
@@ -12359,6 +12892,7 @@
     </w:tcPr>
     <w:tblStylePr w:type="firstRow">
       <w:rPr>
+        <w:rFonts w:eastAsia="黑体"/>
         <w:b/>
         <w:bCs/>
       </w:rPr>
@@ -12455,6 +12989,7 @@
       <w:spacing w:after="0" w:line="240" w:lineRule="auto"/>
     </w:pPr>
     <w:rPr>
+      <w:rFonts w:eastAsia="黑体"/>
       <w:color w:themeColor="background1" w:val="FFFFFF"/>
     </w:rPr>
     <w:tblPr>
@@ -12473,6 +13008,7 @@
     </w:tcPr>
     <w:tblStylePr w:type="firstRow">
       <w:rPr>
+        <w:rFonts w:eastAsia="黑体"/>
         <w:b/>
         <w:bCs/>
       </w:rPr>
@@ -12569,6 +13105,7 @@
       <w:spacing w:after="0" w:line="240" w:lineRule="auto"/>
     </w:pPr>
     <w:rPr>
+      <w:rFonts w:eastAsia="黑体"/>
       <w:color w:themeColor="background1" w:val="FFFFFF"/>
     </w:rPr>
     <w:tblPr>
@@ -12587,6 +13124,7 @@
     </w:tcPr>
     <w:tblStylePr w:type="firstRow">
       <w:rPr>
+        <w:rFonts w:eastAsia="黑体"/>
         <w:b/>
         <w:bCs/>
       </w:rPr>
@@ -12683,6 +13221,7 @@
       <w:spacing w:after="0" w:line="240" w:lineRule="auto"/>
     </w:pPr>
     <w:rPr>
+      <w:rFonts w:eastAsia="黑体"/>
       <w:color w:themeColor="background1" w:val="FFFFFF"/>
     </w:rPr>
     <w:tblPr>
@@ -12701,6 +13240,7 @@
     </w:tcPr>
     <w:tblStylePr w:type="firstRow">
       <w:rPr>
+        <w:rFonts w:eastAsia="黑体"/>
         <w:b/>
         <w:bCs/>
       </w:rPr>
@@ -12797,6 +13337,7 @@
       <w:spacing w:after="0" w:line="240" w:lineRule="auto"/>
     </w:pPr>
     <w:rPr>
+      <w:rFonts w:eastAsia="黑体"/>
       <w:color w:themeColor="background1" w:val="FFFFFF"/>
     </w:rPr>
     <w:tblPr>
@@ -12815,6 +13356,7 @@
     </w:tcPr>
     <w:tblStylePr w:type="firstRow">
       <w:rPr>
+        <w:rFonts w:eastAsia="黑体"/>
         <w:b/>
         <w:bCs/>
       </w:rPr>
@@ -12911,6 +13453,7 @@
       <w:spacing w:after="0" w:line="240" w:lineRule="auto"/>
     </w:pPr>
     <w:rPr>
+      <w:rFonts w:eastAsia="黑体"/>
       <w:color w:themeColor="text1" w:val="000000"/>
     </w:rPr>
     <w:tblPr>
@@ -12937,6 +13480,7 @@
     </w:tcPr>
     <w:tblStylePr w:type="firstRow">
       <w:rPr>
+        <w:rFonts w:eastAsia="黑体"/>
         <w:b/>
         <w:bCs/>
       </w:rPr>
@@ -12955,6 +13499,7 @@
     </w:tblStylePr>
     <w:tblStylePr w:type="lastRow">
       <w:rPr>
+        <w:rFonts w:eastAsia="黑体"/>
         <w:b/>
         <w:bCs/>
         <w:color w:themeColor="background1" w:val="FFFFFF"/>
@@ -12969,6 +13514,7 @@
     </w:tblStylePr>
     <w:tblStylePr w:type="firstCol">
       <w:rPr>
+        <w:rFonts w:eastAsia="黑体"/>
         <w:color w:themeColor="background1" w:val="FFFFFF"/>
       </w:rPr>
       <w:tblPr/>
@@ -12986,6 +13532,7 @@
     </w:tblStylePr>
     <w:tblStylePr w:type="lastCol">
       <w:rPr>
+        <w:rFonts w:eastAsia="黑体"/>
         <w:color w:themeColor="background1" w:val="FFFFFF"/>
       </w:rPr>
       <w:tblPr/>
@@ -13015,11 +13562,13 @@
     </w:tblStylePr>
     <w:tblStylePr w:type="neCell">
       <w:rPr>
+        <w:rFonts w:eastAsia="黑体"/>
         <w:color w:themeColor="text1" w:val="000000"/>
       </w:rPr>
     </w:tblStylePr>
     <w:tblStylePr w:type="nwCell">
       <w:rPr>
+        <w:rFonts w:eastAsia="黑体"/>
         <w:color w:themeColor="text1" w:val="000000"/>
       </w:rPr>
     </w:tblStylePr>
@@ -13033,6 +13582,7 @@
       <w:spacing w:after="0" w:line="240" w:lineRule="auto"/>
     </w:pPr>
     <w:rPr>
+      <w:rFonts w:eastAsia="黑体"/>
       <w:color w:themeColor="text1" w:val="000000"/>
     </w:rPr>
     <w:tblPr>
@@ -13059,6 +13609,7 @@
     </w:tcPr>
     <w:tblStylePr w:type="firstRow">
       <w:rPr>
+        <w:rFonts w:eastAsia="黑体"/>
         <w:b/>
         <w:bCs/>
       </w:rPr>
@@ -13077,6 +13628,7 @@
     </w:tblStylePr>
     <w:tblStylePr w:type="lastRow">
       <w:rPr>
+        <w:rFonts w:eastAsia="黑体"/>
         <w:b/>
         <w:bCs/>
         <w:color w:themeColor="background1" w:val="FFFFFF"/>
@@ -13091,6 +13643,7 @@
     </w:tblStylePr>
     <w:tblStylePr w:type="firstCol">
       <w:rPr>
+        <w:rFonts w:eastAsia="黑体"/>
         <w:color w:themeColor="background1" w:val="FFFFFF"/>
       </w:rPr>
       <w:tblPr/>
@@ -13108,6 +13661,7 @@
     </w:tblStylePr>
     <w:tblStylePr w:type="lastCol">
       <w:rPr>
+        <w:rFonts w:eastAsia="黑体"/>
         <w:color w:themeColor="background1" w:val="FFFFFF"/>
       </w:rPr>
       <w:tblPr/>
@@ -13137,11 +13691,13 @@
     </w:tblStylePr>
     <w:tblStylePr w:type="neCell">
       <w:rPr>
+        <w:rFonts w:eastAsia="黑体"/>
         <w:color w:themeColor="text1" w:val="000000"/>
       </w:rPr>
     </w:tblStylePr>
     <w:tblStylePr w:type="nwCell">
       <w:rPr>
+        <w:rFonts w:eastAsia="黑体"/>
         <w:color w:themeColor="text1" w:val="000000"/>
       </w:rPr>
     </w:tblStylePr>
@@ -13155,6 +13711,7 @@
       <w:spacing w:after="0" w:line="240" w:lineRule="auto"/>
     </w:pPr>
     <w:rPr>
+      <w:rFonts w:eastAsia="黑体"/>
       <w:color w:themeColor="text1" w:val="000000"/>
     </w:rPr>
     <w:tblPr>
@@ -13181,6 +13738,7 @@
     </w:tcPr>
     <w:tblStylePr w:type="firstRow">
       <w:rPr>
+        <w:rFonts w:eastAsia="黑体"/>
         <w:b/>
         <w:bCs/>
       </w:rPr>
@@ -13199,6 +13757,7 @@
     </w:tblStylePr>
     <w:tblStylePr w:type="lastRow">
       <w:rPr>
+        <w:rFonts w:eastAsia="黑体"/>
         <w:b/>
         <w:bCs/>
         <w:color w:themeColor="background1" w:val="FFFFFF"/>
@@ -13213,6 +13772,7 @@
     </w:tblStylePr>
     <w:tblStylePr w:type="firstCol">
       <w:rPr>
+        <w:rFonts w:eastAsia="黑体"/>
         <w:color w:themeColor="background1" w:val="FFFFFF"/>
       </w:rPr>
       <w:tblPr/>
@@ -13230,6 +13790,7 @@
     </w:tblStylePr>
     <w:tblStylePr w:type="lastCol">
       <w:rPr>
+        <w:rFonts w:eastAsia="黑体"/>
         <w:color w:themeColor="background1" w:val="FFFFFF"/>
       </w:rPr>
       <w:tblPr/>
@@ -13259,11 +13820,13 @@
     </w:tblStylePr>
     <w:tblStylePr w:type="neCell">
       <w:rPr>
+        <w:rFonts w:eastAsia="黑体"/>
         <w:color w:themeColor="text1" w:val="000000"/>
       </w:rPr>
     </w:tblStylePr>
     <w:tblStylePr w:type="nwCell">
       <w:rPr>
+        <w:rFonts w:eastAsia="黑体"/>
         <w:color w:themeColor="text1" w:val="000000"/>
       </w:rPr>
     </w:tblStylePr>
@@ -13277,6 +13840,7 @@
       <w:spacing w:after="0" w:line="240" w:lineRule="auto"/>
     </w:pPr>
     <w:rPr>
+      <w:rFonts w:eastAsia="黑体"/>
       <w:color w:themeColor="text1" w:val="000000"/>
     </w:rPr>
     <w:tblPr>
@@ -13303,6 +13867,7 @@
     </w:tcPr>
     <w:tblStylePr w:type="firstRow">
       <w:rPr>
+        <w:rFonts w:eastAsia="黑体"/>
         <w:b/>
         <w:bCs/>
       </w:rPr>
@@ -13321,6 +13886,7 @@
     </w:tblStylePr>
     <w:tblStylePr w:type="lastRow">
       <w:rPr>
+        <w:rFonts w:eastAsia="黑体"/>
         <w:b/>
         <w:bCs/>
         <w:color w:themeColor="background1" w:val="FFFFFF"/>
@@ -13335,6 +13901,7 @@
     </w:tblStylePr>
     <w:tblStylePr w:type="firstCol">
       <w:rPr>
+        <w:rFonts w:eastAsia="黑体"/>
         <w:color w:themeColor="background1" w:val="FFFFFF"/>
       </w:rPr>
       <w:tblPr/>
@@ -13352,6 +13919,7 @@
     </w:tblStylePr>
     <w:tblStylePr w:type="lastCol">
       <w:rPr>
+        <w:rFonts w:eastAsia="黑体"/>
         <w:color w:themeColor="background1" w:val="FFFFFF"/>
       </w:rPr>
       <w:tblPr/>
@@ -13389,6 +13957,7 @@
       <w:spacing w:after="0" w:line="240" w:lineRule="auto"/>
     </w:pPr>
     <w:rPr>
+      <w:rFonts w:eastAsia="黑体"/>
       <w:color w:themeColor="text1" w:val="000000"/>
     </w:rPr>
     <w:tblPr>
@@ -13415,6 +13984,7 @@
     </w:tcPr>
     <w:tblStylePr w:type="firstRow">
       <w:rPr>
+        <w:rFonts w:eastAsia="黑体"/>
         <w:b/>
         <w:bCs/>
       </w:rPr>
@@ -13433,6 +14003,7 @@
     </w:tblStylePr>
     <w:tblStylePr w:type="lastRow">
       <w:rPr>
+        <w:rFonts w:eastAsia="黑体"/>
         <w:b/>
         <w:bCs/>
         <w:color w:themeColor="background1" w:val="FFFFFF"/>
@@ -13447,6 +14018,7 @@
     </w:tblStylePr>
     <w:tblStylePr w:type="firstCol">
       <w:rPr>
+        <w:rFonts w:eastAsia="黑体"/>
         <w:color w:themeColor="background1" w:val="FFFFFF"/>
       </w:rPr>
       <w:tblPr/>
@@ -13464,6 +14036,7 @@
     </w:tblStylePr>
     <w:tblStylePr w:type="lastCol">
       <w:rPr>
+        <w:rFonts w:eastAsia="黑体"/>
         <w:color w:themeColor="background1" w:val="FFFFFF"/>
       </w:rPr>
       <w:tblPr/>
@@ -13493,11 +14066,13 @@
     </w:tblStylePr>
     <w:tblStylePr w:type="neCell">
       <w:rPr>
+        <w:rFonts w:eastAsia="黑体"/>
         <w:color w:themeColor="text1" w:val="000000"/>
       </w:rPr>
     </w:tblStylePr>
     <w:tblStylePr w:type="nwCell">
       <w:rPr>
+        <w:rFonts w:eastAsia="黑体"/>
         <w:color w:themeColor="text1" w:val="000000"/>
       </w:rPr>
     </w:tblStylePr>
@@ -13511,6 +14086,7 @@
       <w:spacing w:after="0" w:line="240" w:lineRule="auto"/>
     </w:pPr>
     <w:rPr>
+      <w:rFonts w:eastAsia="黑体"/>
       <w:color w:themeColor="text1" w:val="000000"/>
     </w:rPr>
     <w:tblPr>
@@ -13537,6 +14113,7 @@
     </w:tcPr>
     <w:tblStylePr w:type="firstRow">
       <w:rPr>
+        <w:rFonts w:eastAsia="黑体"/>
         <w:b/>
         <w:bCs/>
       </w:rPr>
@@ -13555,6 +14132,7 @@
     </w:tblStylePr>
     <w:tblStylePr w:type="lastRow">
       <w:rPr>
+        <w:rFonts w:eastAsia="黑体"/>
         <w:b/>
         <w:bCs/>
         <w:color w:themeColor="background1" w:val="FFFFFF"/>
@@ -13569,6 +14147,7 @@
     </w:tblStylePr>
     <w:tblStylePr w:type="firstCol">
       <w:rPr>
+        <w:rFonts w:eastAsia="黑体"/>
         <w:color w:themeColor="background1" w:val="FFFFFF"/>
       </w:rPr>
       <w:tblPr/>
@@ -13586,6 +14165,7 @@
     </w:tblStylePr>
     <w:tblStylePr w:type="lastCol">
       <w:rPr>
+        <w:rFonts w:eastAsia="黑体"/>
         <w:color w:themeColor="background1" w:val="FFFFFF"/>
       </w:rPr>
       <w:tblPr/>
@@ -13615,11 +14195,13 @@
     </w:tblStylePr>
     <w:tblStylePr w:type="neCell">
       <w:rPr>
+        <w:rFonts w:eastAsia="黑体"/>
         <w:color w:themeColor="text1" w:val="000000"/>
       </w:rPr>
     </w:tblStylePr>
     <w:tblStylePr w:type="nwCell">
       <w:rPr>
+        <w:rFonts w:eastAsia="黑体"/>
         <w:color w:themeColor="text1" w:val="000000"/>
       </w:rPr>
     </w:tblStylePr>
@@ -13633,6 +14215,7 @@
       <w:spacing w:after="0" w:line="240" w:lineRule="auto"/>
     </w:pPr>
     <w:rPr>
+      <w:rFonts w:eastAsia="黑体"/>
       <w:color w:themeColor="text1" w:val="000000"/>
     </w:rPr>
     <w:tblPr>
@@ -13659,6 +14242,7 @@
     </w:tcPr>
     <w:tblStylePr w:type="firstRow">
       <w:rPr>
+        <w:rFonts w:eastAsia="黑体"/>
         <w:b/>
         <w:bCs/>
       </w:rPr>
@@ -13677,6 +14261,7 @@
     </w:tblStylePr>
     <w:tblStylePr w:type="lastRow">
       <w:rPr>
+        <w:rFonts w:eastAsia="黑体"/>
         <w:b/>
         <w:bCs/>
         <w:color w:themeColor="background1" w:val="FFFFFF"/>
@@ -13691,6 +14276,7 @@
     </w:tblStylePr>
     <w:tblStylePr w:type="firstCol">
       <w:rPr>
+        <w:rFonts w:eastAsia="黑体"/>
         <w:color w:themeColor="background1" w:val="FFFFFF"/>
       </w:rPr>
       <w:tblPr/>
@@ -13708,6 +14294,7 @@
     </w:tblStylePr>
     <w:tblStylePr w:type="lastCol">
       <w:rPr>
+        <w:rFonts w:eastAsia="黑体"/>
         <w:color w:themeColor="background1" w:val="FFFFFF"/>
       </w:rPr>
       <w:tblPr/>
@@ -13737,11 +14324,13 @@
     </w:tblStylePr>
     <w:tblStylePr w:type="neCell">
       <w:rPr>
+        <w:rFonts w:eastAsia="黑体"/>
         <w:color w:themeColor="text1" w:val="000000"/>
       </w:rPr>
     </w:tblStylePr>
     <w:tblStylePr w:type="nwCell">
       <w:rPr>
+        <w:rFonts w:eastAsia="黑体"/>
         <w:color w:themeColor="text1" w:val="000000"/>
       </w:rPr>
     </w:tblStylePr>
@@ -13755,6 +14344,7 @@
       <w:spacing w:after="0" w:line="240" w:lineRule="auto"/>
     </w:pPr>
     <w:rPr>
+      <w:rFonts w:eastAsia="黑体"/>
       <w:color w:themeColor="text1" w:val="000000"/>
     </w:rPr>
     <w:tblPr>
@@ -13773,6 +14363,7 @@
     </w:tcPr>
     <w:tblStylePr w:type="firstRow">
       <w:rPr>
+        <w:rFonts w:eastAsia="黑体"/>
         <w:b/>
         <w:bCs/>
         <w:color w:themeColor="background1" w:val="FFFFFF"/>
@@ -13787,6 +14378,7 @@
     </w:tblStylePr>
     <w:tblStylePr w:type="lastRow">
       <w:rPr>
+        <w:rFonts w:eastAsia="黑体"/>
         <w:b/>
         <w:bCs/>
         <w:color w:themeColor="accent2" w:themeShade="CC" w:val="9E3A38"/>
@@ -13801,12 +14393,14 @@
     </w:tblStylePr>
     <w:tblStylePr w:type="firstCol">
       <w:rPr>
+        <w:rFonts w:eastAsia="黑体"/>
         <w:b/>
         <w:bCs/>
       </w:rPr>
     </w:tblStylePr>
     <w:tblStylePr w:type="lastCol">
       <w:rPr>
+        <w:rFonts w:eastAsia="黑体"/>
         <w:b/>
         <w:bCs/>
       </w:rPr>
@@ -13841,6 +14435,7 @@
       <w:spacing w:after="0" w:line="240" w:lineRule="auto"/>
     </w:pPr>
     <w:rPr>
+      <w:rFonts w:eastAsia="黑体"/>
       <w:color w:themeColor="text1" w:val="000000"/>
     </w:rPr>
     <w:tblPr>
@@ -13859,6 +14454,7 @@
     </w:tcPr>
     <w:tblStylePr w:type="firstRow">
       <w:rPr>
+        <w:rFonts w:eastAsia="黑体"/>
         <w:b/>
         <w:bCs/>
         <w:color w:themeColor="background1" w:val="FFFFFF"/>
@@ -13873,6 +14469,7 @@
     </w:tblStylePr>
     <w:tblStylePr w:type="lastRow">
       <w:rPr>
+        <w:rFonts w:eastAsia="黑体"/>
         <w:b/>
         <w:bCs/>
         <w:color w:themeColor="accent2" w:themeShade="CC" w:val="9E3A38"/>
@@ -13887,12 +14484,14 @@
     </w:tblStylePr>
     <w:tblStylePr w:type="firstCol">
       <w:rPr>
+        <w:rFonts w:eastAsia="黑体"/>
         <w:b/>
         <w:bCs/>
       </w:rPr>
     </w:tblStylePr>
     <w:tblStylePr w:type="lastCol">
       <w:rPr>
+        <w:rFonts w:eastAsia="黑体"/>
         <w:b/>
         <w:bCs/>
       </w:rPr>
@@ -13927,6 +14526,7 @@
       <w:spacing w:after="0" w:line="240" w:lineRule="auto"/>
     </w:pPr>
     <w:rPr>
+      <w:rFonts w:eastAsia="黑体"/>
       <w:color w:themeColor="text1" w:val="000000"/>
     </w:rPr>
     <w:tblPr>
@@ -13945,6 +14545,7 @@
     </w:tcPr>
     <w:tblStylePr w:type="firstRow">
       <w:rPr>
+        <w:rFonts w:eastAsia="黑体"/>
         <w:b/>
         <w:bCs/>
         <w:color w:themeColor="background1" w:val="FFFFFF"/>
@@ -13959,6 +14560,7 @@
     </w:tblStylePr>
     <w:tblStylePr w:type="lastRow">
       <w:rPr>
+        <w:rFonts w:eastAsia="黑体"/>
         <w:b/>
         <w:bCs/>
         <w:color w:themeColor="accent2" w:themeShade="CC" w:val="9E3A38"/>
@@ -13973,12 +14575,14 @@
     </w:tblStylePr>
     <w:tblStylePr w:type="firstCol">
       <w:rPr>
+        <w:rFonts w:eastAsia="黑体"/>
         <w:b/>
         <w:bCs/>
       </w:rPr>
     </w:tblStylePr>
     <w:tblStylePr w:type="lastCol">
       <w:rPr>
+        <w:rFonts w:eastAsia="黑体"/>
         <w:b/>
         <w:bCs/>
       </w:rPr>
@@ -14013,6 +14617,7 @@
       <w:spacing w:after="0" w:line="240" w:lineRule="auto"/>
     </w:pPr>
     <w:rPr>
+      <w:rFonts w:eastAsia="黑体"/>
       <w:color w:themeColor="text1" w:val="000000"/>
     </w:rPr>
     <w:tblPr>
@@ -14031,6 +14636,7 @@
     </w:tcPr>
     <w:tblStylePr w:type="firstRow">
       <w:rPr>
+        <w:rFonts w:eastAsia="黑体"/>
         <w:b/>
         <w:bCs/>
         <w:color w:themeColor="background1" w:val="FFFFFF"/>
@@ -14045,6 +14651,7 @@
     </w:tblStylePr>
     <w:tblStylePr w:type="lastRow">
       <w:rPr>
+        <w:rFonts w:eastAsia="黑体"/>
         <w:b/>
         <w:bCs/>
         <w:color w:themeColor="accent4" w:themeShade="CC" w:val="664E82"/>
@@ -14059,12 +14666,14 @@
     </w:tblStylePr>
     <w:tblStylePr w:type="firstCol">
       <w:rPr>
+        <w:rFonts w:eastAsia="黑体"/>
         <w:b/>
         <w:bCs/>
       </w:rPr>
     </w:tblStylePr>
     <w:tblStylePr w:type="lastCol">
       <w:rPr>
+        <w:rFonts w:eastAsia="黑体"/>
         <w:b/>
         <w:bCs/>
       </w:rPr>
@@ -14099,6 +14708,7 @@
       <w:spacing w:after="0" w:line="240" w:lineRule="auto"/>
     </w:pPr>
     <w:rPr>
+      <w:rFonts w:eastAsia="黑体"/>
       <w:color w:themeColor="text1" w:val="000000"/>
     </w:rPr>
     <w:tblPr>
@@ -14117,6 +14727,7 @@
     </w:tcPr>
     <w:tblStylePr w:type="firstRow">
       <w:rPr>
+        <w:rFonts w:eastAsia="黑体"/>
         <w:b/>
         <w:bCs/>
         <w:color w:themeColor="background1" w:val="FFFFFF"/>
@@ -14131,6 +14742,7 @@
     </w:tblStylePr>
     <w:tblStylePr w:type="lastRow">
       <w:rPr>
+        <w:rFonts w:eastAsia="黑体"/>
         <w:b/>
         <w:bCs/>
         <w:color w:themeColor="accent3" w:themeShade="CC" w:val="7E9C40"/>
@@ -14145,12 +14757,14 @@
     </w:tblStylePr>
     <w:tblStylePr w:type="firstCol">
       <w:rPr>
+        <w:rFonts w:eastAsia="黑体"/>
         <w:b/>
         <w:bCs/>
       </w:rPr>
     </w:tblStylePr>
     <w:tblStylePr w:type="lastCol">
       <w:rPr>
+        <w:rFonts w:eastAsia="黑体"/>
         <w:b/>
         <w:bCs/>
       </w:rPr>
@@ -14185,6 +14799,7 @@
       <w:spacing w:after="0" w:line="240" w:lineRule="auto"/>
     </w:pPr>
     <w:rPr>
+      <w:rFonts w:eastAsia="黑体"/>
       <w:color w:themeColor="text1" w:val="000000"/>
     </w:rPr>
     <w:tblPr>
@@ -14203,6 +14818,7 @@
     </w:tcPr>
     <w:tblStylePr w:type="firstRow">
       <w:rPr>
+        <w:rFonts w:eastAsia="黑体"/>
         <w:b/>
         <w:bCs/>
         <w:color w:themeColor="background1" w:val="FFFFFF"/>
@@ -14217,6 +14833,7 @@
     </w:tblStylePr>
     <w:tblStylePr w:type="lastRow">
       <w:rPr>
+        <w:rFonts w:eastAsia="黑体"/>
         <w:b/>
         <w:bCs/>
         <w:color w:themeColor="accent6" w:themeShade="CC" w:val="F2730A"/>
@@ -14231,12 +14848,14 @@
     </w:tblStylePr>
     <w:tblStylePr w:type="firstCol">
       <w:rPr>
+        <w:rFonts w:eastAsia="黑体"/>
         <w:b/>
         <w:bCs/>
       </w:rPr>
     </w:tblStylePr>
     <w:tblStylePr w:type="lastCol">
       <w:rPr>
+        <w:rFonts w:eastAsia="黑体"/>
         <w:b/>
         <w:bCs/>
       </w:rPr>
@@ -14271,6 +14890,7 @@
       <w:spacing w:after="0" w:line="240" w:lineRule="auto"/>
     </w:pPr>
     <w:rPr>
+      <w:rFonts w:eastAsia="黑体"/>
       <w:color w:themeColor="text1" w:val="000000"/>
     </w:rPr>
     <w:tblPr>
@@ -14289,6 +14909,7 @@
     </w:tcPr>
     <w:tblStylePr w:type="firstRow">
       <w:rPr>
+        <w:rFonts w:eastAsia="黑体"/>
         <w:b/>
         <w:bCs/>
         <w:color w:themeColor="background1" w:val="FFFFFF"/>
@@ -14303,6 +14924,7 @@
     </w:tblStylePr>
     <w:tblStylePr w:type="lastRow">
       <w:rPr>
+        <w:rFonts w:eastAsia="黑体"/>
         <w:b/>
         <w:bCs/>
         <w:color w:themeColor="accent5" w:themeShade="CC" w:val="348DA5"/>
@@ -14317,12 +14939,14 @@
     </w:tblStylePr>
     <w:tblStylePr w:type="firstCol">
       <w:rPr>
+        <w:rFonts w:eastAsia="黑体"/>
         <w:b/>
         <w:bCs/>
       </w:rPr>
     </w:tblStylePr>
     <w:tblStylePr w:type="lastCol">
       <w:rPr>
+        <w:rFonts w:eastAsia="黑体"/>
         <w:b/>
         <w:bCs/>
       </w:rPr>
@@ -14357,6 +14981,7 @@
       <w:spacing w:after="0" w:line="240" w:lineRule="auto"/>
     </w:pPr>
     <w:rPr>
+      <w:rFonts w:eastAsia="黑体"/>
       <w:color w:themeColor="text1" w:val="000000"/>
     </w:rPr>
     <w:tblPr>
@@ -14378,6 +15003,7 @@
     </w:tcPr>
     <w:tblStylePr w:type="firstRow">
       <w:rPr>
+        <w:rFonts w:eastAsia="黑体"/>
         <w:b/>
         <w:bCs/>
       </w:rPr>
@@ -14388,6 +15014,7 @@
     </w:tblStylePr>
     <w:tblStylePr w:type="lastRow">
       <w:rPr>
+        <w:rFonts w:eastAsia="黑体"/>
         <w:b/>
         <w:bCs/>
         <w:color w:themeColor="text1" w:val="000000"/>
@@ -14399,6 +15026,7 @@
     </w:tblStylePr>
     <w:tblStylePr w:type="firstCol">
       <w:rPr>
+        <w:rFonts w:eastAsia="黑体"/>
         <w:color w:themeColor="background1" w:val="FFFFFF"/>
       </w:rPr>
       <w:tblPr/>
@@ -14408,6 +15036,7 @@
     </w:tblStylePr>
     <w:tblStylePr w:type="lastCol">
       <w:rPr>
+        <w:rFonts w:eastAsia="黑体"/>
         <w:color w:themeColor="background1" w:val="FFFFFF"/>
       </w:rPr>
       <w:tblPr/>
@@ -14437,6 +15066,7 @@
       <w:spacing w:after="0" w:line="240" w:lineRule="auto"/>
     </w:pPr>
     <w:rPr>
+      <w:rFonts w:eastAsia="黑体"/>
       <w:color w:themeColor="text1" w:val="000000"/>
     </w:rPr>
     <w:tblPr>
@@ -14458,6 +15088,7 @@
     </w:tcPr>
     <w:tblStylePr w:type="firstRow">
       <w:rPr>
+        <w:rFonts w:eastAsia="黑体"/>
         <w:b/>
         <w:bCs/>
       </w:rPr>
@@ -14468,6 +15099,7 @@
     </w:tblStylePr>
     <w:tblStylePr w:type="lastRow">
       <w:rPr>
+        <w:rFonts w:eastAsia="黑体"/>
         <w:b/>
         <w:bCs/>
         <w:color w:themeColor="text1" w:val="000000"/>
@@ -14479,6 +15111,7 @@
     </w:tblStylePr>
     <w:tblStylePr w:type="firstCol">
       <w:rPr>
+        <w:rFonts w:eastAsia="黑体"/>
         <w:color w:themeColor="background1" w:val="FFFFFF"/>
       </w:rPr>
       <w:tblPr/>
@@ -14488,6 +15121,7 @@
     </w:tblStylePr>
     <w:tblStylePr w:type="lastCol">
       <w:rPr>
+        <w:rFonts w:eastAsia="黑体"/>
         <w:color w:themeColor="background1" w:val="FFFFFF"/>
       </w:rPr>
       <w:tblPr/>
@@ -14517,6 +15151,7 @@
       <w:spacing w:after="0" w:line="240" w:lineRule="auto"/>
     </w:pPr>
     <w:rPr>
+      <w:rFonts w:eastAsia="黑体"/>
       <w:color w:themeColor="text1" w:val="000000"/>
     </w:rPr>
     <w:tblPr>
@@ -14538,6 +15173,7 @@
     </w:tcPr>
     <w:tblStylePr w:type="firstRow">
       <w:rPr>
+        <w:rFonts w:eastAsia="黑体"/>
         <w:b/>
         <w:bCs/>
       </w:rPr>
@@ -14548,6 +15184,7 @@
     </w:tblStylePr>
     <w:tblStylePr w:type="lastRow">
       <w:rPr>
+        <w:rFonts w:eastAsia="黑体"/>
         <w:b/>
         <w:bCs/>
         <w:color w:themeColor="text1" w:val="000000"/>
@@ -14559,6 +15196,7 @@
     </w:tblStylePr>
     <w:tblStylePr w:type="firstCol">
       <w:rPr>
+        <w:rFonts w:eastAsia="黑体"/>
         <w:color w:themeColor="background1" w:val="FFFFFF"/>
       </w:rPr>
       <w:tblPr/>
@@ -14568,6 +15206,7 @@
     </w:tblStylePr>
     <w:tblStylePr w:type="lastCol">
       <w:rPr>
+        <w:rFonts w:eastAsia="黑体"/>
         <w:color w:themeColor="background1" w:val="FFFFFF"/>
       </w:rPr>
       <w:tblPr/>
@@ -14597,6 +15236,7 @@
       <w:spacing w:after="0" w:line="240" w:lineRule="auto"/>
     </w:pPr>
     <w:rPr>
+      <w:rFonts w:eastAsia="黑体"/>
       <w:color w:themeColor="text1" w:val="000000"/>
     </w:rPr>
     <w:tblPr>
@@ -14618,6 +15258,7 @@
     </w:tcPr>
     <w:tblStylePr w:type="firstRow">
       <w:rPr>
+        <w:rFonts w:eastAsia="黑体"/>
         <w:b/>
         <w:bCs/>
       </w:rPr>
@@ -14628,6 +15269,7 @@
     </w:tblStylePr>
     <w:tblStylePr w:type="lastRow">
       <w:rPr>
+        <w:rFonts w:eastAsia="黑体"/>
         <w:b/>
         <w:bCs/>
         <w:color w:themeColor="text1" w:val="000000"/>
@@ -14639,6 +15281,7 @@
     </w:tblStylePr>
     <w:tblStylePr w:type="firstCol">
       <w:rPr>
+        <w:rFonts w:eastAsia="黑体"/>
         <w:color w:themeColor="background1" w:val="FFFFFF"/>
       </w:rPr>
       <w:tblPr/>
@@ -14648,6 +15291,7 @@
     </w:tblStylePr>
     <w:tblStylePr w:type="lastCol">
       <w:rPr>
+        <w:rFonts w:eastAsia="黑体"/>
         <w:color w:themeColor="background1" w:val="FFFFFF"/>
       </w:rPr>
       <w:tblPr/>
@@ -14677,6 +15321,7 @@
       <w:spacing w:after="0" w:line="240" w:lineRule="auto"/>
     </w:pPr>
     <w:rPr>
+      <w:rFonts w:eastAsia="黑体"/>
       <w:color w:themeColor="text1" w:val="000000"/>
     </w:rPr>
     <w:tblPr>
@@ -14698,6 +15343,7 @@
     </w:tcPr>
     <w:tblStylePr w:type="firstRow">
       <w:rPr>
+        <w:rFonts w:eastAsia="黑体"/>
         <w:b/>
         <w:bCs/>
       </w:rPr>
@@ -14708,6 +15354,7 @@
     </w:tblStylePr>
     <w:tblStylePr w:type="lastRow">
       <w:rPr>
+        <w:rFonts w:eastAsia="黑体"/>
         <w:b/>
         <w:bCs/>
         <w:color w:themeColor="text1" w:val="000000"/>
@@ -14719,6 +15366,7 @@
     </w:tblStylePr>
     <w:tblStylePr w:type="firstCol">
       <w:rPr>
+        <w:rFonts w:eastAsia="黑体"/>
         <w:color w:themeColor="background1" w:val="FFFFFF"/>
       </w:rPr>
       <w:tblPr/>
@@ -14728,6 +15376,7 @@
     </w:tblStylePr>
     <w:tblStylePr w:type="lastCol">
       <w:rPr>
+        <w:rFonts w:eastAsia="黑体"/>
         <w:color w:themeColor="background1" w:val="FFFFFF"/>
       </w:rPr>
       <w:tblPr/>
@@ -14757,6 +15406,7 @@
       <w:spacing w:after="0" w:line="240" w:lineRule="auto"/>
     </w:pPr>
     <w:rPr>
+      <w:rFonts w:eastAsia="黑体"/>
       <w:color w:themeColor="text1" w:val="000000"/>
     </w:rPr>
     <w:tblPr>
@@ -14778,6 +15428,7 @@
     </w:tcPr>
     <w:tblStylePr w:type="firstRow">
       <w:rPr>
+        <w:rFonts w:eastAsia="黑体"/>
         <w:b/>
         <w:bCs/>
       </w:rPr>
@@ -14788,6 +15439,7 @@
     </w:tblStylePr>
     <w:tblStylePr w:type="lastRow">
       <w:rPr>
+        <w:rFonts w:eastAsia="黑体"/>
         <w:b/>
         <w:bCs/>
         <w:color w:themeColor="text1" w:val="000000"/>
@@ -14799,6 +15451,7 @@
     </w:tblStylePr>
     <w:tblStylePr w:type="firstCol">
       <w:rPr>
+        <w:rFonts w:eastAsia="黑体"/>
         <w:color w:themeColor="background1" w:val="FFFFFF"/>
       </w:rPr>
       <w:tblPr/>
@@ -14808,6 +15461,7 @@
     </w:tblStylePr>
     <w:tblStylePr w:type="lastCol">
       <w:rPr>
+        <w:rFonts w:eastAsia="黑体"/>
         <w:color w:themeColor="background1" w:val="FFFFFF"/>
       </w:rPr>
       <w:tblPr/>
@@ -14837,6 +15491,7 @@
       <w:spacing w:after="0" w:line="240" w:lineRule="auto"/>
     </w:pPr>
     <w:rPr>
+      <w:rFonts w:eastAsia="黑体"/>
       <w:color w:themeColor="text1" w:val="000000"/>
     </w:rPr>
     <w:tblPr>
@@ -14858,6 +15513,7 @@
     </w:tcPr>
     <w:tblStylePr w:type="firstRow">
       <w:rPr>
+        <w:rFonts w:eastAsia="黑体"/>
         <w:b/>
         <w:bCs/>
       </w:rPr>
@@ -14868,6 +15524,7 @@
     </w:tblStylePr>
     <w:tblStylePr w:type="lastRow">
       <w:rPr>
+        <w:rFonts w:eastAsia="黑体"/>
         <w:b/>
         <w:bCs/>
         <w:color w:themeColor="text1" w:val="000000"/>
@@ -14879,6 +15536,7 @@
     </w:tblStylePr>
     <w:tblStylePr w:type="firstCol">
       <w:rPr>
+        <w:rFonts w:eastAsia="黑体"/>
         <w:color w:themeColor="background1" w:val="FFFFFF"/>
       </w:rPr>
       <w:tblPr/>
@@ -14888,6 +15546,7 @@
     </w:tblStylePr>
     <w:tblStylePr w:type="lastCol">
       <w:rPr>
+        <w:rFonts w:eastAsia="黑体"/>
         <w:color w:themeColor="background1" w:val="FFFFFF"/>
       </w:rPr>
       <w:tblPr/>
@@ -14920,6 +15579,7 @@
     <w:name w:val="KeywordTok"/>
     <w:basedOn w:val="VerbatimChar"/>
     <w:rPr>
+      <w:rFonts w:eastAsia="黑体"/>
       <w:b/>
       <w:color w:val="007020"/>
     </w:rPr>
@@ -14928,6 +15588,7 @@
     <w:name w:val="DataTypeTok"/>
     <w:basedOn w:val="VerbatimChar"/>
     <w:rPr>
+      <w:rFonts w:eastAsia="黑体"/>
       <w:color w:val="902000"/>
     </w:rPr>
   </w:style>
@@ -14935,6 +15596,7 @@
     <w:name w:val="DecValTok"/>
     <w:basedOn w:val="VerbatimChar"/>
     <w:rPr>
+      <w:rFonts w:eastAsia="黑体"/>
       <w:color w:val="40a070"/>
     </w:rPr>
   </w:style>
@@ -14942,6 +15604,7 @@
     <w:name w:val="BaseNTok"/>
     <w:basedOn w:val="VerbatimChar"/>
     <w:rPr>
+      <w:rFonts w:eastAsia="黑体"/>
       <w:color w:val="40a070"/>
     </w:rPr>
   </w:style>
@@ -14949,6 +15612,7 @@
     <w:name w:val="FloatTok"/>
     <w:basedOn w:val="VerbatimChar"/>
     <w:rPr>
+      <w:rFonts w:eastAsia="黑体"/>
       <w:color w:val="40a070"/>
     </w:rPr>
   </w:style>
@@ -14956,6 +15620,7 @@
     <w:name w:val="ConstantTok"/>
     <w:basedOn w:val="VerbatimChar"/>
     <w:rPr>
+      <w:rFonts w:eastAsia="黑体"/>
       <w:color w:val="880000"/>
     </w:rPr>
   </w:style>
@@ -14963,6 +15628,7 @@
     <w:name w:val="CharTok"/>
     <w:basedOn w:val="VerbatimChar"/>
     <w:rPr>
+      <w:rFonts w:eastAsia="黑体"/>
       <w:color w:val="4070a0"/>
     </w:rPr>
   </w:style>
@@ -14970,6 +15636,7 @@
     <w:name w:val="SpecialCharTok"/>
     <w:basedOn w:val="VerbatimChar"/>
     <w:rPr>
+      <w:rFonts w:eastAsia="黑体"/>
       <w:color w:val="4070a0"/>
     </w:rPr>
   </w:style>
@@ -14977,6 +15644,7 @@
     <w:name w:val="StringTok"/>
     <w:basedOn w:val="VerbatimChar"/>
     <w:rPr>
+      <w:rFonts w:eastAsia="黑体"/>
       <w:color w:val="4070a0"/>
     </w:rPr>
   </w:style>
@@ -14984,6 +15652,7 @@
     <w:name w:val="VerbatimStringTok"/>
     <w:basedOn w:val="VerbatimChar"/>
     <w:rPr>
+      <w:rFonts w:eastAsia="黑体"/>
       <w:color w:val="4070a0"/>
     </w:rPr>
   </w:style>
@@ -14991,6 +15660,7 @@
     <w:name w:val="SpecialStringTok"/>
     <w:basedOn w:val="VerbatimChar"/>
     <w:rPr>
+      <w:rFonts w:eastAsia="黑体"/>
       <w:color w:val="bb6688"/>
     </w:rPr>
   </w:style>
@@ -14998,6 +15668,7 @@
     <w:name w:val="ImportTok"/>
     <w:basedOn w:val="VerbatimChar"/>
     <w:rPr>
+      <w:rFonts w:eastAsia="黑体"/>
       <w:b/>
       <w:color w:val="008000"/>
     </w:rPr>
@@ -15006,6 +15677,7 @@
     <w:name w:val="CommentTok"/>
     <w:basedOn w:val="VerbatimChar"/>
     <w:rPr>
+      <w:rFonts w:eastAsia="黑体"/>
       <w:i/>
       <w:color w:val="60a0b0"/>
     </w:rPr>
@@ -15014,6 +15686,7 @@
     <w:name w:val="DocumentationTok"/>
     <w:basedOn w:val="VerbatimChar"/>
     <w:rPr>
+      <w:rFonts w:eastAsia="黑体"/>
       <w:i/>
       <w:color w:val="ba2121"/>
     </w:rPr>
@@ -15022,6 +15695,7 @@
     <w:name w:val="AnnotationTok"/>
     <w:basedOn w:val="VerbatimChar"/>
     <w:rPr>
+      <w:rFonts w:eastAsia="黑体"/>
       <w:b/>
       <w:i/>
       <w:color w:val="60a0b0"/>
@@ -15031,6 +15705,7 @@
     <w:name w:val="CommentVarTok"/>
     <w:basedOn w:val="VerbatimChar"/>
     <w:rPr>
+      <w:rFonts w:eastAsia="黑体"/>
       <w:b/>
       <w:i/>
       <w:color w:val="60a0b0"/>
@@ -15040,6 +15715,7 @@
     <w:name w:val="OtherTok"/>
     <w:basedOn w:val="VerbatimChar"/>
     <w:rPr>
+      <w:rFonts w:eastAsia="黑体"/>
       <w:color w:val="007020"/>
     </w:rPr>
   </w:style>
@@ -15047,6 +15723,7 @@
     <w:name w:val="FunctionTok"/>
     <w:basedOn w:val="VerbatimChar"/>
     <w:rPr>
+      <w:rFonts w:eastAsia="黑体"/>
       <w:color w:val="06287e"/>
     </w:rPr>
   </w:style>
@@ -15054,6 +15731,7 @@
     <w:name w:val="VariableTok"/>
     <w:basedOn w:val="VerbatimChar"/>
     <w:rPr>
+      <w:rFonts w:eastAsia="黑体"/>
       <w:color w:val="19177c"/>
     </w:rPr>
   </w:style>
@@ -15061,6 +15739,7 @@
     <w:name w:val="ControlFlowTok"/>
     <w:basedOn w:val="VerbatimChar"/>
     <w:rPr>
+      <w:rFonts w:eastAsia="黑体"/>
       <w:b/>
       <w:color w:val="007020"/>
     </w:rPr>
@@ -15069,6 +15748,7 @@
     <w:name w:val="OperatorTok"/>
     <w:basedOn w:val="VerbatimChar"/>
     <w:rPr>
+      <w:rFonts w:eastAsia="黑体"/>
       <w:color w:val="666666"/>
     </w:rPr>
   </w:style>
@@ -15076,18 +15756,22 @@
     <w:name w:val="BuiltInTok"/>
     <w:basedOn w:val="VerbatimChar"/>
     <w:rPr>
+      <w:rFonts w:eastAsia="黑体"/>
       <w:color w:val="008000"/>
     </w:rPr>
   </w:style>
   <w:style w:type="character" w:customStyle="1" w:styleId="ExtensionTok">
     <w:name w:val="ExtensionTok"/>
     <w:basedOn w:val="VerbatimChar"/>
-    <w:rPr/>
+    <w:rPr>
+      <w:rFonts w:eastAsia="黑体"/>
+    </w:rPr>
   </w:style>
   <w:style w:type="character" w:customStyle="1" w:styleId="PreprocessorTok">
     <w:name w:val="PreprocessorTok"/>
     <w:basedOn w:val="VerbatimChar"/>
     <w:rPr>
+      <w:rFonts w:eastAsia="黑体"/>
       <w:color w:val="bc7a00"/>
     </w:rPr>
   </w:style>
@@ -15095,18 +15779,22 @@
     <w:name w:val="AttributeTok"/>
     <w:basedOn w:val="VerbatimChar"/>
     <w:rPr>
+      <w:rFonts w:eastAsia="黑体"/>
       <w:color w:val="7d9029"/>
     </w:rPr>
   </w:style>
   <w:style w:type="character" w:customStyle="1" w:styleId="RegionMarkerTok">
     <w:name w:val="RegionMarkerTok"/>
     <w:basedOn w:val="VerbatimChar"/>
-    <w:rPr/>
+    <w:rPr>
+      <w:rFonts w:eastAsia="黑体"/>
+    </w:rPr>
   </w:style>
   <w:style w:type="character" w:customStyle="1" w:styleId="InformationTok">
     <w:name w:val="InformationTok"/>
     <w:basedOn w:val="VerbatimChar"/>
     <w:rPr>
+      <w:rFonts w:eastAsia="黑体"/>
       <w:b/>
       <w:i/>
       <w:color w:val="60a0b0"/>
@@ -15116,6 +15804,7 @@
     <w:name w:val="WarningTok"/>
     <w:basedOn w:val="VerbatimChar"/>
     <w:rPr>
+      <w:rFonts w:eastAsia="黑体"/>
       <w:b/>
       <w:i/>
       <w:color w:val="60a0b0"/>
@@ -15125,6 +15814,7 @@
     <w:name w:val="AlertTok"/>
     <w:basedOn w:val="VerbatimChar"/>
     <w:rPr>
+      <w:rFonts w:eastAsia="黑体"/>
       <w:b/>
       <w:color w:val="ff0000"/>
     </w:rPr>
@@ -15133,6 +15823,7 @@
     <w:name w:val="ErrorTok"/>
     <w:basedOn w:val="VerbatimChar"/>
     <w:rPr>
+      <w:rFonts w:eastAsia="黑体"/>
       <w:b/>
       <w:color w:val="ff0000"/>
     </w:rPr>
@@ -15140,7 +15831,9 @@
   <w:style w:type="character" w:customStyle="1" w:styleId="NormalTok">
     <w:name w:val="NormalTok"/>
     <w:basedOn w:val="VerbatimChar"/>
-    <w:rPr/>
+    <w:rPr>
+      <w:rFonts w:eastAsia="黑体"/>
+    </w:rPr>
   </w:style>
 </w:styles>
 </file>
@@ -15189,12 +15882,12 @@
     <a:fontScheme name="Office">
       <a:majorFont>
         <a:latin typeface="Calibri"/>
-        <a:ea typeface=""/>
+        <a:ea typeface="黑体"/>
         <a:cs typeface=""/>
         <a:font script="Jpan" typeface="ＭＳ ゴシック"/>
         <a:font script="Hang" typeface="맑은 고딕"/>
-        <a:font script="Hans" typeface="宋体"/>
-        <a:font script="Hant" typeface="新細明體"/>
+        <a:font script="Hans" typeface="黑体"/>
+        <a:font script="Hant" typeface="黑体"/>
         <a:font script="Arab" typeface="Times New Roman"/>
         <a:font script="Hebr" typeface="Times New Roman"/>
         <a:font script="Thai" typeface="Angsana New"/>
@@ -15224,12 +15917,12 @@
       </a:majorFont>
       <a:minorFont>
         <a:latin typeface="Cambria"/>
-        <a:ea typeface=""/>
+        <a:ea typeface="黑体"/>
         <a:cs typeface=""/>
         <a:font script="Jpan" typeface="ＭＳ 明朝"/>
         <a:font script="Hang" typeface="맑은 고딕"/>
-        <a:font script="Hans" typeface="宋体"/>
-        <a:font script="Hant" typeface="新細明體"/>
+        <a:font script="Hans" typeface="黑体"/>
+        <a:font script="Hant" typeface="黑体"/>
         <a:font script="Arab" typeface="Arial"/>
         <a:font script="Hebr" typeface="Arial"/>
         <a:font script="Thai" typeface="Cordia New"/>

--- a/09-通信电路/01-无线收发电路/LoRa收发电路/LoRa收发电路.docx
+++ b/09-通信电路/01-无线收发电路/LoRa收发电路/LoRa收发电路.docx
@@ -2811,7 +2811,7 @@
           <w:color w:val="555555"/>
           <w:sz w:val="21"/>
         </w:rPr>
-        <w:t>材料收集者：杜文杰，WX手机：19519196569，QQ:3478827729</w:t>
+        <w:t>材料收集者：杜文杰，微信/手机：19519196569，QQ:3478827729</w:t>
       </w:r>
     </w:p>
     <w:sectPr>
